--- a/docs/HBALS_paper.docx
+++ b/docs/HBALS_paper.docx
@@ -196,16 +196,7 @@
     </w:p>
     <w:p>
       <w:r>
-        <w:t xml:space="preserve">Beyond the growing importance of the Bees Algorithm in solving complex routing problems, recent studies have shown that combining it with local search operators can play a significant role in improving solution quality. Among the most effective of these operators are 2-opt and </w:t>
-      </w:r>
-      <w:r>
-        <w:t>Lightweight 3-opt-style refinement</w:t>
-      </w:r>
-      <w:r>
-        <w:t xml:space="preserve">, which are widely used to refine initial tours and reduce TSP cycle length. </w:t>
-      </w:r>
-      <w:r>
-        <w:t>Previous studies have investigated the use of local-search operators such as 2-opt in Bees-Algorithm-based approaches for TSP improvement</w:t>
+        <w:t>Beyond the growing importance of the Bees Algorithm in solving complex routing problems, combining it with local-search operators is a common way to improve solution quality. Operators such as 2-opt and 3-opt are widely used to refine TSP tours and reduce tour length. HBALS uses 2-opt together with a lightweight 3-opt-style refinement rather than a full 3-opt neighborhood</w:t>
       </w:r>
       <w:r>
         <w:t>.</w:t>
@@ -247,12 +238,12 @@
     </w:p>
     <w:p>
       <w:r>
+        <w:t>In another study, Sahin (2023) proposed a hybrid approach combining the Bees Algorithm with the Nearest Neighbor method to improve the quality of the initial solution. This combination accelerated convergence and reduced performance variance across several TSP instances [3].</w:t>
+      </w:r>
+    </w:p>
+    <w:p>
+      <w:r>
         <w:lastRenderedPageBreak/>
-        <w:t>In another study, Sahin (2023) proposed a hybrid approach combining the Bees Algorithm with the Nearest Neighbor method to improve the quality of the initial solution. This combination accelerated convergence and reduced performance variance across several TSP instances [3].</w:t>
-      </w:r>
-    </w:p>
-    <w:p>
-      <w:r>
         <w:t xml:space="preserve">Similarly, </w:t>
       </w:r>
       <w:proofErr w:type="spellStart"/>
@@ -316,11 +307,7 @@
     </w:p>
     <w:p>
       <w:r>
-        <w:t xml:space="preserve">The Bees Algorithm is a population-based metaheuristic developed for solving both continuous and combinatorial optimization problems. It is inspired by the natural foraging behavior of honeybees searching for nectar, and it simulates the process of locating food sources and sharing information among bees within the hive [5, 6]. It belongs to the broader family of Swarm </w:t>
-      </w:r>
-      <w:r>
-        <w:lastRenderedPageBreak/>
-        <w:t>Intelligence algorithms, which draw inspiration from the collective behavior of organisms in nature.</w:t>
+        <w:t>The Bees Algorithm is a population-based metaheuristic developed for solving both continuous and combinatorial optimization problems. It is inspired by the natural foraging behavior of honeybees searching for nectar, and it simulates the process of locating food sources and sharing information among bees within the hive [5, 6]. It belongs to the broader family of Swarm Intelligence algorithms, which draw inspiration from the collective behavior of organisms in nature.</w:t>
       </w:r>
     </w:p>
     <w:p>
@@ -328,6 +315,7 @@
         <w:pStyle w:val="Heading2"/>
       </w:pPr>
       <w:r>
+        <w:lastRenderedPageBreak/>
         <w:t>3.2 Natural Bee Foraging Behavior</w:t>
       </w:r>
     </w:p>
@@ -506,7 +494,6 @@
     </w:p>
     <w:p>
       <w:r>
-        <w:lastRenderedPageBreak/>
         <w:t>The objective is to find a permutation of the cities that minimizes the total length of the closed tour:</w:t>
       </w:r>
     </w:p>
@@ -517,6 +504,7 @@
             <w:rPr>
               <w:rFonts w:ascii="Cambria Math" w:hAnsi="Cambria Math"/>
             </w:rPr>
+            <w:lastRenderedPageBreak/>
             <m:t>L</m:t>
           </m:r>
           <m:d>
@@ -878,7 +866,6 @@
         <w:pStyle w:val="Heading2"/>
       </w:pPr>
       <w:r>
-        <w:lastRenderedPageBreak/>
         <w:t xml:space="preserve">5.1 </w:t>
       </w:r>
       <w:r>
@@ -902,6 +889,7 @@
     </w:p>
     <w:p>
       <w:r>
+        <w:lastRenderedPageBreak/>
         <w:t xml:space="preserve">An initial population of </w:t>
       </w:r>
       <m:oMath>
@@ -944,15 +932,7 @@
         <w:t xml:space="preserve"> </w:t>
       </w:r>
       <w:r>
-        <w:t xml:space="preserve">tours </w:t>
-      </w:r>
-      <w:proofErr w:type="gramStart"/>
-      <w:r>
-        <w:t>is</w:t>
-      </w:r>
-      <w:proofErr w:type="gramEnd"/>
-      <w:r>
-        <w:t xml:space="preserve"> generated using a mixture of Nearest-Neighbor and random construction. With </w:t>
+        <w:t xml:space="preserve">tours is generated using a mixture of Nearest-Neighbor and random construction. With </w:t>
       </w:r>
       <m:oMath>
         <m:r>
@@ -1356,7 +1336,6 @@
           <w:b/>
           <w:bCs/>
         </w:rPr>
-        <w:lastRenderedPageBreak/>
         <w:t>Algorithm 1. Pseudocode of HBALS for the TSP</w:t>
       </w:r>
     </w:p>
@@ -1411,6 +1390,7 @@
                 <w:sz w:val="16"/>
                 <w:szCs w:val="16"/>
               </w:rPr>
+              <w:lastRenderedPageBreak/>
               <w:t xml:space="preserve">    TSP distance matrix D</w:t>
             </w:r>
           </w:p>
@@ -2024,53 +2004,101 @@
                 <w:sz w:val="16"/>
                 <w:szCs w:val="16"/>
               </w:rPr>
-              <w:t xml:space="preserve"> ← </w:t>
-            </w:r>
-            <w:proofErr w:type="gramStart"/>
+              <w:t xml:space="preserve"> ← min(int(</w:t>
+            </w:r>
+            <w:proofErr w:type="spellStart"/>
             <w:r>
               <w:rPr>
                 <w:rFonts w:ascii="Courier New" w:hAnsi="Courier New" w:cs="Courier New"/>
                 <w:sz w:val="16"/>
                 <w:szCs w:val="16"/>
               </w:rPr>
-              <w:t>min(int(</w:t>
-            </w:r>
-            <w:proofErr w:type="spellStart"/>
-            <w:proofErr w:type="gramEnd"/>
+              <w:t>current_ngh</w:t>
+            </w:r>
+            <w:proofErr w:type="spellEnd"/>
             <w:r>
               <w:rPr>
                 <w:rFonts w:ascii="Courier New" w:hAnsi="Courier New" w:cs="Courier New"/>
                 <w:sz w:val="16"/>
                 <w:szCs w:val="16"/>
               </w:rPr>
-              <w:t>current_ngh</w:t>
-            </w:r>
-            <w:proofErr w:type="spellEnd"/>
-            <w:r>
+              <w:t xml:space="preserve"> × β), floor(N / 2))</w:t>
+            </w:r>
+          </w:p>
+          <w:p>
+            <w:pPr>
+              <w:spacing w:line="240" w:lineRule="auto"/>
+              <w:ind w:firstLine="0"/>
+              <w:jc w:val="left"/>
               <w:rPr>
                 <w:rFonts w:ascii="Courier New" w:hAnsi="Courier New" w:cs="Courier New"/>
                 <w:sz w:val="16"/>
                 <w:szCs w:val="16"/>
               </w:rPr>
-              <w:t xml:space="preserve"> × β), </w:t>
-            </w:r>
-            <w:proofErr w:type="gramStart"/>
+            </w:pPr>
             <w:r>
               <w:rPr>
                 <w:rFonts w:ascii="Courier New" w:hAnsi="Courier New" w:cs="Courier New"/>
                 <w:sz w:val="16"/>
                 <w:szCs w:val="16"/>
               </w:rPr>
-              <w:t>floor(</w:t>
-            </w:r>
-            <w:proofErr w:type="gramEnd"/>
-            <w:r>
+              <w:t>9:      else</w:t>
+            </w:r>
+          </w:p>
+          <w:p>
+            <w:pPr>
+              <w:spacing w:line="240" w:lineRule="auto"/>
+              <w:ind w:firstLine="0"/>
+              <w:jc w:val="left"/>
               <w:rPr>
                 <w:rFonts w:ascii="Courier New" w:hAnsi="Courier New" w:cs="Courier New"/>
                 <w:sz w:val="16"/>
                 <w:szCs w:val="16"/>
               </w:rPr>
-              <w:t>N / 2))</w:t>
+            </w:pPr>
+            <w:r>
+              <w:rPr>
+                <w:rFonts w:ascii="Courier New" w:hAnsi="Courier New" w:cs="Courier New"/>
+                <w:sz w:val="16"/>
+                <w:szCs w:val="16"/>
+              </w:rPr>
+              <w:t xml:space="preserve">10:         </w:t>
+            </w:r>
+            <w:proofErr w:type="spellStart"/>
+            <w:r>
+              <w:rPr>
+                <w:rFonts w:ascii="Courier New" w:hAnsi="Courier New" w:cs="Courier New"/>
+                <w:sz w:val="16"/>
+                <w:szCs w:val="16"/>
+              </w:rPr>
+              <w:t>current_ngh</w:t>
+            </w:r>
+            <w:proofErr w:type="spellEnd"/>
+            <w:r>
+              <w:rPr>
+                <w:rFonts w:ascii="Courier New" w:hAnsi="Courier New" w:cs="Courier New"/>
+                <w:sz w:val="16"/>
+                <w:szCs w:val="16"/>
+              </w:rPr>
+              <w:t xml:space="preserve"> ← max(int(</w:t>
+            </w:r>
+            <w:proofErr w:type="spellStart"/>
+            <w:r>
+              <w:rPr>
+                <w:rFonts w:ascii="Courier New" w:hAnsi="Courier New" w:cs="Courier New"/>
+                <w:sz w:val="16"/>
+                <w:szCs w:val="16"/>
+              </w:rPr>
+              <w:t>current_ngh</w:t>
+            </w:r>
+            <w:proofErr w:type="spellEnd"/>
+            <w:r>
+              <w:rPr>
+                <w:rFonts w:ascii="Courier New" w:hAnsi="Courier New" w:cs="Courier New"/>
+                <w:sz w:val="16"/>
+                <w:szCs w:val="16"/>
+              </w:rPr>
+              <w:t xml:space="preserve"> × α), 1)</w:t>
             </w:r>
           </w:p>
           <w:p>
@@ -2090,7 +2118,7 @@
                 <w:sz w:val="16"/>
                 <w:szCs w:val="16"/>
               </w:rPr>
-              <w:t>9:      else</w:t>
+              <w:t>11:     end if</w:t>
             </w:r>
           </w:p>
           <w:p>
@@ -2104,59 +2132,65 @@
                 <w:szCs w:val="16"/>
               </w:rPr>
             </w:pPr>
-            <w:r>
+          </w:p>
+          <w:p>
+            <w:pPr>
+              <w:spacing w:line="240" w:lineRule="auto"/>
+              <w:ind w:firstLine="0"/>
+              <w:jc w:val="left"/>
               <w:rPr>
                 <w:rFonts w:ascii="Courier New" w:hAnsi="Courier New" w:cs="Courier New"/>
                 <w:sz w:val="16"/>
                 <w:szCs w:val="16"/>
               </w:rPr>
-              <w:t xml:space="preserve">10:         </w:t>
-            </w:r>
-            <w:proofErr w:type="spellStart"/>
+            </w:pPr>
             <w:r>
               <w:rPr>
                 <w:rFonts w:ascii="Courier New" w:hAnsi="Courier New" w:cs="Courier New"/>
                 <w:sz w:val="16"/>
                 <w:szCs w:val="16"/>
               </w:rPr>
-              <w:t>current_ngh</w:t>
-            </w:r>
-            <w:proofErr w:type="spellEnd"/>
-            <w:r>
+              <w:t>12:     Rank all solutions according to tour length</w:t>
+            </w:r>
+          </w:p>
+          <w:p>
+            <w:pPr>
+              <w:spacing w:line="240" w:lineRule="auto"/>
+              <w:ind w:firstLine="0"/>
+              <w:jc w:val="left"/>
               <w:rPr>
                 <w:rFonts w:ascii="Courier New" w:hAnsi="Courier New" w:cs="Courier New"/>
                 <w:sz w:val="16"/>
                 <w:szCs w:val="16"/>
               </w:rPr>
-              <w:t xml:space="preserve"> ← </w:t>
-            </w:r>
-            <w:proofErr w:type="gramStart"/>
+            </w:pPr>
             <w:r>
               <w:rPr>
                 <w:rFonts w:ascii="Courier New" w:hAnsi="Courier New" w:cs="Courier New"/>
                 <w:sz w:val="16"/>
                 <w:szCs w:val="16"/>
               </w:rPr>
-              <w:t>max(int(</w:t>
-            </w:r>
-            <w:proofErr w:type="spellStart"/>
-            <w:proofErr w:type="gramEnd"/>
-            <w:r>
+              <w:t>13:     Select the best e solutions as elite sites</w:t>
+            </w:r>
+          </w:p>
+          <w:p>
+            <w:pPr>
+              <w:spacing w:line="240" w:lineRule="auto"/>
+              <w:ind w:firstLine="0"/>
+              <w:jc w:val="left"/>
               <w:rPr>
                 <w:rFonts w:ascii="Courier New" w:hAnsi="Courier New" w:cs="Courier New"/>
                 <w:sz w:val="16"/>
                 <w:szCs w:val="16"/>
               </w:rPr>
-              <w:t>current_ngh</w:t>
-            </w:r>
-            <w:proofErr w:type="spellEnd"/>
+            </w:pPr>
             <w:r>
               <w:rPr>
                 <w:rFonts w:ascii="Courier New" w:hAnsi="Courier New" w:cs="Courier New"/>
                 <w:sz w:val="16"/>
                 <w:szCs w:val="16"/>
               </w:rPr>
-              <w:t xml:space="preserve"> × α), 1)</w:t>
+              <w:t>14:     Select the best m solutions as selected sites</w:t>
             </w:r>
           </w:p>
           <w:p>
@@ -2170,13 +2204,25 @@
                 <w:szCs w:val="16"/>
               </w:rPr>
             </w:pPr>
-            <w:r>
+          </w:p>
+          <w:p>
+            <w:pPr>
+              <w:spacing w:line="240" w:lineRule="auto"/>
+              <w:ind w:firstLine="0"/>
+              <w:jc w:val="left"/>
               <w:rPr>
                 <w:rFonts w:ascii="Courier New" w:hAnsi="Courier New" w:cs="Courier New"/>
                 <w:sz w:val="16"/>
                 <w:szCs w:val="16"/>
               </w:rPr>
-              <w:t>11:     end if</w:t>
+            </w:pPr>
+            <w:r>
+              <w:rPr>
+                <w:rFonts w:ascii="Courier New" w:hAnsi="Courier New" w:cs="Courier New"/>
+                <w:sz w:val="16"/>
+                <w:szCs w:val="16"/>
+              </w:rPr>
+              <w:t>15:     for each elite site do</w:t>
             </w:r>
           </w:p>
           <w:p>
@@ -2190,6 +2236,14 @@
                 <w:szCs w:val="16"/>
               </w:rPr>
             </w:pPr>
+            <w:r>
+              <w:rPr>
+                <w:rFonts w:ascii="Courier New" w:hAnsi="Courier New" w:cs="Courier New"/>
+                <w:sz w:val="16"/>
+                <w:szCs w:val="16"/>
+              </w:rPr>
+              <w:t>16:         Generate nep candidate solutions around the elite site</w:t>
+            </w:r>
           </w:p>
           <w:p>
             <w:pPr>
@@ -2208,7 +2262,25 @@
                 <w:sz w:val="16"/>
                 <w:szCs w:val="16"/>
               </w:rPr>
-              <w:t>12:     Rank all solutions according to tour length</w:t>
+              <w:t xml:space="preserve">17:         Apply </w:t>
+            </w:r>
+            <w:proofErr w:type="spellStart"/>
+            <w:r>
+              <w:rPr>
+                <w:rFonts w:ascii="Courier New" w:hAnsi="Courier New" w:cs="Courier New"/>
+                <w:sz w:val="16"/>
+                <w:szCs w:val="16"/>
+              </w:rPr>
+              <w:t>current_ngh</w:t>
+            </w:r>
+            <w:proofErr w:type="spellEnd"/>
+            <w:r>
+              <w:rPr>
+                <w:rFonts w:ascii="Courier New" w:hAnsi="Courier New" w:cs="Courier New"/>
+                <w:sz w:val="16"/>
+                <w:szCs w:val="16"/>
+              </w:rPr>
+              <w:t xml:space="preserve"> random-swap perturbations</w:t>
             </w:r>
           </w:p>
           <w:p>
@@ -2228,7 +2300,7 @@
                 <w:sz w:val="16"/>
                 <w:szCs w:val="16"/>
               </w:rPr>
-              <w:t>13:     Select the best e solutions as elite sites</w:t>
+              <w:t>18:         Apply 2-opt with probability 0.7</w:t>
             </w:r>
           </w:p>
           <w:p>
@@ -2248,7 +2320,7 @@
                 <w:sz w:val="16"/>
                 <w:szCs w:val="16"/>
               </w:rPr>
-              <w:t>14:     Select the best m solutions as selected sites</w:t>
+              <w:t>19:         Apply lightweight 3-opt-style refinement with probability 0.1</w:t>
             </w:r>
           </w:p>
           <w:p>
@@ -2262,6 +2334,14 @@
                 <w:szCs w:val="16"/>
               </w:rPr>
             </w:pPr>
+            <w:r>
+              <w:rPr>
+                <w:rFonts w:ascii="Courier New" w:hAnsi="Courier New" w:cs="Courier New"/>
+                <w:sz w:val="16"/>
+                <w:szCs w:val="16"/>
+              </w:rPr>
+              <w:t>20:     end for</w:t>
+            </w:r>
           </w:p>
           <w:p>
             <w:pPr>
@@ -2274,163 +2354,24 @@
                 <w:szCs w:val="16"/>
               </w:rPr>
             </w:pPr>
-            <w:r>
+          </w:p>
+          <w:p>
+            <w:pPr>
+              <w:spacing w:line="240" w:lineRule="auto"/>
+              <w:ind w:firstLine="0"/>
+              <w:jc w:val="left"/>
               <w:rPr>
                 <w:rFonts w:ascii="Courier New" w:hAnsi="Courier New" w:cs="Courier New"/>
                 <w:sz w:val="16"/>
                 <w:szCs w:val="16"/>
               </w:rPr>
-              <w:t>15:     for each elite site do</w:t>
-            </w:r>
-          </w:p>
-          <w:p>
-            <w:pPr>
-              <w:spacing w:line="240" w:lineRule="auto"/>
-              <w:ind w:firstLine="0"/>
-              <w:jc w:val="left"/>
+            </w:pPr>
+            <w:r>
               <w:rPr>
                 <w:rFonts w:ascii="Courier New" w:hAnsi="Courier New" w:cs="Courier New"/>
                 <w:sz w:val="16"/>
                 <w:szCs w:val="16"/>
               </w:rPr>
-            </w:pPr>
-            <w:r>
-              <w:rPr>
-                <w:rFonts w:ascii="Courier New" w:hAnsi="Courier New" w:cs="Courier New"/>
-                <w:sz w:val="16"/>
-                <w:szCs w:val="16"/>
-              </w:rPr>
-              <w:t>16:         Generate nep candidate solutions around the elite site</w:t>
-            </w:r>
-          </w:p>
-          <w:p>
-            <w:pPr>
-              <w:spacing w:line="240" w:lineRule="auto"/>
-              <w:ind w:firstLine="0"/>
-              <w:jc w:val="left"/>
-              <w:rPr>
-                <w:rFonts w:ascii="Courier New" w:hAnsi="Courier New" w:cs="Courier New"/>
-                <w:sz w:val="16"/>
-                <w:szCs w:val="16"/>
-              </w:rPr>
-            </w:pPr>
-            <w:r>
-              <w:rPr>
-                <w:rFonts w:ascii="Courier New" w:hAnsi="Courier New" w:cs="Courier New"/>
-                <w:sz w:val="16"/>
-                <w:szCs w:val="16"/>
-              </w:rPr>
-              <w:t xml:space="preserve">17:         Apply </w:t>
-            </w:r>
-            <w:proofErr w:type="spellStart"/>
-            <w:r>
-              <w:rPr>
-                <w:rFonts w:ascii="Courier New" w:hAnsi="Courier New" w:cs="Courier New"/>
-                <w:sz w:val="16"/>
-                <w:szCs w:val="16"/>
-              </w:rPr>
-              <w:t>current_ngh</w:t>
-            </w:r>
-            <w:proofErr w:type="spellEnd"/>
-            <w:r>
-              <w:rPr>
-                <w:rFonts w:ascii="Courier New" w:hAnsi="Courier New" w:cs="Courier New"/>
-                <w:sz w:val="16"/>
-                <w:szCs w:val="16"/>
-              </w:rPr>
-              <w:t xml:space="preserve"> random-swap perturbations</w:t>
-            </w:r>
-          </w:p>
-          <w:p>
-            <w:pPr>
-              <w:spacing w:line="240" w:lineRule="auto"/>
-              <w:ind w:firstLine="0"/>
-              <w:jc w:val="left"/>
-              <w:rPr>
-                <w:rFonts w:ascii="Courier New" w:hAnsi="Courier New" w:cs="Courier New"/>
-                <w:sz w:val="16"/>
-                <w:szCs w:val="16"/>
-              </w:rPr>
-            </w:pPr>
-            <w:r>
-              <w:rPr>
-                <w:rFonts w:ascii="Courier New" w:hAnsi="Courier New" w:cs="Courier New"/>
-                <w:sz w:val="16"/>
-                <w:szCs w:val="16"/>
-              </w:rPr>
-              <w:t>18:         Apply 2-opt with probability 0.7</w:t>
-            </w:r>
-          </w:p>
-          <w:p>
-            <w:pPr>
-              <w:spacing w:line="240" w:lineRule="auto"/>
-              <w:ind w:firstLine="0"/>
-              <w:jc w:val="left"/>
-              <w:rPr>
-                <w:rFonts w:ascii="Courier New" w:hAnsi="Courier New" w:cs="Courier New"/>
-                <w:sz w:val="16"/>
-                <w:szCs w:val="16"/>
-              </w:rPr>
-            </w:pPr>
-            <w:r>
-              <w:rPr>
-                <w:rFonts w:ascii="Courier New" w:hAnsi="Courier New" w:cs="Courier New"/>
-                <w:sz w:val="16"/>
-                <w:szCs w:val="16"/>
-              </w:rPr>
-              <w:t>19:         Apply lightweight 3-opt-style refinement with probability 0.1</w:t>
-            </w:r>
-          </w:p>
-          <w:p>
-            <w:pPr>
-              <w:spacing w:line="240" w:lineRule="auto"/>
-              <w:ind w:firstLine="0"/>
-              <w:jc w:val="left"/>
-              <w:rPr>
-                <w:rFonts w:ascii="Courier New" w:hAnsi="Courier New" w:cs="Courier New"/>
-                <w:sz w:val="16"/>
-                <w:szCs w:val="16"/>
-              </w:rPr>
-            </w:pPr>
-            <w:r>
-              <w:rPr>
-                <w:rFonts w:ascii="Courier New" w:hAnsi="Courier New" w:cs="Courier New"/>
-                <w:sz w:val="16"/>
-                <w:szCs w:val="16"/>
-              </w:rPr>
-              <w:t>20:     end for</w:t>
-            </w:r>
-          </w:p>
-          <w:p>
-            <w:pPr>
-              <w:spacing w:line="240" w:lineRule="auto"/>
-              <w:ind w:firstLine="0"/>
-              <w:jc w:val="left"/>
-              <w:rPr>
-                <w:rFonts w:ascii="Courier New" w:hAnsi="Courier New" w:cs="Courier New"/>
-                <w:sz w:val="16"/>
-                <w:szCs w:val="16"/>
-              </w:rPr>
-            </w:pPr>
-          </w:p>
-          <w:p>
-            <w:pPr>
-              <w:spacing w:line="240" w:lineRule="auto"/>
-              <w:ind w:firstLine="0"/>
-              <w:jc w:val="left"/>
-              <w:rPr>
-                <w:rFonts w:ascii="Courier New" w:hAnsi="Courier New" w:cs="Courier New"/>
-                <w:sz w:val="16"/>
-                <w:szCs w:val="16"/>
-              </w:rPr>
-            </w:pPr>
-            <w:r>
-              <w:rPr>
-                <w:rFonts w:ascii="Courier New" w:hAnsi="Courier New" w:cs="Courier New"/>
-                <w:sz w:val="16"/>
-                <w:szCs w:val="16"/>
-              </w:rPr>
-              <w:lastRenderedPageBreak/>
               <w:t>21:     for each non-elite selected site do</w:t>
             </w:r>
           </w:p>
@@ -2497,37 +2438,10 @@
                 <w:sz w:val="16"/>
                 <w:szCs w:val="16"/>
               </w:rPr>
-              <w:t xml:space="preserve">23:         Apply </w:t>
-            </w:r>
-            <w:proofErr w:type="gramStart"/>
-            <w:r>
-              <w:rPr>
-                <w:rFonts w:ascii="Courier New" w:hAnsi="Courier New" w:cs="Courier New"/>
-                <w:sz w:val="16"/>
-                <w:szCs w:val="16"/>
-              </w:rPr>
-              <w:t>max(</w:t>
-            </w:r>
-            <w:proofErr w:type="gramEnd"/>
-            <w:r>
-              <w:rPr>
-                <w:rFonts w:ascii="Courier New" w:hAnsi="Courier New" w:cs="Courier New"/>
-                <w:sz w:val="16"/>
-                <w:szCs w:val="16"/>
-              </w:rPr>
-              <w:t xml:space="preserve">1, </w:t>
-            </w:r>
-            <w:proofErr w:type="gramStart"/>
-            <w:r>
-              <w:rPr>
-                <w:rFonts w:ascii="Courier New" w:hAnsi="Courier New" w:cs="Courier New"/>
-                <w:sz w:val="16"/>
-                <w:szCs w:val="16"/>
-              </w:rPr>
-              <w:t>floor(</w:t>
+              <w:lastRenderedPageBreak/>
+              <w:t>23:         Apply max(1, floor(</w:t>
             </w:r>
             <w:proofErr w:type="spellStart"/>
-            <w:proofErr w:type="gramEnd"/>
             <w:r>
               <w:rPr>
                 <w:rFonts w:ascii="Courier New" w:hAnsi="Courier New" w:cs="Courier New"/>
@@ -2732,25 +2646,7 @@
                 <w:sz w:val="16"/>
                 <w:szCs w:val="16"/>
               </w:rPr>
-              <w:t xml:space="preserve">29:     if the new best solution improves the global </w:t>
-            </w:r>
-            <w:proofErr w:type="gramStart"/>
-            <w:r>
-              <w:rPr>
-                <w:rFonts w:ascii="Courier New" w:hAnsi="Courier New" w:cs="Courier New"/>
-                <w:sz w:val="16"/>
-                <w:szCs w:val="16"/>
-              </w:rPr>
-              <w:t>best</w:t>
-            </w:r>
-            <w:proofErr w:type="gramEnd"/>
-            <w:r>
-              <w:rPr>
-                <w:rFonts w:ascii="Courier New" w:hAnsi="Courier New" w:cs="Courier New"/>
-                <w:sz w:val="16"/>
-                <w:szCs w:val="16"/>
-              </w:rPr>
-              <w:t xml:space="preserve"> then</w:t>
+              <w:t>29:     if the new best solution improves the global best then</w:t>
             </w:r>
           </w:p>
           <w:p>
@@ -3121,7 +3017,6 @@
         <w:pStyle w:val="CAPTIONS"/>
       </w:pPr>
       <w:r>
-        <w:lastRenderedPageBreak/>
         <w:t>Table 1. Selected parameters and configuration of the HBALS fast preset</w:t>
       </w:r>
     </w:p>
@@ -3176,6 +3071,7 @@
                 <w:b/>
                 <w:bCs/>
               </w:rPr>
+              <w:lastRenderedPageBreak/>
               <w:t>Parameter</w:t>
             </w:r>
           </w:p>
@@ -4129,7 +4025,6 @@
         <w:pStyle w:val="Heading2"/>
       </w:pPr>
       <w:r>
-        <w:lastRenderedPageBreak/>
         <w:t>6.4 HBALS Performance Results</w:t>
       </w:r>
     </w:p>
@@ -4197,6 +4092,7 @@
                 <w:b/>
                 <w:bCs/>
               </w:rPr>
+              <w:lastRenderedPageBreak/>
               <w:t>Dataset</w:t>
             </w:r>
           </w:p>
@@ -6109,7 +6005,6 @@
           <w:sz w:val="20"/>
           <w:szCs w:val="20"/>
         </w:rPr>
-        <w:lastRenderedPageBreak/>
         <w:t>Note:</w:t>
       </w:r>
       <w:r>
@@ -6160,6 +6055,7 @@
     </w:p>
     <w:p>
       <w:r>
+        <w:lastRenderedPageBreak/>
         <w:t>The baseline methods were not configured with identical internal parameters because each algorithm uses a different search mechanism. Instead, the experiments used the parameter configurations implemented in the accompanying repository, while keeping the number of independent runs and the maximum iteration budget consistent across methods. Therefore, the comparison evaluates the performance of the implemented configurations rather than claiming equivalence of all algorithmic computational operations.</w:t>
       </w:r>
     </w:p>
@@ -8738,7 +8634,6 @@
               <w:jc w:val="center"/>
             </w:pPr>
             <w:r>
-              <w:lastRenderedPageBreak/>
               <w:t>kroA100</w:t>
             </w:r>
           </w:p>
@@ -8995,6 +8890,7 @@
               <w:jc w:val="center"/>
             </w:pPr>
             <w:r>
+              <w:lastRenderedPageBreak/>
               <w:t>ch150</w:t>
             </w:r>
           </w:p>
@@ -10353,11 +10249,7 @@
     </w:p>
     <w:p>
       <w:r>
-        <w:t xml:space="preserve">A Friedman test was conducted on the mean tour lengths across the six benchmark instances to examine whether the five algorithms exhibited statistically different performance. The test </w:t>
-      </w:r>
-      <w:r>
-        <w:lastRenderedPageBreak/>
-        <w:t xml:space="preserve">indicated a statistically significant difference among the algorithms </w:t>
+        <w:t xml:space="preserve">A Friedman test was conducted on the mean tour lengths across the six benchmark instances to examine whether the five algorithms exhibited statistically different performance. The test indicated a statistically significant difference among the algorithms </w:t>
       </w:r>
       <m:oMath>
         <m:sSup>
@@ -10411,6 +10303,7 @@
           <w:rPr>
             <w:rFonts w:ascii="Cambria Math" w:hAnsi="Cambria Math"/>
           </w:rPr>
+          <w:lastRenderedPageBreak/>
           <m:t>p=0.009</m:t>
         </m:r>
       </m:oMath>
@@ -10550,8 +10443,11 @@
     </w:p>
     <w:p>
       <w:r>
+        <w:t xml:space="preserve">The results are consistent with the intended role of these components: Nearest-Neighbor initialization provides a set of relatively structured starting solutions, while random initialization preserves additional diversity. Elite-site search increases exploitation around promising tours, </w:t>
+      </w:r>
+      <w:r>
         <w:lastRenderedPageBreak/>
-        <w:t>The results are consistent with the intended role of these components: Nearest-Neighbor initialization provides a set of relatively structured starting solutions, while random initialization preserves additional diversity. Elite-site search increases exploitation around promising tours, whereas selected-site search provides a lighter form of exploration. The adaptive neighborhood mechanism changes the perturbation intensity according to recent progress. Because the current study evaluates the complete hybrid configuration without ablation experiments, the individual contribution of these components cannot be isolated</w:t>
+        <w:t>whereas selected-site search provides a lighter form of exploration. The adaptive neighborhood mechanism changes the perturbation intensity according to recent progress. Because the current study evaluates the complete hybrid configuration without ablation experiments, the individual contribution of these components cannot be isolated</w:t>
       </w:r>
       <w:r>
         <w:t>.</w:t>
@@ -10766,7 +10662,6 @@
         <w:pStyle w:val="Heading2"/>
       </w:pPr>
       <w:r>
-        <w:lastRenderedPageBreak/>
         <w:t>7.4 Stability and Convergence Analysis</w:t>
       </w:r>
     </w:p>
@@ -10780,6 +10675,7 @@
     </w:p>
     <w:p>
       <w:r>
+        <w:lastRenderedPageBreak/>
         <w:t>Across the 20 independent runs, HBALS showed relatively small standard deviations on the tested instances. This indicates limited variation in the best solution quality obtained across runs. However, the observed stability is specific to the selected benchmark instances and parameter configuration and should not be generalized beyond the present experiments</w:t>
       </w:r>
       <w:r>
@@ -13935,11 +13831,7 @@
       </w:r>
       <w:proofErr w:type="spellEnd"/>
       <w:r>
-        <w:t xml:space="preserve"> et al. (2024) [2] reported a </w:t>
-      </w:r>
-      <w:r>
-        <w:lastRenderedPageBreak/>
-        <w:t>mean gap of 3.46%. HBALS therefore provides a competitive result but does not achieve the best reported performance for this instance</w:t>
+        <w:t xml:space="preserve"> et al. (2024) [2] reported a mean gap of 3.46%. HBALS therefore provides a competitive result but does not achieve the best reported performance for this instance</w:t>
       </w:r>
       <w:r>
         <w:t>.</w:t>
@@ -13962,6 +13854,7 @@
     </w:p>
     <w:p>
       <w:r>
+        <w:lastRenderedPageBreak/>
         <w:t xml:space="preserve">On ch150, HBALS obtained a best value of 6570 and a mean value of 6627.95, corresponding to a mean gap of 1.53% from the BKS of 6528. Sahin (2023) [3] reported a best value of 6552 and a mean value of 6554, both of which are closer to the BKS. </w:t>
       </w:r>
       <w:proofErr w:type="spellStart"/>
@@ -14042,11 +13935,14 @@
     </w:p>
     <w:p>
       <w:r>
+        <w:t xml:space="preserve">Under the experimental configuration used in this study, HBALS reached the best-known solution on eil51, berlin52, and st70 and produced solutions within 2.25% of the BKS in terms of mean tour length on the tested instances. </w:t>
+      </w:r>
+      <w:r>
+        <w:t xml:space="preserve">HBALS also obtained lower best-tour lengths than the implemented BA, ACO, GA, and PSO baselines on all six instances. Relative to the implemented BA baseline, the reduction in best-tour length ranged from 15.3% to 68.0%, with an arithmetic </w:t>
+      </w:r>
+      <w:r>
         <w:lastRenderedPageBreak/>
-        <w:t xml:space="preserve">Under the experimental configuration used in this study, HBALS reached the best-known solution on eil51, berlin52, and st70 and produced solutions within 2.25% of the BKS in terms of mean tour length on the tested instances. </w:t>
-      </w:r>
-      <w:r>
-        <w:t>HBALS also obtained lower best-tour lengths than the implemented BA, ACO, GA, and PSO baselines on all six instances. Relative to the implemented BA baseline, the reduction in best-tour length ranged from 15.3% to 68.0%, with an arithmetic mean reduction of 41.5% across the six instances</w:t>
+        <w:t>mean reduction of 41.5% across the six instances</w:t>
       </w:r>
       <w:r>
         <w:t xml:space="preserve">. A Friedman test indicated statistically significant differences among the five tested algorithm configurations </w:t>
@@ -14304,17 +14200,17 @@
     </w:p>
     <w:p>
       <w:r>
+        <w:t>Developing lower-complexity, higher-speed variants for large-scale TSP: using lighter local search or fast approximate variants to increase convergence speed.</w:t>
+      </w:r>
+    </w:p>
+    <w:p>
+      <w:r>
+        <w:t>Employing parallel and distributed versions of the algorithm: running the algorithm on multi-core processors or GPUs to increase efficiency on very large instances.</w:t>
+      </w:r>
+    </w:p>
+    <w:p>
+      <w:r>
         <w:lastRenderedPageBreak/>
-        <w:t>Developing lower-complexity, higher-speed variants for large-scale TSP: using lighter local search or fast approximate variants to increase convergence speed.</w:t>
-      </w:r>
-    </w:p>
-    <w:p>
-      <w:r>
-        <w:t>Employing parallel and distributed versions of the algorithm: running the algorithm on multi-core processors or GPUs to increase efficiency on very large instances.</w:t>
-      </w:r>
-    </w:p>
-    <w:p>
-      <w:r>
         <w:t>Combining BA with other algorithms such as PSO, GA, or ACO: building new hybrid variants that simultaneously leverage the advantages of multiple swarm-intelligence algorithms.</w:t>
       </w:r>
     </w:p>
@@ -14897,15 +14793,7 @@
         <w:ind w:left="284" w:hanging="284"/>
       </w:pPr>
       <w:r>
-        <w:t xml:space="preserve">[3] Sahin, M. Solving TSP by using combinatorial </w:t>
-      </w:r>
-      <w:proofErr w:type="gramStart"/>
-      <w:r>
-        <w:t>Bees</w:t>
-      </w:r>
-      <w:proofErr w:type="gramEnd"/>
-      <w:r>
-        <w:t xml:space="preserve"> algorithm with nearest neighbor method. Neural </w:t>
+        <w:t xml:space="preserve">[3] Sahin, M. Solving TSP by using combinatorial Bees algorithm with nearest neighbor method. Neural </w:t>
       </w:r>
       <w:proofErr w:type="spellStart"/>
       <w:r>
@@ -14994,15 +14882,7 @@
         <w:t xml:space="preserve">[6] </w:t>
       </w:r>
       <w:r>
-        <w:t xml:space="preserve">Ismail, A. H. (2021). Enhancing the </w:t>
-      </w:r>
-      <w:proofErr w:type="gramStart"/>
-      <w:r>
-        <w:t>bees</w:t>
-      </w:r>
-      <w:proofErr w:type="gramEnd"/>
-      <w:r>
-        <w:t xml:space="preserve"> algorithm using the </w:t>
+        <w:t xml:space="preserve">Ismail, A. H. (2021). Enhancing the bees algorithm using the </w:t>
       </w:r>
       <w:proofErr w:type="spellStart"/>
       <w:r>
@@ -15252,15 +15132,7 @@
       </w:r>
       <w:proofErr w:type="spellEnd"/>
       <w:r>
-        <w:t xml:space="preserve">, O. (2023). A new local search for the </w:t>
-      </w:r>
-      <w:proofErr w:type="gramStart"/>
-      <w:r>
-        <w:t>bees</w:t>
-      </w:r>
-      <w:proofErr w:type="gramEnd"/>
-      <w:r>
-        <w:t xml:space="preserve"> algorithm to optimize multiple traveling salesman problem. Intelligent Systems with Applications, 18, 200242. </w:t>
+        <w:t xml:space="preserve">, O. (2023). A new local search for the bees algorithm to optimize multiple traveling salesman problem. Intelligent Systems with Applications, 18, 200242. </w:t>
       </w:r>
       <w:hyperlink r:id="rId26" w:history="1">
         <w:r>

--- a/docs/HBALS_paper.docx
+++ b/docs/HBALS_paper.docx
@@ -14228,8 +14228,6 @@
       </w:r>
     </w:p>
     <w:p/>
-    <w:p/>
-    <w:p/>
     <w:p>
       <w:pPr>
         <w:pStyle w:val="Heading1"/>
@@ -14240,8 +14238,50 @@
     </w:p>
     <w:p>
       <w:r>
-        <w:t>The author thanks Dr. Masoud Bakravi for serving as the supervisor of the Computer Project course at Islamic Azad University, Ardabil, under which this work was carried out</w:t>
-      </w:r>
+        <w:t>The author thanks Dr. Masoud Bakravi for serving as the supervisor of the Computer Project course at Islamic Azad University, Ardabil, under which this work was carried out.</w:t>
+      </w:r>
+    </w:p>
+    <w:p>
+      <w:r>
+        <w:t>The author used ChatGPT (OpenAI) and Claude (Anthropic) for language editing and for feedback on the manuscript and repository documentation. The author reviewed and edited all content and takes full responsibility for the work.</w:t>
+      </w:r>
+    </w:p>
+    <w:p>
+      <w:pPr>
+        <w:pStyle w:val="Heading1"/>
+      </w:pPr>
+      <w:r>
+        <w:t>Conflict of interest</w:t>
+      </w:r>
+    </w:p>
+    <w:p>
+      <w:r>
+        <w:t>The author declares no competing interests</w:t>
+      </w:r>
+      <w:r>
+        <w:t>.</w:t>
+      </w:r>
+    </w:p>
+    <w:p>
+      <w:pPr>
+        <w:pStyle w:val="Heading1"/>
+      </w:pPr>
+      <w:r>
+        <w:t>Data and code availability</w:t>
+      </w:r>
+    </w:p>
+    <w:p>
+      <w:r>
+        <w:t xml:space="preserve">The source code, the TSPLIB benchmark instances used, and all experimental results and convergence plots are available at </w:t>
+      </w:r>
+      <w:hyperlink r:id="rId9" w:history="1">
+        <w:r>
+          <w:rPr>
+            <w:rStyle w:val="Hyperlink"/>
+          </w:rPr>
+          <w:t>https://github.com/ErfanKhadiv/HBALS-TSP</w:t>
+        </w:r>
+      </w:hyperlink>
       <w:r>
         <w:t>.</w:t>
       </w:r>
@@ -14299,80 +14339,6 @@
             <wp:extent cx="4762500" cy="2857500"/>
             <wp:effectExtent l="0" t="0" r="0" b="0"/>
             <wp:docPr id="1" name="Picture 1"/>
-            <wp:cNvGraphicFramePr>
-              <a:graphicFrameLocks xmlns:a="http://schemas.openxmlformats.org/drawingml/2006/main" noChangeAspect="1"/>
-            </wp:cNvGraphicFramePr>
-            <a:graphic xmlns:a="http://schemas.openxmlformats.org/drawingml/2006/main">
-              <a:graphicData uri="http://schemas.openxmlformats.org/drawingml/2006/picture">
-                <pic:pic xmlns:pic="http://schemas.openxmlformats.org/drawingml/2006/picture">
-                  <pic:nvPicPr>
-                    <pic:cNvPr id="0" name=""/>
-                    <pic:cNvPicPr>
-                      <a:picLocks noChangeAspect="1" noChangeArrowheads="1"/>
-                    </pic:cNvPicPr>
-                  </pic:nvPicPr>
-                  <pic:blipFill>
-                    <a:blip r:embed="rId9"/>
-                    <a:srcRect/>
-                    <a:stretch>
-                      <a:fillRect/>
-                    </a:stretch>
-                  </pic:blipFill>
-                  <pic:spPr bwMode="auto">
-                    <a:xfrm>
-                      <a:off x="0" y="0"/>
-                      <a:ext cx="4762500" cy="2857500"/>
-                    </a:xfrm>
-                    <a:prstGeom prst="rect">
-                      <a:avLst/>
-                    </a:prstGeom>
-                  </pic:spPr>
-                </pic:pic>
-              </a:graphicData>
-            </a:graphic>
-          </wp:inline>
-        </w:drawing>
-      </w:r>
-    </w:p>
-    <w:p>
-      <w:pPr>
-        <w:pStyle w:val="Heading2"/>
-      </w:pPr>
-      <w:r>
-        <w:t>Figure A</w:t>
-      </w:r>
-      <w:r>
-        <w:t>.2</w:t>
-      </w:r>
-      <w:r>
-        <w:t xml:space="preserve"> </w:t>
-      </w:r>
-      <w:r>
-        <w:t xml:space="preserve">Convergence of HBALS on the </w:t>
-      </w:r>
-      <w:r>
-        <w:t>berlin52</w:t>
-      </w:r>
-      <w:r>
-        <w:t xml:space="preserve"> TSPLIB instance over 20 independent runs</w:t>
-      </w:r>
-      <w:r>
-        <w:t xml:space="preserve"> </w:t>
-      </w:r>
-    </w:p>
-    <w:p>
-      <w:pPr>
-        <w:ind w:left="284" w:firstLine="0"/>
-      </w:pPr>
-      <w:r>
-        <w:rPr>
-          <w:noProof/>
-        </w:rPr>
-        <w:drawing>
-          <wp:inline distT="0" distB="0" distL="0" distR="0" wp14:anchorId="0DF3ED65" wp14:editId="61E6FD54">
-            <wp:extent cx="4762500" cy="2857500"/>
-            <wp:effectExtent l="0" t="0" r="0" b="0"/>
-            <wp:docPr id="1300105995" name="Picture 1300105995"/>
             <wp:cNvGraphicFramePr>
               <a:graphicFrameLocks xmlns:a="http://schemas.openxmlformats.org/drawingml/2006/main" noChangeAspect="1"/>
             </wp:cNvGraphicFramePr>
@@ -14413,11 +14379,10 @@
         <w:pStyle w:val="Heading2"/>
       </w:pPr>
       <w:r>
-        <w:lastRenderedPageBreak/>
         <w:t>Figure A</w:t>
       </w:r>
       <w:r>
-        <w:t>.3</w:t>
+        <w:t>.2</w:t>
       </w:r>
       <w:r>
         <w:t xml:space="preserve"> </w:t>
@@ -14426,7 +14391,7 @@
         <w:t xml:space="preserve">Convergence of HBALS on the </w:t>
       </w:r>
       <w:r>
-        <w:t>st70</w:t>
+        <w:t>berlin52</w:t>
       </w:r>
       <w:r>
         <w:t xml:space="preserve"> TSPLIB instance over 20 independent runs</w:t>
@@ -14444,10 +14409,10 @@
           <w:noProof/>
         </w:rPr>
         <w:drawing>
-          <wp:inline distT="0" distB="0" distL="0" distR="0" wp14:anchorId="75915DD9" wp14:editId="64CA41F8">
+          <wp:inline distT="0" distB="0" distL="0" distR="0" wp14:anchorId="0DF3ED65" wp14:editId="61E6FD54">
             <wp:extent cx="4762500" cy="2857500"/>
             <wp:effectExtent l="0" t="0" r="0" b="0"/>
-            <wp:docPr id="114936798" name="Picture 114936798"/>
+            <wp:docPr id="1300105995" name="Picture 1300105995"/>
             <wp:cNvGraphicFramePr>
               <a:graphicFrameLocks xmlns:a="http://schemas.openxmlformats.org/drawingml/2006/main" noChangeAspect="1"/>
             </wp:cNvGraphicFramePr>
@@ -14488,13 +14453,11 @@
         <w:pStyle w:val="Heading2"/>
       </w:pPr>
       <w:r>
+        <w:lastRenderedPageBreak/>
         <w:t>Figure A</w:t>
       </w:r>
       <w:r>
-        <w:t>.</w:t>
-      </w:r>
-      <w:r>
-        <w:t>4</w:t>
+        <w:t>.3</w:t>
       </w:r>
       <w:r>
         <w:t xml:space="preserve"> </w:t>
@@ -14503,16 +14466,13 @@
         <w:t xml:space="preserve">Convergence of HBALS on the </w:t>
       </w:r>
       <w:r>
-        <w:t>kro</w:t>
-      </w:r>
-      <w:r>
-        <w:t>A</w:t>
-      </w:r>
-      <w:r>
-        <w:t xml:space="preserve">100 </w:t>
-      </w:r>
-      <w:r>
-        <w:t>TSPLIB instance over 20 independent runs</w:t>
+        <w:t>st70</w:t>
+      </w:r>
+      <w:r>
+        <w:t xml:space="preserve"> TSPLIB instance over 20 independent runs</w:t>
+      </w:r>
+      <w:r>
+        <w:t xml:space="preserve"> </w:t>
       </w:r>
     </w:p>
     <w:p>
@@ -14524,10 +14484,10 @@
           <w:noProof/>
         </w:rPr>
         <w:drawing>
-          <wp:inline distT="0" distB="0" distL="0" distR="0" wp14:anchorId="3E51B5EA" wp14:editId="5FBC9E49">
+          <wp:inline distT="0" distB="0" distL="0" distR="0" wp14:anchorId="75915DD9" wp14:editId="64CA41F8">
             <wp:extent cx="4762500" cy="2857500"/>
             <wp:effectExtent l="0" t="0" r="0" b="0"/>
-            <wp:docPr id="1921857897" name="Picture 1921857897"/>
+            <wp:docPr id="114936798" name="Picture 114936798"/>
             <wp:cNvGraphicFramePr>
               <a:graphicFrameLocks xmlns:a="http://schemas.openxmlformats.org/drawingml/2006/main" noChangeAspect="1"/>
             </wp:cNvGraphicFramePr>
@@ -14568,11 +14528,13 @@
         <w:pStyle w:val="Heading2"/>
       </w:pPr>
       <w:r>
-        <w:lastRenderedPageBreak/>
         <w:t>Figure A</w:t>
       </w:r>
       <w:r>
-        <w:t>.5</w:t>
+        <w:t>.</w:t>
+      </w:r>
+      <w:r>
+        <w:t>4</w:t>
       </w:r>
       <w:r>
         <w:t xml:space="preserve"> </w:t>
@@ -14581,10 +14543,16 @@
         <w:t xml:space="preserve">Convergence of HBALS on the </w:t>
       </w:r>
       <w:r>
-        <w:t>ch150</w:t>
-      </w:r>
-      <w:r>
-        <w:t xml:space="preserve"> TSPLIB instance over 20 independent runs</w:t>
+        <w:t>kro</w:t>
+      </w:r>
+      <w:r>
+        <w:t>A</w:t>
+      </w:r>
+      <w:r>
+        <w:t xml:space="preserve">100 </w:t>
+      </w:r>
+      <w:r>
+        <w:t>TSPLIB instance over 20 independent runs</w:t>
       </w:r>
     </w:p>
     <w:p>
@@ -14596,10 +14564,10 @@
           <w:noProof/>
         </w:rPr>
         <w:drawing>
-          <wp:inline distT="0" distB="0" distL="0" distR="0" wp14:anchorId="62112CE9" wp14:editId="47F4D10B">
+          <wp:inline distT="0" distB="0" distL="0" distR="0" wp14:anchorId="3E51B5EA" wp14:editId="5FBC9E49">
             <wp:extent cx="4762500" cy="2857500"/>
             <wp:effectExtent l="0" t="0" r="0" b="0"/>
-            <wp:docPr id="1243525752" name="Picture 1243525752"/>
+            <wp:docPr id="1921857897" name="Picture 1921857897"/>
             <wp:cNvGraphicFramePr>
               <a:graphicFrameLocks xmlns:a="http://schemas.openxmlformats.org/drawingml/2006/main" noChangeAspect="1"/>
             </wp:cNvGraphicFramePr>
@@ -14640,10 +14608,11 @@
         <w:pStyle w:val="Heading2"/>
       </w:pPr>
       <w:r>
+        <w:lastRenderedPageBreak/>
         <w:t>Figure A</w:t>
       </w:r>
       <w:r>
-        <w:t>.6</w:t>
+        <w:t>.5</w:t>
       </w:r>
       <w:r>
         <w:t xml:space="preserve"> </w:t>
@@ -14652,7 +14621,7 @@
         <w:t xml:space="preserve">Convergence of HBALS on the </w:t>
       </w:r>
       <w:r>
-        <w:t>rat195</w:t>
+        <w:t>ch150</w:t>
       </w:r>
       <w:r>
         <w:t xml:space="preserve"> TSPLIB instance over 20 independent runs</w:t>
@@ -14667,10 +14636,10 @@
           <w:noProof/>
         </w:rPr>
         <w:drawing>
-          <wp:inline distT="0" distB="0" distL="0" distR="0" wp14:anchorId="16046A24" wp14:editId="4268A412">
+          <wp:inline distT="0" distB="0" distL="0" distR="0" wp14:anchorId="62112CE9" wp14:editId="47F4D10B">
             <wp:extent cx="4762500" cy="2857500"/>
             <wp:effectExtent l="0" t="0" r="0" b="0"/>
-            <wp:docPr id="1249941639" name="Picture 1249941639"/>
+            <wp:docPr id="1243525752" name="Picture 1243525752"/>
             <wp:cNvGraphicFramePr>
               <a:graphicFrameLocks xmlns:a="http://schemas.openxmlformats.org/drawingml/2006/main" noChangeAspect="1"/>
             </wp:cNvGraphicFramePr>
@@ -14708,6 +14677,77 @@
     </w:p>
     <w:p>
       <w:pPr>
+        <w:pStyle w:val="Heading2"/>
+      </w:pPr>
+      <w:r>
+        <w:t>Figure A</w:t>
+      </w:r>
+      <w:r>
+        <w:t>.6</w:t>
+      </w:r>
+      <w:r>
+        <w:t xml:space="preserve"> </w:t>
+      </w:r>
+      <w:r>
+        <w:t xml:space="preserve">Convergence of HBALS on the </w:t>
+      </w:r>
+      <w:r>
+        <w:t>rat195</w:t>
+      </w:r>
+      <w:r>
+        <w:t xml:space="preserve"> TSPLIB instance over 20 independent runs</w:t>
+      </w:r>
+    </w:p>
+    <w:p>
+      <w:pPr>
+        <w:ind w:left="284" w:firstLine="0"/>
+      </w:pPr>
+      <w:r>
+        <w:rPr>
+          <w:noProof/>
+        </w:rPr>
+        <w:drawing>
+          <wp:inline distT="0" distB="0" distL="0" distR="0" wp14:anchorId="16046A24" wp14:editId="4268A412">
+            <wp:extent cx="4762500" cy="2857500"/>
+            <wp:effectExtent l="0" t="0" r="0" b="0"/>
+            <wp:docPr id="1249941639" name="Picture 1249941639"/>
+            <wp:cNvGraphicFramePr>
+              <a:graphicFrameLocks xmlns:a="http://schemas.openxmlformats.org/drawingml/2006/main" noChangeAspect="1"/>
+            </wp:cNvGraphicFramePr>
+            <a:graphic xmlns:a="http://schemas.openxmlformats.org/drawingml/2006/main">
+              <a:graphicData uri="http://schemas.openxmlformats.org/drawingml/2006/picture">
+                <pic:pic xmlns:pic="http://schemas.openxmlformats.org/drawingml/2006/picture">
+                  <pic:nvPicPr>
+                    <pic:cNvPr id="0" name=""/>
+                    <pic:cNvPicPr>
+                      <a:picLocks noChangeAspect="1" noChangeArrowheads="1"/>
+                    </pic:cNvPicPr>
+                  </pic:nvPicPr>
+                  <pic:blipFill>
+                    <a:blip r:embed="rId15"/>
+                    <a:srcRect/>
+                    <a:stretch>
+                      <a:fillRect/>
+                    </a:stretch>
+                  </pic:blipFill>
+                  <pic:spPr bwMode="auto">
+                    <a:xfrm>
+                      <a:off x="0" y="0"/>
+                      <a:ext cx="4762500" cy="2857500"/>
+                    </a:xfrm>
+                    <a:prstGeom prst="rect">
+                      <a:avLst/>
+                    </a:prstGeom>
+                  </pic:spPr>
+                </pic:pic>
+              </a:graphicData>
+            </a:graphic>
+          </wp:inline>
+        </w:drawing>
+      </w:r>
+    </w:p>
+    <w:p>
+      <w:pPr>
         <w:ind w:left="284" w:firstLine="0"/>
       </w:pPr>
       <w:r>
@@ -14753,7 +14793,7 @@
       <w:r>
         <w:t xml:space="preserve">. 35. 268–308. </w:t>
       </w:r>
-      <w:hyperlink r:id="rId15" w:history="1">
+      <w:hyperlink r:id="rId16" w:history="1">
         <w:r>
           <w:rPr>
             <w:rStyle w:val="Hyperlink"/>
@@ -14778,7 +14818,7 @@
       <w:r>
         <w:t xml:space="preserve">, H.F.; Pham, D.T. A New Single-Parameter Bees Algorithm. Biomimetics 2024, 9, 634. </w:t>
       </w:r>
-      <w:hyperlink r:id="rId16" w:history="1">
+      <w:hyperlink r:id="rId17" w:history="1">
         <w:r>
           <w:rPr>
             <w:rStyle w:val="Hyperlink"/>
@@ -14811,7 +14851,7 @@
       <w:r>
         <w:t xml:space="preserve"> 35, 1863–1879 (2023). </w:t>
       </w:r>
-      <w:hyperlink r:id="rId17" w:history="1">
+      <w:hyperlink r:id="rId18" w:history="1">
         <w:r>
           <w:rPr>
             <w:rStyle w:val="Hyperlink"/>
@@ -14836,7 +14876,7 @@
       <w:r>
         <w:t xml:space="preserve">, H. F., Eker, F. M., Zeybek, S., &amp; Caterino, M. (2024). A Comparative Study of Reduced Parameter Versions of the Bees Algorithm for Traveling Salesman Problem. Journal of Integrated System, 7(1), 1–12. </w:t>
       </w:r>
-      <w:hyperlink r:id="rId18" w:history="1">
+      <w:hyperlink r:id="rId19" w:history="1">
         <w:r>
           <w:rPr>
             <w:rStyle w:val="Hyperlink"/>
@@ -14861,7 +14901,7 @@
       <w:r>
         <w:t xml:space="preserve">. Cogent Engineering, 10:2, 2278257. </w:t>
       </w:r>
-      <w:hyperlink r:id="rId19" w:history="1">
+      <w:hyperlink r:id="rId20" w:history="1">
         <w:r>
           <w:rPr>
             <w:rStyle w:val="Hyperlink"/>
@@ -14928,7 +14968,7 @@
       <w:r>
         <w:t xml:space="preserve">Seeley, T. D. (1995). The Wisdom of the Hive: The Social Physiology of Honey Bee Colonies. Cambridge, MA: Harvard University Press. </w:t>
       </w:r>
-      <w:hyperlink r:id="rId20" w:history="1">
+      <w:hyperlink r:id="rId21" w:history="1">
         <w:r>
           <w:rPr>
             <w:rStyle w:val="Hyperlink"/>
@@ -14986,7 +15026,7 @@
       <w:r>
         <w:t xml:space="preserve"> </w:t>
       </w:r>
-      <w:hyperlink r:id="rId21" w:history="1">
+      <w:hyperlink r:id="rId22" w:history="1">
         <w:r>
           <w:rPr>
             <w:rStyle w:val="Hyperlink"/>
@@ -15031,7 +15071,7 @@
       <w:r>
         <w:t xml:space="preserve"> </w:t>
       </w:r>
-      <w:hyperlink r:id="rId22" w:history="1">
+      <w:hyperlink r:id="rId23" w:history="1">
         <w:r>
           <w:rPr>
             <w:rStyle w:val="Hyperlink"/>
@@ -15059,7 +15099,7 @@
       <w:r>
         <w:t xml:space="preserve">, J. &amp; Seeley, T. (2005). The use of waggle dance information by honey bees throughout their foraging careers. Behavioral Ecology and Sociobiology, 59, 133–142. </w:t>
       </w:r>
-      <w:hyperlink r:id="rId23" w:history="1">
+      <w:hyperlink r:id="rId24" w:history="1">
         <w:r>
           <w:rPr>
             <w:rStyle w:val="Hyperlink"/>
@@ -15092,7 +15132,7 @@
       <w:r>
         <w:t xml:space="preserve">, M., Mastrocinque, E., Pham, D., &amp; Lambiase, A. (2013). Honey Bees Inspired Optimization Method: The Bees Algorithm. Insects, 4, 646–662. </w:t>
       </w:r>
-      <w:hyperlink r:id="rId24" w:history="1">
+      <w:hyperlink r:id="rId25" w:history="1">
         <w:r>
           <w:rPr>
             <w:rStyle w:val="Hyperlink"/>
@@ -15109,7 +15149,7 @@
       <w:r>
         <w:t xml:space="preserve">[12] Pop, P.C., Cosma, O., Sabo, C., &amp; Sitar, C.P. (2024). A comprehensive survey on the generalized traveling salesman problem. European Journal of Operational Research, 314(3), 819–835. </w:t>
       </w:r>
-      <w:hyperlink r:id="rId25" w:history="1">
+      <w:hyperlink r:id="rId26" w:history="1">
         <w:r>
           <w:rPr>
             <w:rStyle w:val="Hyperlink"/>
@@ -15134,7 +15174,7 @@
       <w:r>
         <w:t xml:space="preserve">, O. (2023). A new local search for the bees algorithm to optimize multiple traveling salesman problem. Intelligent Systems with Applications, 18, 200242. </w:t>
       </w:r>
-      <w:hyperlink r:id="rId26" w:history="1">
+      <w:hyperlink r:id="rId27" w:history="1">
         <w:r>
           <w:rPr>
             <w:rStyle w:val="Hyperlink"/>
@@ -15149,8 +15189,8 @@
       </w:pPr>
     </w:p>
     <w:sectPr>
-      <w:headerReference w:type="default" r:id="rId27"/>
-      <w:footerReference w:type="default" r:id="rId28"/>
+      <w:headerReference w:type="default" r:id="rId28"/>
+      <w:footerReference w:type="default" r:id="rId29"/>
       <w:pgSz w:w="12240" w:h="15840"/>
       <w:pgMar w:top="1440" w:right="1440" w:bottom="1440" w:left="1440" w:header="708" w:footer="708" w:gutter="0"/>
       <w:cols w:space="720"/>
@@ -15889,7 +15929,7 @@
   <w:style w:type="paragraph" w:default="1" w:styleId="Normal">
     <w:name w:val="Normal"/>
     <w:qFormat/>
-    <w:rsid w:val="00985236"/>
+    <w:rsid w:val="00214BA5"/>
     <w:pPr>
       <w:spacing w:after="120" w:line="276" w:lineRule="auto"/>
       <w:ind w:firstLine="284"/>

--- a/docs/HBALS_paper.docx
+++ b/docs/HBALS_paper.docx
@@ -854,6 +854,11 @@
       </w:r>
     </w:p>
     <w:p>
+      <w:pPr>
+        <w:rPr>
+          <w:rtl/>
+        </w:rPr>
+      </w:pPr>
       <w:r>
         <w:t>HBALS is a hybrid variant of the Bees Algorithm designed for the TSP. Its main modification is the integration of adaptive neighborhood control and local-search refinement into the site-based search process. The algorithm maintains a population of candidate tours, ranks them according to tour length, intensifies the search around elite sites, applies lighter search to additional selected sites, and fills the remaining population with newly generated scout solutions</w:t>
       </w:r>
@@ -861,11 +866,13 @@
         <w:t>.</w:t>
       </w:r>
     </w:p>
+    <w:p/>
     <w:p>
       <w:pPr>
         <w:pStyle w:val="Heading2"/>
       </w:pPr>
       <w:r>
+        <w:lastRenderedPageBreak/>
         <w:t xml:space="preserve">5.1 </w:t>
       </w:r>
       <w:r>
@@ -889,7 +896,6 @@
     </w:p>
     <w:p>
       <w:r>
-        <w:lastRenderedPageBreak/>
         <w:t xml:space="preserve">An initial population of </w:t>
       </w:r>
       <m:oMath>
@@ -932,7 +938,15 @@
         <w:t xml:space="preserve"> </w:t>
       </w:r>
       <w:r>
-        <w:t xml:space="preserve">tours is generated using a mixture of Nearest-Neighbor and random construction. With </w:t>
+        <w:t xml:space="preserve">tours </w:t>
+      </w:r>
+      <w:proofErr w:type="gramStart"/>
+      <w:r>
+        <w:t>is</w:t>
+      </w:r>
+      <w:proofErr w:type="gramEnd"/>
+      <w:r>
+        <w:t xml:space="preserve"> generated using a mixture of Nearest-Neighbor and random construction. With </w:t>
       </w:r>
       <m:oMath>
         <m:r>
@@ -1336,6 +1350,7 @@
           <w:b/>
           <w:bCs/>
         </w:rPr>
+        <w:lastRenderedPageBreak/>
         <w:t>Algorithm 1. Pseudocode of HBALS for the TSP</w:t>
       </w:r>
     </w:p>
@@ -1390,7 +1405,6 @@
                 <w:sz w:val="16"/>
                 <w:szCs w:val="16"/>
               </w:rPr>
-              <w:lastRenderedPageBreak/>
               <w:t xml:space="preserve">    TSP distance matrix D</w:t>
             </w:r>
           </w:p>
@@ -2004,25 +2018,53 @@
                 <w:sz w:val="16"/>
                 <w:szCs w:val="16"/>
               </w:rPr>
-              <w:t xml:space="preserve"> ← min(int(</w:t>
-            </w:r>
-            <w:proofErr w:type="spellStart"/>
+              <w:t xml:space="preserve"> ← </w:t>
+            </w:r>
+            <w:proofErr w:type="gramStart"/>
             <w:r>
               <w:rPr>
                 <w:rFonts w:ascii="Courier New" w:hAnsi="Courier New" w:cs="Courier New"/>
                 <w:sz w:val="16"/>
                 <w:szCs w:val="16"/>
               </w:rPr>
-              <w:t>current_ngh</w:t>
-            </w:r>
-            <w:proofErr w:type="spellEnd"/>
+              <w:t>min(int(</w:t>
+            </w:r>
+            <w:proofErr w:type="spellStart"/>
+            <w:proofErr w:type="gramEnd"/>
             <w:r>
               <w:rPr>
                 <w:rFonts w:ascii="Courier New" w:hAnsi="Courier New" w:cs="Courier New"/>
                 <w:sz w:val="16"/>
                 <w:szCs w:val="16"/>
               </w:rPr>
-              <w:t xml:space="preserve"> × β), floor(N / 2))</w:t>
+              <w:t>current_ngh</w:t>
+            </w:r>
+            <w:proofErr w:type="spellEnd"/>
+            <w:r>
+              <w:rPr>
+                <w:rFonts w:ascii="Courier New" w:hAnsi="Courier New" w:cs="Courier New"/>
+                <w:sz w:val="16"/>
+                <w:szCs w:val="16"/>
+              </w:rPr>
+              <w:t xml:space="preserve"> × β), </w:t>
+            </w:r>
+            <w:proofErr w:type="gramStart"/>
+            <w:r>
+              <w:rPr>
+                <w:rFonts w:ascii="Courier New" w:hAnsi="Courier New" w:cs="Courier New"/>
+                <w:sz w:val="16"/>
+                <w:szCs w:val="16"/>
+              </w:rPr>
+              <w:t>floor(</w:t>
+            </w:r>
+            <w:proofErr w:type="gramEnd"/>
+            <w:r>
+              <w:rPr>
+                <w:rFonts w:ascii="Courier New" w:hAnsi="Courier New" w:cs="Courier New"/>
+                <w:sz w:val="16"/>
+                <w:szCs w:val="16"/>
+              </w:rPr>
+              <w:t>N / 2))</w:t>
             </w:r>
           </w:p>
           <w:p>
@@ -2080,24 +2122,34 @@
                 <w:sz w:val="16"/>
                 <w:szCs w:val="16"/>
               </w:rPr>
-              <w:t xml:space="preserve"> ← max(int(</w:t>
-            </w:r>
-            <w:proofErr w:type="spellStart"/>
+              <w:t xml:space="preserve"> ← </w:t>
+            </w:r>
+            <w:proofErr w:type="gramStart"/>
             <w:r>
               <w:rPr>
                 <w:rFonts w:ascii="Courier New" w:hAnsi="Courier New" w:cs="Courier New"/>
                 <w:sz w:val="16"/>
                 <w:szCs w:val="16"/>
               </w:rPr>
-              <w:t>current_ngh</w:t>
-            </w:r>
-            <w:proofErr w:type="spellEnd"/>
+              <w:t>max(int(</w:t>
+            </w:r>
+            <w:proofErr w:type="spellStart"/>
+            <w:proofErr w:type="gramEnd"/>
             <w:r>
               <w:rPr>
                 <w:rFonts w:ascii="Courier New" w:hAnsi="Courier New" w:cs="Courier New"/>
                 <w:sz w:val="16"/>
                 <w:szCs w:val="16"/>
               </w:rPr>
+              <w:t>current_ngh</w:t>
+            </w:r>
+            <w:proofErr w:type="spellEnd"/>
+            <w:r>
+              <w:rPr>
+                <w:rFonts w:ascii="Courier New" w:hAnsi="Courier New" w:cs="Courier New"/>
+                <w:sz w:val="16"/>
+                <w:szCs w:val="16"/>
+              </w:rPr>
               <w:t xml:space="preserve"> × α), 1)</w:t>
             </w:r>
           </w:p>
@@ -2372,6 +2424,7 @@
                 <w:sz w:val="16"/>
                 <w:szCs w:val="16"/>
               </w:rPr>
+              <w:lastRenderedPageBreak/>
               <w:t>21:     for each non-elite selected site do</w:t>
             </w:r>
           </w:p>
@@ -2438,10 +2491,37 @@
                 <w:sz w:val="16"/>
                 <w:szCs w:val="16"/>
               </w:rPr>
-              <w:lastRenderedPageBreak/>
-              <w:t>23:         Apply max(1, floor(</w:t>
+              <w:t xml:space="preserve">23:         Apply </w:t>
+            </w:r>
+            <w:proofErr w:type="gramStart"/>
+            <w:r>
+              <w:rPr>
+                <w:rFonts w:ascii="Courier New" w:hAnsi="Courier New" w:cs="Courier New"/>
+                <w:sz w:val="16"/>
+                <w:szCs w:val="16"/>
+              </w:rPr>
+              <w:t>max(</w:t>
+            </w:r>
+            <w:proofErr w:type="gramEnd"/>
+            <w:r>
+              <w:rPr>
+                <w:rFonts w:ascii="Courier New" w:hAnsi="Courier New" w:cs="Courier New"/>
+                <w:sz w:val="16"/>
+                <w:szCs w:val="16"/>
+              </w:rPr>
+              <w:t xml:space="preserve">1, </w:t>
+            </w:r>
+            <w:proofErr w:type="gramStart"/>
+            <w:r>
+              <w:rPr>
+                <w:rFonts w:ascii="Courier New" w:hAnsi="Courier New" w:cs="Courier New"/>
+                <w:sz w:val="16"/>
+                <w:szCs w:val="16"/>
+              </w:rPr>
+              <w:t>floor(</w:t>
             </w:r>
             <w:proofErr w:type="spellStart"/>
+            <w:proofErr w:type="gramEnd"/>
             <w:r>
               <w:rPr>
                 <w:rFonts w:ascii="Courier New" w:hAnsi="Courier New" w:cs="Courier New"/>
@@ -2646,7 +2726,25 @@
                 <w:sz w:val="16"/>
                 <w:szCs w:val="16"/>
               </w:rPr>
-              <w:t>29:     if the new best solution improves the global best then</w:t>
+              <w:t xml:space="preserve">29:     if the new best solution improves the global </w:t>
+            </w:r>
+            <w:proofErr w:type="gramStart"/>
+            <w:r>
+              <w:rPr>
+                <w:rFonts w:ascii="Courier New" w:hAnsi="Courier New" w:cs="Courier New"/>
+                <w:sz w:val="16"/>
+                <w:szCs w:val="16"/>
+              </w:rPr>
+              <w:t>best</w:t>
+            </w:r>
+            <w:proofErr w:type="gramEnd"/>
+            <w:r>
+              <w:rPr>
+                <w:rFonts w:ascii="Courier New" w:hAnsi="Courier New" w:cs="Courier New"/>
+                <w:sz w:val="16"/>
+                <w:szCs w:val="16"/>
+              </w:rPr>
+              <w:t xml:space="preserve"> then</w:t>
             </w:r>
           </w:p>
           <w:p>
@@ -3017,6 +3115,7 @@
         <w:pStyle w:val="CAPTIONS"/>
       </w:pPr>
       <w:r>
+        <w:lastRenderedPageBreak/>
         <w:t>Table 1. Selected parameters and configuration of the HBALS fast preset</w:t>
       </w:r>
     </w:p>
@@ -3071,7 +3170,6 @@
                 <w:b/>
                 <w:bCs/>
               </w:rPr>
-              <w:lastRenderedPageBreak/>
               <w:t>Parameter</w:t>
             </w:r>
           </w:p>
@@ -4025,6 +4123,7 @@
         <w:pStyle w:val="Heading2"/>
       </w:pPr>
       <w:r>
+        <w:lastRenderedPageBreak/>
         <w:t>6.4 HBALS Performance Results</w:t>
       </w:r>
     </w:p>
@@ -4092,7 +4191,6 @@
                 <w:b/>
                 <w:bCs/>
               </w:rPr>
-              <w:lastRenderedPageBreak/>
               <w:t>Dataset</w:t>
             </w:r>
           </w:p>
@@ -6005,6 +6103,7 @@
           <w:sz w:val="20"/>
           <w:szCs w:val="20"/>
         </w:rPr>
+        <w:lastRenderedPageBreak/>
         <w:t>Note:</w:t>
       </w:r>
       <w:r>
@@ -6055,7 +6154,6 @@
     </w:p>
     <w:p>
       <w:r>
-        <w:lastRenderedPageBreak/>
         <w:t>The baseline methods were not configured with identical internal parameters because each algorithm uses a different search mechanism. Instead, the experiments used the parameter configurations implemented in the accompanying repository, while keeping the number of independent runs and the maximum iteration budget consistent across methods. Therefore, the comparison evaluates the performance of the implemented configurations rather than claiming equivalence of all algorithmic computational operations.</w:t>
       </w:r>
     </w:p>
@@ -8634,6 +8732,7 @@
               <w:jc w:val="center"/>
             </w:pPr>
             <w:r>
+              <w:lastRenderedPageBreak/>
               <w:t>kroA100</w:t>
             </w:r>
           </w:p>
@@ -8890,7 +8989,6 @@
               <w:jc w:val="center"/>
             </w:pPr>
             <w:r>
-              <w:lastRenderedPageBreak/>
               <w:t>ch150</w:t>
             </w:r>
           </w:p>
@@ -10249,7 +10347,11 @@
     </w:p>
     <w:p>
       <w:r>
-        <w:t xml:space="preserve">A Friedman test was conducted on the mean tour lengths across the six benchmark instances to examine whether the five algorithms exhibited statistically different performance. The test indicated a statistically significant difference among the algorithms </w:t>
+        <w:t xml:space="preserve">A Friedman test was conducted on the mean tour lengths across the six benchmark instances to examine whether the five algorithms exhibited statistically different performance. The test </w:t>
+      </w:r>
+      <w:r>
+        <w:lastRenderedPageBreak/>
+        <w:t xml:space="preserve">indicated a statistically significant difference among the algorithms </w:t>
       </w:r>
       <m:oMath>
         <m:sSup>
@@ -10303,7 +10405,6 @@
           <w:rPr>
             <w:rFonts w:ascii="Cambria Math" w:hAnsi="Cambria Math"/>
           </w:rPr>
-          <w:lastRenderedPageBreak/>
           <m:t>p=0.009</m:t>
         </m:r>
       </m:oMath>
@@ -10443,11 +10544,8 @@
     </w:p>
     <w:p>
       <w:r>
-        <w:t xml:space="preserve">The results are consistent with the intended role of these components: Nearest-Neighbor initialization provides a set of relatively structured starting solutions, while random initialization preserves additional diversity. Elite-site search increases exploitation around promising tours, </w:t>
-      </w:r>
-      <w:r>
         <w:lastRenderedPageBreak/>
-        <w:t>whereas selected-site search provides a lighter form of exploration. The adaptive neighborhood mechanism changes the perturbation intensity according to recent progress. Because the current study evaluates the complete hybrid configuration without ablation experiments, the individual contribution of these components cannot be isolated</w:t>
+        <w:t>The results are consistent with the intended role of these components: Nearest-Neighbor initialization provides a set of relatively structured starting solutions, while random initialization preserves additional diversity. Elite-site search increases exploitation around promising tours, whereas selected-site search provides a lighter form of exploration. The adaptive neighborhood mechanism changes the perturbation intensity according to recent progress. Because the current study evaluates the complete hybrid configuration without ablation experiments, the individual contribution of these components cannot be isolated</w:t>
       </w:r>
       <w:r>
         <w:t>.</w:t>
@@ -10512,7 +10610,14 @@
     </w:p>
     <w:p>
       <w:r>
-        <w:t xml:space="preserve">High sensitivity to parameters: parameters such as </w:t>
+        <w:rPr>
+          <w:b/>
+          <w:bCs/>
+        </w:rPr>
+        <w:t>High sensitivity to parameters</w:t>
+      </w:r>
+      <w:r>
+        <w:t xml:space="preserve">: parameters such as </w:t>
       </w:r>
       <m:oMath>
         <m:sSub>
@@ -10608,6 +10713,10 @@
     </w:p>
     <w:p>
       <w:r>
+        <w:rPr>
+          <w:b/>
+          <w:bCs/>
+        </w:rPr>
         <w:t>Increased computational cost on larger tested instances</w:t>
       </w:r>
       <w:r>
@@ -10616,12 +10725,26 @@
     </w:p>
     <w:p>
       <w:r>
-        <w:t>Risk of premature convergence in the base version: with poorly tuned parameters, the algorithm may stall around a single dominant region and mistake a local optimum for the final answer.</w:t>
-      </w:r>
-    </w:p>
-    <w:p>
-      <w:r>
-        <w:t xml:space="preserve">Greater memory and computation requirements in advanced variants: versions using 2-opt or </w:t>
+        <w:rPr>
+          <w:b/>
+          <w:bCs/>
+        </w:rPr>
+        <w:t>Risk of premature convergence in the base version</w:t>
+      </w:r>
+      <w:r>
+        <w:t>: with poorly tuned parameters, the algorithm may stall around a single dominant region and mistake a local optimum for the final answer.</w:t>
+      </w:r>
+    </w:p>
+    <w:p>
+      <w:r>
+        <w:rPr>
+          <w:b/>
+          <w:bCs/>
+        </w:rPr>
+        <w:t>Greater memory and computation requirements in advanced variants</w:t>
+      </w:r>
+      <w:r>
+        <w:t xml:space="preserve">: versions using 2-opt or </w:t>
       </w:r>
       <w:r>
         <w:t>Lightweight 3-opt-style refinement</w:t>
@@ -10662,6 +10785,7 @@
         <w:pStyle w:val="Heading2"/>
       </w:pPr>
       <w:r>
+        <w:lastRenderedPageBreak/>
         <w:t>7.4 Stability and Convergence Analysis</w:t>
       </w:r>
     </w:p>
@@ -10675,7 +10799,6 @@
     </w:p>
     <w:p>
       <w:r>
-        <w:lastRenderedPageBreak/>
         <w:t>Across the 20 independent runs, HBALS showed relatively small standard deviations on the tested instances. This indicates limited variation in the best solution quality obtained across runs. However, the observed stability is specific to the selected benchmark instances and parameter configuration and should not be generalized beyond the present experiments</w:t>
       </w:r>
       <w:r>
@@ -13831,7 +13954,11 @@
       </w:r>
       <w:proofErr w:type="spellEnd"/>
       <w:r>
-        <w:t xml:space="preserve"> et al. (2024) [2] reported a mean gap of 3.46%. HBALS therefore provides a competitive result but does not achieve the best reported performance for this instance</w:t>
+        <w:t xml:space="preserve"> et al. (2024) [2] reported a </w:t>
+      </w:r>
+      <w:r>
+        <w:lastRenderedPageBreak/>
+        <w:t>mean gap of 3.46%. HBALS therefore provides a competitive result but does not achieve the best reported performance for this instance</w:t>
       </w:r>
       <w:r>
         <w:t>.</w:t>
@@ -13854,7 +13981,6 @@
     </w:p>
     <w:p>
       <w:r>
-        <w:lastRenderedPageBreak/>
         <w:t xml:space="preserve">On ch150, HBALS obtained a best value of 6570 and a mean value of 6627.95, corresponding to a mean gap of 1.53% from the BKS of 6528. Sahin (2023) [3] reported a best value of 6552 and a mean value of 6554, both of which are closer to the BKS. </w:t>
       </w:r>
       <w:proofErr w:type="spellStart"/>
@@ -13935,14 +14061,11 @@
     </w:p>
     <w:p>
       <w:r>
+        <w:lastRenderedPageBreak/>
         <w:t xml:space="preserve">Under the experimental configuration used in this study, HBALS reached the best-known solution on eil51, berlin52, and st70 and produced solutions within 2.25% of the BKS in terms of mean tour length on the tested instances. </w:t>
       </w:r>
       <w:r>
-        <w:t xml:space="preserve">HBALS also obtained lower best-tour lengths than the implemented BA, ACO, GA, and PSO baselines on all six instances. Relative to the implemented BA baseline, the reduction in best-tour length ranged from 15.3% to 68.0%, with an arithmetic </w:t>
-      </w:r>
-      <w:r>
-        <w:lastRenderedPageBreak/>
-        <w:t>mean reduction of 41.5% across the six instances</w:t>
+        <w:t>HBALS also obtained lower best-tour lengths than the implemented BA, ACO, GA, and PSO baselines on all six instances. Relative to the implemented BA baseline, the reduction in best-tour length ranged from 15.3% to 68.0%, with an arithmetic mean reduction of 41.5% across the six instances</w:t>
       </w:r>
       <w:r>
         <w:t xml:space="preserve">. A Friedman test indicated statistically significant differences among the five tested algorithm configurations </w:t>
@@ -14200,6 +14323,7 @@
     </w:p>
     <w:p>
       <w:r>
+        <w:lastRenderedPageBreak/>
         <w:t>Developing lower-complexity, higher-speed variants for large-scale TSP: using lighter local search or fast approximate variants to increase convergence speed.</w:t>
       </w:r>
     </w:p>
@@ -14210,7 +14334,6 @@
     </w:p>
     <w:p>
       <w:r>
-        <w:lastRenderedPageBreak/>
         <w:t>Combining BA with other algorithms such as PSO, GA, or ACO: building new hybrid variants that simultaneously leverage the advantages of multiple swarm-intelligence algorithms.</w:t>
       </w:r>
     </w:p>
@@ -14833,7 +14956,15 @@
         <w:ind w:left="284" w:hanging="284"/>
       </w:pPr>
       <w:r>
-        <w:t xml:space="preserve">[3] Sahin, M. Solving TSP by using combinatorial Bees algorithm with nearest neighbor method. Neural </w:t>
+        <w:t xml:space="preserve">[3] Sahin, M. Solving TSP by using combinatorial </w:t>
+      </w:r>
+      <w:proofErr w:type="gramStart"/>
+      <w:r>
+        <w:t>Bees</w:t>
+      </w:r>
+      <w:proofErr w:type="gramEnd"/>
+      <w:r>
+        <w:t xml:space="preserve"> algorithm with nearest neighbor method. Neural </w:t>
       </w:r>
       <w:proofErr w:type="spellStart"/>
       <w:r>
@@ -14922,7 +15053,15 @@
         <w:t xml:space="preserve">[6] </w:t>
       </w:r>
       <w:r>
-        <w:t xml:space="preserve">Ismail, A. H. (2021). Enhancing the bees algorithm using the </w:t>
+        <w:t xml:space="preserve">Ismail, A. H. (2021). Enhancing the </w:t>
+      </w:r>
+      <w:proofErr w:type="gramStart"/>
+      <w:r>
+        <w:t>bees</w:t>
+      </w:r>
+      <w:proofErr w:type="gramEnd"/>
+      <w:r>
+        <w:t xml:space="preserve"> algorithm using the </w:t>
       </w:r>
       <w:proofErr w:type="spellStart"/>
       <w:r>
@@ -15172,7 +15311,15 @@
       </w:r>
       <w:proofErr w:type="spellEnd"/>
       <w:r>
-        <w:t xml:space="preserve">, O. (2023). A new local search for the bees algorithm to optimize multiple traveling salesman problem. Intelligent Systems with Applications, 18, 200242. </w:t>
+        <w:t xml:space="preserve">, O. (2023). A new local search for the </w:t>
+      </w:r>
+      <w:proofErr w:type="gramStart"/>
+      <w:r>
+        <w:t>bees</w:t>
+      </w:r>
+      <w:proofErr w:type="gramEnd"/>
+      <w:r>
+        <w:t xml:space="preserve"> algorithm to optimize multiple traveling salesman problem. Intelligent Systems with Applications, 18, 200242. </w:t>
       </w:r>
       <w:hyperlink r:id="rId27" w:history="1">
         <w:r>
@@ -16143,6 +16290,7 @@
   <w:style w:type="character" w:default="1" w:styleId="DefaultParagraphFont">
     <w:name w:val="Default Paragraph Font"/>
     <w:uiPriority w:val="1"/>
+    <w:semiHidden/>
     <w:unhideWhenUsed/>
   </w:style>
   <w:style w:type="table" w:default="1" w:styleId="TableNormal">

--- a/docs/HBALS_paper.docx
+++ b/docs/HBALS_paper.docx
@@ -244,15 +244,7 @@
     <w:p>
       <w:r>
         <w:lastRenderedPageBreak/>
-        <w:t xml:space="preserve">Similarly, </w:t>
-      </w:r>
-      <w:proofErr w:type="spellStart"/>
-      <w:r>
-        <w:t>Suluova</w:t>
-      </w:r>
-      <w:proofErr w:type="spellEnd"/>
-      <w:r>
-        <w:t xml:space="preserve"> &amp; Pham (2024) introduced a variant with only a single control parameter, aiming to reduce the tuning difficulty found in the classical version. Their results indicate that removing multiple parameters can simplify implementation while keeping the algorithm's performance at a competitive level [2].</w:t>
+        <w:t>Similarly, Suluova &amp; Pham (2024) introduced a variant with only a single control parameter, aiming to reduce the tuning difficulty found in the classical version. Their results indicate that removing multiple parameters can simplify implementation while keeping the algorithm's performance at a competitive level [2].</w:t>
       </w:r>
     </w:p>
     <w:p>
@@ -938,15 +930,7 @@
         <w:t xml:space="preserve"> </w:t>
       </w:r>
       <w:r>
-        <w:t xml:space="preserve">tours </w:t>
-      </w:r>
-      <w:proofErr w:type="gramStart"/>
-      <w:r>
-        <w:t>is</w:t>
-      </w:r>
-      <w:proofErr w:type="gramEnd"/>
-      <w:r>
-        <w:t xml:space="preserve"> generated using a mixture of Nearest-Neighbor and random construction. With </w:t>
+        <w:t xml:space="preserve">tours is generated using a mixture of Nearest-Neighbor and random construction. With </w:t>
       </w:r>
       <m:oMath>
         <m:r>
@@ -1832,25 +1816,7 @@
                 <w:sz w:val="16"/>
                 <w:szCs w:val="16"/>
               </w:rPr>
-              <w:t xml:space="preserve">4:  Set </w:t>
-            </w:r>
-            <w:proofErr w:type="spellStart"/>
-            <w:r>
-              <w:rPr>
-                <w:rFonts w:ascii="Courier New" w:hAnsi="Courier New" w:cs="Courier New"/>
-                <w:sz w:val="16"/>
-                <w:szCs w:val="16"/>
-              </w:rPr>
-              <w:t>current_ngh</w:t>
-            </w:r>
-            <w:proofErr w:type="spellEnd"/>
-            <w:r>
-              <w:rPr>
-                <w:rFonts w:ascii="Courier New" w:hAnsi="Courier New" w:cs="Courier New"/>
-                <w:sz w:val="16"/>
-                <w:szCs w:val="16"/>
-              </w:rPr>
-              <w:t xml:space="preserve"> ← </w:t>
+              <w:t xml:space="preserve">4:  Set current_ngh ← </w:t>
             </w:r>
             <m:oMath>
               <m:r>
@@ -1880,25 +1846,39 @@
                 <w:sz w:val="16"/>
                 <w:szCs w:val="16"/>
               </w:rPr>
-              <w:t xml:space="preserve">5:  Set </w:t>
-            </w:r>
-            <w:proofErr w:type="spellStart"/>
-            <w:r>
+              <w:t>5:  Set no_improve_count ← 0</w:t>
+            </w:r>
+          </w:p>
+          <w:p>
+            <w:pPr>
+              <w:spacing w:line="240" w:lineRule="auto"/>
+              <w:ind w:firstLine="0"/>
+              <w:jc w:val="left"/>
               <w:rPr>
                 <w:rFonts w:ascii="Courier New" w:hAnsi="Courier New" w:cs="Courier New"/>
                 <w:sz w:val="16"/>
                 <w:szCs w:val="16"/>
               </w:rPr>
-              <w:t>no_improve_count</w:t>
-            </w:r>
-            <w:proofErr w:type="spellEnd"/>
-            <w:r>
+            </w:pPr>
+          </w:p>
+          <w:p>
+            <w:pPr>
+              <w:spacing w:line="240" w:lineRule="auto"/>
+              <w:ind w:firstLine="0"/>
+              <w:jc w:val="left"/>
               <w:rPr>
                 <w:rFonts w:ascii="Courier New" w:hAnsi="Courier New" w:cs="Courier New"/>
                 <w:sz w:val="16"/>
                 <w:szCs w:val="16"/>
               </w:rPr>
-              <w:t xml:space="preserve"> ← 0</w:t>
+            </w:pPr>
+            <w:r>
+              <w:rPr>
+                <w:rFonts w:ascii="Courier New" w:hAnsi="Courier New" w:cs="Courier New"/>
+                <w:sz w:val="16"/>
+                <w:szCs w:val="16"/>
+              </w:rPr>
+              <w:t>6:  for iteration = 1 to T do</w:t>
             </w:r>
           </w:p>
           <w:p>
@@ -1930,7 +1910,7 @@
                 <w:sz w:val="16"/>
                 <w:szCs w:val="16"/>
               </w:rPr>
-              <w:t>6:  for iteration = 1 to T do</w:t>
+              <w:t>7:      if no_improve_count ≥ 3 then</w:t>
             </w:r>
           </w:p>
           <w:p>
@@ -1944,6 +1924,14 @@
                 <w:szCs w:val="16"/>
               </w:rPr>
             </w:pPr>
+            <w:r>
+              <w:rPr>
+                <w:rFonts w:ascii="Courier New" w:hAnsi="Courier New" w:cs="Courier New"/>
+                <w:sz w:val="16"/>
+                <w:szCs w:val="16"/>
+              </w:rPr>
+              <w:t>8:          current_ngh ← min(int(current_ngh × β), floor(N / 2))</w:t>
+            </w:r>
           </w:p>
           <w:p>
             <w:pPr>
@@ -1962,25 +1950,27 @@
                 <w:sz w:val="16"/>
                 <w:szCs w:val="16"/>
               </w:rPr>
-              <w:t xml:space="preserve">7:      if </w:t>
-            </w:r>
-            <w:proofErr w:type="spellStart"/>
-            <w:r>
+              <w:t>9:      else</w:t>
+            </w:r>
+          </w:p>
+          <w:p>
+            <w:pPr>
+              <w:spacing w:line="240" w:lineRule="auto"/>
+              <w:ind w:firstLine="0"/>
+              <w:jc w:val="left"/>
               <w:rPr>
                 <w:rFonts w:ascii="Courier New" w:hAnsi="Courier New" w:cs="Courier New"/>
                 <w:sz w:val="16"/>
                 <w:szCs w:val="16"/>
               </w:rPr>
-              <w:t>no_improve_count</w:t>
-            </w:r>
-            <w:proofErr w:type="spellEnd"/>
+            </w:pPr>
             <w:r>
               <w:rPr>
                 <w:rFonts w:ascii="Courier New" w:hAnsi="Courier New" w:cs="Courier New"/>
                 <w:sz w:val="16"/>
                 <w:szCs w:val="16"/>
               </w:rPr>
-              <w:t xml:space="preserve"> ≥ 3 then</w:t>
+              <w:t>10:         current_ngh ← max(int(current_ngh × α), 1)</w:t>
             </w:r>
           </w:p>
           <w:p>
@@ -2000,71 +1990,79 @@
                 <w:sz w:val="16"/>
                 <w:szCs w:val="16"/>
               </w:rPr>
-              <w:t xml:space="preserve">8:          </w:t>
-            </w:r>
-            <w:proofErr w:type="spellStart"/>
-            <w:r>
+              <w:t>11:     end if</w:t>
+            </w:r>
+          </w:p>
+          <w:p>
+            <w:pPr>
+              <w:spacing w:line="240" w:lineRule="auto"/>
+              <w:ind w:firstLine="0"/>
+              <w:jc w:val="left"/>
               <w:rPr>
                 <w:rFonts w:ascii="Courier New" w:hAnsi="Courier New" w:cs="Courier New"/>
                 <w:sz w:val="16"/>
                 <w:szCs w:val="16"/>
               </w:rPr>
-              <w:t>current_ngh</w:t>
-            </w:r>
-            <w:proofErr w:type="spellEnd"/>
-            <w:r>
+            </w:pPr>
+          </w:p>
+          <w:p>
+            <w:pPr>
+              <w:spacing w:line="240" w:lineRule="auto"/>
+              <w:ind w:firstLine="0"/>
+              <w:jc w:val="left"/>
               <w:rPr>
                 <w:rFonts w:ascii="Courier New" w:hAnsi="Courier New" w:cs="Courier New"/>
                 <w:sz w:val="16"/>
                 <w:szCs w:val="16"/>
               </w:rPr>
-              <w:t xml:space="preserve"> ← </w:t>
-            </w:r>
-            <w:proofErr w:type="gramStart"/>
+            </w:pPr>
             <w:r>
               <w:rPr>
                 <w:rFonts w:ascii="Courier New" w:hAnsi="Courier New" w:cs="Courier New"/>
                 <w:sz w:val="16"/>
                 <w:szCs w:val="16"/>
               </w:rPr>
-              <w:t>min(int(</w:t>
-            </w:r>
-            <w:proofErr w:type="spellStart"/>
-            <w:proofErr w:type="gramEnd"/>
-            <w:r>
+              <w:t>12:     Rank all solutions according to tour length</w:t>
+            </w:r>
+          </w:p>
+          <w:p>
+            <w:pPr>
+              <w:spacing w:line="240" w:lineRule="auto"/>
+              <w:ind w:firstLine="0"/>
+              <w:jc w:val="left"/>
               <w:rPr>
                 <w:rFonts w:ascii="Courier New" w:hAnsi="Courier New" w:cs="Courier New"/>
                 <w:sz w:val="16"/>
                 <w:szCs w:val="16"/>
               </w:rPr>
-              <w:t>current_ngh</w:t>
-            </w:r>
-            <w:proofErr w:type="spellEnd"/>
+            </w:pPr>
             <w:r>
               <w:rPr>
                 <w:rFonts w:ascii="Courier New" w:hAnsi="Courier New" w:cs="Courier New"/>
                 <w:sz w:val="16"/>
                 <w:szCs w:val="16"/>
               </w:rPr>
-              <w:t xml:space="preserve"> × β), </w:t>
-            </w:r>
-            <w:proofErr w:type="gramStart"/>
-            <w:r>
+              <w:t>13:     Select the best e solutions as elite sites</w:t>
+            </w:r>
+          </w:p>
+          <w:p>
+            <w:pPr>
+              <w:spacing w:line="240" w:lineRule="auto"/>
+              <w:ind w:firstLine="0"/>
+              <w:jc w:val="left"/>
               <w:rPr>
                 <w:rFonts w:ascii="Courier New" w:hAnsi="Courier New" w:cs="Courier New"/>
                 <w:sz w:val="16"/>
                 <w:szCs w:val="16"/>
               </w:rPr>
-              <w:t>floor(</w:t>
-            </w:r>
-            <w:proofErr w:type="gramEnd"/>
+            </w:pPr>
             <w:r>
               <w:rPr>
                 <w:rFonts w:ascii="Courier New" w:hAnsi="Courier New" w:cs="Courier New"/>
                 <w:sz w:val="16"/>
                 <w:szCs w:val="16"/>
               </w:rPr>
-              <w:t>N / 2))</w:t>
+              <w:t>14:     Select the best m solutions as selected sites</w:t>
             </w:r>
           </w:p>
           <w:p>
@@ -2078,13 +2076,25 @@
                 <w:szCs w:val="16"/>
               </w:rPr>
             </w:pPr>
-            <w:r>
+          </w:p>
+          <w:p>
+            <w:pPr>
+              <w:spacing w:line="240" w:lineRule="auto"/>
+              <w:ind w:firstLine="0"/>
+              <w:jc w:val="left"/>
               <w:rPr>
                 <w:rFonts w:ascii="Courier New" w:hAnsi="Courier New" w:cs="Courier New"/>
                 <w:sz w:val="16"/>
                 <w:szCs w:val="16"/>
               </w:rPr>
-              <w:t>9:      else</w:t>
+            </w:pPr>
+            <w:r>
+              <w:rPr>
+                <w:rFonts w:ascii="Courier New" w:hAnsi="Courier New" w:cs="Courier New"/>
+                <w:sz w:val="16"/>
+                <w:szCs w:val="16"/>
+              </w:rPr>
+              <w:t>15:     for each elite site do</w:t>
             </w:r>
           </w:p>
           <w:p>
@@ -2104,235 +2114,27 @@
                 <w:sz w:val="16"/>
                 <w:szCs w:val="16"/>
               </w:rPr>
-              <w:t xml:space="preserve">10:         </w:t>
-            </w:r>
-            <w:proofErr w:type="spellStart"/>
-            <w:r>
+              <w:t>16:         Generate nep candidate solutions around the elite site</w:t>
+            </w:r>
+          </w:p>
+          <w:p>
+            <w:pPr>
+              <w:spacing w:line="240" w:lineRule="auto"/>
+              <w:ind w:firstLine="0"/>
+              <w:jc w:val="left"/>
               <w:rPr>
                 <w:rFonts w:ascii="Courier New" w:hAnsi="Courier New" w:cs="Courier New"/>
                 <w:sz w:val="16"/>
                 <w:szCs w:val="16"/>
               </w:rPr>
-              <w:t>current_ngh</w:t>
-            </w:r>
-            <w:proofErr w:type="spellEnd"/>
+            </w:pPr>
             <w:r>
               <w:rPr>
                 <w:rFonts w:ascii="Courier New" w:hAnsi="Courier New" w:cs="Courier New"/>
                 <w:sz w:val="16"/>
                 <w:szCs w:val="16"/>
               </w:rPr>
-              <w:t xml:space="preserve"> ← </w:t>
-            </w:r>
-            <w:proofErr w:type="gramStart"/>
-            <w:r>
-              <w:rPr>
-                <w:rFonts w:ascii="Courier New" w:hAnsi="Courier New" w:cs="Courier New"/>
-                <w:sz w:val="16"/>
-                <w:szCs w:val="16"/>
-              </w:rPr>
-              <w:t>max(int(</w:t>
-            </w:r>
-            <w:proofErr w:type="spellStart"/>
-            <w:proofErr w:type="gramEnd"/>
-            <w:r>
-              <w:rPr>
-                <w:rFonts w:ascii="Courier New" w:hAnsi="Courier New" w:cs="Courier New"/>
-                <w:sz w:val="16"/>
-                <w:szCs w:val="16"/>
-              </w:rPr>
-              <w:t>current_ngh</w:t>
-            </w:r>
-            <w:proofErr w:type="spellEnd"/>
-            <w:r>
-              <w:rPr>
-                <w:rFonts w:ascii="Courier New" w:hAnsi="Courier New" w:cs="Courier New"/>
-                <w:sz w:val="16"/>
-                <w:szCs w:val="16"/>
-              </w:rPr>
-              <w:t xml:space="preserve"> × α), 1)</w:t>
-            </w:r>
-          </w:p>
-          <w:p>
-            <w:pPr>
-              <w:spacing w:line="240" w:lineRule="auto"/>
-              <w:ind w:firstLine="0"/>
-              <w:jc w:val="left"/>
-              <w:rPr>
-                <w:rFonts w:ascii="Courier New" w:hAnsi="Courier New" w:cs="Courier New"/>
-                <w:sz w:val="16"/>
-                <w:szCs w:val="16"/>
-              </w:rPr>
-            </w:pPr>
-            <w:r>
-              <w:rPr>
-                <w:rFonts w:ascii="Courier New" w:hAnsi="Courier New" w:cs="Courier New"/>
-                <w:sz w:val="16"/>
-                <w:szCs w:val="16"/>
-              </w:rPr>
-              <w:t>11:     end if</w:t>
-            </w:r>
-          </w:p>
-          <w:p>
-            <w:pPr>
-              <w:spacing w:line="240" w:lineRule="auto"/>
-              <w:ind w:firstLine="0"/>
-              <w:jc w:val="left"/>
-              <w:rPr>
-                <w:rFonts w:ascii="Courier New" w:hAnsi="Courier New" w:cs="Courier New"/>
-                <w:sz w:val="16"/>
-                <w:szCs w:val="16"/>
-              </w:rPr>
-            </w:pPr>
-          </w:p>
-          <w:p>
-            <w:pPr>
-              <w:spacing w:line="240" w:lineRule="auto"/>
-              <w:ind w:firstLine="0"/>
-              <w:jc w:val="left"/>
-              <w:rPr>
-                <w:rFonts w:ascii="Courier New" w:hAnsi="Courier New" w:cs="Courier New"/>
-                <w:sz w:val="16"/>
-                <w:szCs w:val="16"/>
-              </w:rPr>
-            </w:pPr>
-            <w:r>
-              <w:rPr>
-                <w:rFonts w:ascii="Courier New" w:hAnsi="Courier New" w:cs="Courier New"/>
-                <w:sz w:val="16"/>
-                <w:szCs w:val="16"/>
-              </w:rPr>
-              <w:t>12:     Rank all solutions according to tour length</w:t>
-            </w:r>
-          </w:p>
-          <w:p>
-            <w:pPr>
-              <w:spacing w:line="240" w:lineRule="auto"/>
-              <w:ind w:firstLine="0"/>
-              <w:jc w:val="left"/>
-              <w:rPr>
-                <w:rFonts w:ascii="Courier New" w:hAnsi="Courier New" w:cs="Courier New"/>
-                <w:sz w:val="16"/>
-                <w:szCs w:val="16"/>
-              </w:rPr>
-            </w:pPr>
-            <w:r>
-              <w:rPr>
-                <w:rFonts w:ascii="Courier New" w:hAnsi="Courier New" w:cs="Courier New"/>
-                <w:sz w:val="16"/>
-                <w:szCs w:val="16"/>
-              </w:rPr>
-              <w:t>13:     Select the best e solutions as elite sites</w:t>
-            </w:r>
-          </w:p>
-          <w:p>
-            <w:pPr>
-              <w:spacing w:line="240" w:lineRule="auto"/>
-              <w:ind w:firstLine="0"/>
-              <w:jc w:val="left"/>
-              <w:rPr>
-                <w:rFonts w:ascii="Courier New" w:hAnsi="Courier New" w:cs="Courier New"/>
-                <w:sz w:val="16"/>
-                <w:szCs w:val="16"/>
-              </w:rPr>
-            </w:pPr>
-            <w:r>
-              <w:rPr>
-                <w:rFonts w:ascii="Courier New" w:hAnsi="Courier New" w:cs="Courier New"/>
-                <w:sz w:val="16"/>
-                <w:szCs w:val="16"/>
-              </w:rPr>
-              <w:t>14:     Select the best m solutions as selected sites</w:t>
-            </w:r>
-          </w:p>
-          <w:p>
-            <w:pPr>
-              <w:spacing w:line="240" w:lineRule="auto"/>
-              <w:ind w:firstLine="0"/>
-              <w:jc w:val="left"/>
-              <w:rPr>
-                <w:rFonts w:ascii="Courier New" w:hAnsi="Courier New" w:cs="Courier New"/>
-                <w:sz w:val="16"/>
-                <w:szCs w:val="16"/>
-              </w:rPr>
-            </w:pPr>
-          </w:p>
-          <w:p>
-            <w:pPr>
-              <w:spacing w:line="240" w:lineRule="auto"/>
-              <w:ind w:firstLine="0"/>
-              <w:jc w:val="left"/>
-              <w:rPr>
-                <w:rFonts w:ascii="Courier New" w:hAnsi="Courier New" w:cs="Courier New"/>
-                <w:sz w:val="16"/>
-                <w:szCs w:val="16"/>
-              </w:rPr>
-            </w:pPr>
-            <w:r>
-              <w:rPr>
-                <w:rFonts w:ascii="Courier New" w:hAnsi="Courier New" w:cs="Courier New"/>
-                <w:sz w:val="16"/>
-                <w:szCs w:val="16"/>
-              </w:rPr>
-              <w:t>15:     for each elite site do</w:t>
-            </w:r>
-          </w:p>
-          <w:p>
-            <w:pPr>
-              <w:spacing w:line="240" w:lineRule="auto"/>
-              <w:ind w:firstLine="0"/>
-              <w:jc w:val="left"/>
-              <w:rPr>
-                <w:rFonts w:ascii="Courier New" w:hAnsi="Courier New" w:cs="Courier New"/>
-                <w:sz w:val="16"/>
-                <w:szCs w:val="16"/>
-              </w:rPr>
-            </w:pPr>
-            <w:r>
-              <w:rPr>
-                <w:rFonts w:ascii="Courier New" w:hAnsi="Courier New" w:cs="Courier New"/>
-                <w:sz w:val="16"/>
-                <w:szCs w:val="16"/>
-              </w:rPr>
-              <w:t>16:         Generate nep candidate solutions around the elite site</w:t>
-            </w:r>
-          </w:p>
-          <w:p>
-            <w:pPr>
-              <w:spacing w:line="240" w:lineRule="auto"/>
-              <w:ind w:firstLine="0"/>
-              <w:jc w:val="left"/>
-              <w:rPr>
-                <w:rFonts w:ascii="Courier New" w:hAnsi="Courier New" w:cs="Courier New"/>
-                <w:sz w:val="16"/>
-                <w:szCs w:val="16"/>
-              </w:rPr>
-            </w:pPr>
-            <w:r>
-              <w:rPr>
-                <w:rFonts w:ascii="Courier New" w:hAnsi="Courier New" w:cs="Courier New"/>
-                <w:sz w:val="16"/>
-                <w:szCs w:val="16"/>
-              </w:rPr>
-              <w:t xml:space="preserve">17:         Apply </w:t>
-            </w:r>
-            <w:proofErr w:type="spellStart"/>
-            <w:r>
-              <w:rPr>
-                <w:rFonts w:ascii="Courier New" w:hAnsi="Courier New" w:cs="Courier New"/>
-                <w:sz w:val="16"/>
-                <w:szCs w:val="16"/>
-              </w:rPr>
-              <w:t>current_ngh</w:t>
-            </w:r>
-            <w:proofErr w:type="spellEnd"/>
-            <w:r>
-              <w:rPr>
-                <w:rFonts w:ascii="Courier New" w:hAnsi="Courier New" w:cs="Courier New"/>
-                <w:sz w:val="16"/>
-                <w:szCs w:val="16"/>
-              </w:rPr>
-              <w:t xml:space="preserve"> random-swap perturbations</w:t>
+              <w:t>17:         Apply current_ngh random-swap perturbations</w:t>
             </w:r>
           </w:p>
           <w:p>
@@ -2491,53 +2293,7 @@
                 <w:sz w:val="16"/>
                 <w:szCs w:val="16"/>
               </w:rPr>
-              <w:t xml:space="preserve">23:         Apply </w:t>
-            </w:r>
-            <w:proofErr w:type="gramStart"/>
-            <w:r>
-              <w:rPr>
-                <w:rFonts w:ascii="Courier New" w:hAnsi="Courier New" w:cs="Courier New"/>
-                <w:sz w:val="16"/>
-                <w:szCs w:val="16"/>
-              </w:rPr>
-              <w:t>max(</w:t>
-            </w:r>
-            <w:proofErr w:type="gramEnd"/>
-            <w:r>
-              <w:rPr>
-                <w:rFonts w:ascii="Courier New" w:hAnsi="Courier New" w:cs="Courier New"/>
-                <w:sz w:val="16"/>
-                <w:szCs w:val="16"/>
-              </w:rPr>
-              <w:t xml:space="preserve">1, </w:t>
-            </w:r>
-            <w:proofErr w:type="gramStart"/>
-            <w:r>
-              <w:rPr>
-                <w:rFonts w:ascii="Courier New" w:hAnsi="Courier New" w:cs="Courier New"/>
-                <w:sz w:val="16"/>
-                <w:szCs w:val="16"/>
-              </w:rPr>
-              <w:t>floor(</w:t>
-            </w:r>
-            <w:proofErr w:type="spellStart"/>
-            <w:proofErr w:type="gramEnd"/>
-            <w:r>
-              <w:rPr>
-                <w:rFonts w:ascii="Courier New" w:hAnsi="Courier New" w:cs="Courier New"/>
-                <w:sz w:val="16"/>
-                <w:szCs w:val="16"/>
-              </w:rPr>
-              <w:t>current_ngh</w:t>
-            </w:r>
-            <w:proofErr w:type="spellEnd"/>
-            <w:r>
-              <w:rPr>
-                <w:rFonts w:ascii="Courier New" w:hAnsi="Courier New" w:cs="Courier New"/>
-                <w:sz w:val="16"/>
-                <w:szCs w:val="16"/>
-              </w:rPr>
-              <w:t xml:space="preserve"> / 2)) random-swap perturbations</w:t>
+              <w:t>23:         Apply max(1, floor(current_ngh / 2)) random-swap perturbations</w:t>
             </w:r>
           </w:p>
           <w:p>
@@ -2726,25 +2482,27 @@
                 <w:sz w:val="16"/>
                 <w:szCs w:val="16"/>
               </w:rPr>
-              <w:t xml:space="preserve">29:     if the new best solution improves the global </w:t>
-            </w:r>
-            <w:proofErr w:type="gramStart"/>
-            <w:r>
+              <w:t>29:     if the new best solution improves the global best then</w:t>
+            </w:r>
+          </w:p>
+          <w:p>
+            <w:pPr>
+              <w:spacing w:line="240" w:lineRule="auto"/>
+              <w:ind w:firstLine="0"/>
+              <w:jc w:val="left"/>
               <w:rPr>
                 <w:rFonts w:ascii="Courier New" w:hAnsi="Courier New" w:cs="Courier New"/>
                 <w:sz w:val="16"/>
                 <w:szCs w:val="16"/>
               </w:rPr>
-              <w:t>best</w:t>
-            </w:r>
-            <w:proofErr w:type="gramEnd"/>
+            </w:pPr>
             <w:r>
               <w:rPr>
                 <w:rFonts w:ascii="Courier New" w:hAnsi="Courier New" w:cs="Courier New"/>
                 <w:sz w:val="16"/>
                 <w:szCs w:val="16"/>
               </w:rPr>
-              <w:t xml:space="preserve"> then</w:t>
+              <w:t>30:         Update the global best solution</w:t>
             </w:r>
           </w:p>
           <w:p>
@@ -2764,7 +2522,7 @@
                 <w:sz w:val="16"/>
                 <w:szCs w:val="16"/>
               </w:rPr>
-              <w:t>30:         Update the global best solution</w:t>
+              <w:t>31:         no_improve_count ← 0</w:t>
             </w:r>
           </w:p>
           <w:p>
@@ -2784,25 +2542,27 @@
                 <w:sz w:val="16"/>
                 <w:szCs w:val="16"/>
               </w:rPr>
-              <w:t xml:space="preserve">31:         </w:t>
-            </w:r>
-            <w:proofErr w:type="spellStart"/>
-            <w:r>
+              <w:t>32:     else</w:t>
+            </w:r>
+          </w:p>
+          <w:p>
+            <w:pPr>
+              <w:spacing w:line="240" w:lineRule="auto"/>
+              <w:ind w:firstLine="0"/>
+              <w:jc w:val="left"/>
               <w:rPr>
                 <w:rFonts w:ascii="Courier New" w:hAnsi="Courier New" w:cs="Courier New"/>
                 <w:sz w:val="16"/>
                 <w:szCs w:val="16"/>
               </w:rPr>
-              <w:t>no_improve_count</w:t>
-            </w:r>
-            <w:proofErr w:type="spellEnd"/>
+            </w:pPr>
             <w:r>
               <w:rPr>
                 <w:rFonts w:ascii="Courier New" w:hAnsi="Courier New" w:cs="Courier New"/>
                 <w:sz w:val="16"/>
                 <w:szCs w:val="16"/>
               </w:rPr>
-              <w:t xml:space="preserve"> ← 0</w:t>
+              <w:t>33:         no_improve_count ← no_improve_count + 1</w:t>
             </w:r>
           </w:p>
           <w:p>
@@ -2822,7 +2582,7 @@
                 <w:sz w:val="16"/>
                 <w:szCs w:val="16"/>
               </w:rPr>
-              <w:t>32:     else</w:t>
+              <w:t>34:     end if</w:t>
             </w:r>
           </w:p>
           <w:p>
@@ -2836,49 +2596,65 @@
                 <w:szCs w:val="16"/>
               </w:rPr>
             </w:pPr>
-            <w:r>
+          </w:p>
+          <w:p>
+            <w:pPr>
+              <w:spacing w:line="240" w:lineRule="auto"/>
+              <w:ind w:firstLine="0"/>
+              <w:jc w:val="left"/>
               <w:rPr>
                 <w:rFonts w:ascii="Courier New" w:hAnsi="Courier New" w:cs="Courier New"/>
                 <w:sz w:val="16"/>
                 <w:szCs w:val="16"/>
               </w:rPr>
-              <w:t xml:space="preserve">33:         </w:t>
-            </w:r>
-            <w:proofErr w:type="spellStart"/>
+            </w:pPr>
             <w:r>
               <w:rPr>
                 <w:rFonts w:ascii="Courier New" w:hAnsi="Courier New" w:cs="Courier New"/>
                 <w:sz w:val="16"/>
                 <w:szCs w:val="16"/>
               </w:rPr>
-              <w:t>no_improve_count</w:t>
-            </w:r>
-            <w:proofErr w:type="spellEnd"/>
-            <w:r>
+              <w:t>35:     if no_improve_count ≥ H then</w:t>
+            </w:r>
+          </w:p>
+          <w:p>
+            <w:pPr>
+              <w:spacing w:line="240" w:lineRule="auto"/>
+              <w:ind w:firstLine="0"/>
+              <w:jc w:val="left"/>
               <w:rPr>
                 <w:rFonts w:ascii="Courier New" w:hAnsi="Courier New" w:cs="Courier New"/>
                 <w:sz w:val="16"/>
                 <w:szCs w:val="16"/>
               </w:rPr>
-              <w:t xml:space="preserve"> ← </w:t>
-            </w:r>
-            <w:proofErr w:type="spellStart"/>
+            </w:pPr>
             <w:r>
               <w:rPr>
                 <w:rFonts w:ascii="Courier New" w:hAnsi="Courier New" w:cs="Courier New"/>
                 <w:sz w:val="16"/>
                 <w:szCs w:val="16"/>
               </w:rPr>
-              <w:t>no_improve_count</w:t>
-            </w:r>
-            <w:proofErr w:type="spellEnd"/>
-            <w:r>
+              <w:t>36:         break</w:t>
+            </w:r>
+          </w:p>
+          <w:p>
+            <w:pPr>
+              <w:spacing w:line="240" w:lineRule="auto"/>
+              <w:ind w:firstLine="0"/>
+              <w:jc w:val="left"/>
               <w:rPr>
                 <w:rFonts w:ascii="Courier New" w:hAnsi="Courier New" w:cs="Courier New"/>
                 <w:sz w:val="16"/>
                 <w:szCs w:val="16"/>
               </w:rPr>
-              <w:t xml:space="preserve"> + 1</w:t>
+            </w:pPr>
+            <w:r>
+              <w:rPr>
+                <w:rFonts w:ascii="Courier New" w:hAnsi="Courier New" w:cs="Courier New"/>
+                <w:sz w:val="16"/>
+                <w:szCs w:val="16"/>
+              </w:rPr>
+              <w:t>37:     end if</w:t>
             </w:r>
           </w:p>
           <w:p>
@@ -2892,13 +2668,25 @@
                 <w:szCs w:val="16"/>
               </w:rPr>
             </w:pPr>
-            <w:r>
+          </w:p>
+          <w:p>
+            <w:pPr>
+              <w:spacing w:line="240" w:lineRule="auto"/>
+              <w:ind w:firstLine="0"/>
+              <w:jc w:val="left"/>
               <w:rPr>
                 <w:rFonts w:ascii="Courier New" w:hAnsi="Courier New" w:cs="Courier New"/>
                 <w:sz w:val="16"/>
                 <w:szCs w:val="16"/>
               </w:rPr>
-              <w:t>34:     end if</w:t>
+            </w:pPr>
+            <w:r>
+              <w:rPr>
+                <w:rFonts w:ascii="Courier New" w:hAnsi="Courier New" w:cs="Courier New"/>
+                <w:sz w:val="16"/>
+                <w:szCs w:val="16"/>
+              </w:rPr>
+              <w:t>38: end for</w:t>
             </w:r>
           </w:p>
           <w:p>
@@ -2930,128 +2718,6 @@
                 <w:sz w:val="16"/>
                 <w:szCs w:val="16"/>
               </w:rPr>
-              <w:t xml:space="preserve">35:     if </w:t>
-            </w:r>
-            <w:proofErr w:type="spellStart"/>
-            <w:r>
-              <w:rPr>
-                <w:rFonts w:ascii="Courier New" w:hAnsi="Courier New" w:cs="Courier New"/>
-                <w:sz w:val="16"/>
-                <w:szCs w:val="16"/>
-              </w:rPr>
-              <w:t>no_improve_count</w:t>
-            </w:r>
-            <w:proofErr w:type="spellEnd"/>
-            <w:r>
-              <w:rPr>
-                <w:rFonts w:ascii="Courier New" w:hAnsi="Courier New" w:cs="Courier New"/>
-                <w:sz w:val="16"/>
-                <w:szCs w:val="16"/>
-              </w:rPr>
-              <w:t xml:space="preserve"> ≥ H then</w:t>
-            </w:r>
-          </w:p>
-          <w:p>
-            <w:pPr>
-              <w:spacing w:line="240" w:lineRule="auto"/>
-              <w:ind w:firstLine="0"/>
-              <w:jc w:val="left"/>
-              <w:rPr>
-                <w:rFonts w:ascii="Courier New" w:hAnsi="Courier New" w:cs="Courier New"/>
-                <w:sz w:val="16"/>
-                <w:szCs w:val="16"/>
-              </w:rPr>
-            </w:pPr>
-            <w:r>
-              <w:rPr>
-                <w:rFonts w:ascii="Courier New" w:hAnsi="Courier New" w:cs="Courier New"/>
-                <w:sz w:val="16"/>
-                <w:szCs w:val="16"/>
-              </w:rPr>
-              <w:t>36:         break</w:t>
-            </w:r>
-          </w:p>
-          <w:p>
-            <w:pPr>
-              <w:spacing w:line="240" w:lineRule="auto"/>
-              <w:ind w:firstLine="0"/>
-              <w:jc w:val="left"/>
-              <w:rPr>
-                <w:rFonts w:ascii="Courier New" w:hAnsi="Courier New" w:cs="Courier New"/>
-                <w:sz w:val="16"/>
-                <w:szCs w:val="16"/>
-              </w:rPr>
-            </w:pPr>
-            <w:r>
-              <w:rPr>
-                <w:rFonts w:ascii="Courier New" w:hAnsi="Courier New" w:cs="Courier New"/>
-                <w:sz w:val="16"/>
-                <w:szCs w:val="16"/>
-              </w:rPr>
-              <w:t>37:     end if</w:t>
-            </w:r>
-          </w:p>
-          <w:p>
-            <w:pPr>
-              <w:spacing w:line="240" w:lineRule="auto"/>
-              <w:ind w:firstLine="0"/>
-              <w:jc w:val="left"/>
-              <w:rPr>
-                <w:rFonts w:ascii="Courier New" w:hAnsi="Courier New" w:cs="Courier New"/>
-                <w:sz w:val="16"/>
-                <w:szCs w:val="16"/>
-              </w:rPr>
-            </w:pPr>
-          </w:p>
-          <w:p>
-            <w:pPr>
-              <w:spacing w:line="240" w:lineRule="auto"/>
-              <w:ind w:firstLine="0"/>
-              <w:jc w:val="left"/>
-              <w:rPr>
-                <w:rFonts w:ascii="Courier New" w:hAnsi="Courier New" w:cs="Courier New"/>
-                <w:sz w:val="16"/>
-                <w:szCs w:val="16"/>
-              </w:rPr>
-            </w:pPr>
-            <w:r>
-              <w:rPr>
-                <w:rFonts w:ascii="Courier New" w:hAnsi="Courier New" w:cs="Courier New"/>
-                <w:sz w:val="16"/>
-                <w:szCs w:val="16"/>
-              </w:rPr>
-              <w:t>38: end for</w:t>
-            </w:r>
-          </w:p>
-          <w:p>
-            <w:pPr>
-              <w:spacing w:line="240" w:lineRule="auto"/>
-              <w:ind w:firstLine="0"/>
-              <w:jc w:val="left"/>
-              <w:rPr>
-                <w:rFonts w:ascii="Courier New" w:hAnsi="Courier New" w:cs="Courier New"/>
-                <w:sz w:val="16"/>
-                <w:szCs w:val="16"/>
-              </w:rPr>
-            </w:pPr>
-          </w:p>
-          <w:p>
-            <w:pPr>
-              <w:spacing w:line="240" w:lineRule="auto"/>
-              <w:ind w:firstLine="0"/>
-              <w:jc w:val="left"/>
-              <w:rPr>
-                <w:rFonts w:ascii="Courier New" w:hAnsi="Courier New" w:cs="Courier New"/>
-                <w:sz w:val="16"/>
-                <w:szCs w:val="16"/>
-              </w:rPr>
-            </w:pPr>
-            <w:r>
-              <w:rPr>
-                <w:rFonts w:ascii="Courier New" w:hAnsi="Courier New" w:cs="Courier New"/>
-                <w:sz w:val="16"/>
-                <w:szCs w:val="16"/>
-              </w:rPr>
               <w:t>39: return global best solution</w:t>
             </w:r>
           </w:p>
@@ -3078,6 +2744,24 @@
     <w:p>
       <w:r>
         <w:t>All experiments were conducted on a computer running Windows 11 with a 12th-generation Intel Core i3 processor and 16 GB of RAM. The algorithms were implemented in Python 3.12.7. All reported experiments used the same computing environment for consistency of runtime measurements</w:t>
+      </w:r>
+      <w:r>
+        <w:t>.</w:t>
+      </w:r>
+      <w:r>
+        <w:t xml:space="preserve"> </w:t>
+      </w:r>
+      <w:r>
+        <w:t>The six benchmark instances (eil51, berlin52, st70, kroA100, ch150, and rat195) were obtained from TSPLIB [14]</w:t>
+      </w:r>
+      <w:r>
+        <w:t>.</w:t>
+      </w:r>
+      <w:r>
+        <w:t xml:space="preserve"> </w:t>
+      </w:r>
+      <w:r>
+        <w:t>Distances follow the TSPLIB convention, with Euclidean distances rounded to the nearest integer</w:t>
       </w:r>
       <w:r>
         <w:t>.</w:t>
@@ -3115,7 +2799,6 @@
         <w:pStyle w:val="CAPTIONS"/>
       </w:pPr>
       <w:r>
-        <w:lastRenderedPageBreak/>
         <w:t>Table 1. Selected parameters and configuration of the HBALS fast preset</w:t>
       </w:r>
     </w:p>
@@ -3851,11 +3534,9 @@
               <w:ind w:left="0"/>
               <w:jc w:val="center"/>
             </w:pPr>
-            <w:proofErr w:type="spellStart"/>
             <w:r>
               <w:t>nn_ratio</w:t>
             </w:r>
-            <w:proofErr w:type="spellEnd"/>
           </w:p>
         </w:tc>
         <w:tc>
@@ -3918,11 +3599,9 @@
               <w:ind w:left="0"/>
               <w:jc w:val="center"/>
             </w:pPr>
-            <w:proofErr w:type="spellStart"/>
             <w:r>
               <w:t>no_improve_threshold</w:t>
             </w:r>
-            <w:proofErr w:type="spellEnd"/>
           </w:p>
         </w:tc>
         <w:tc>
@@ -4103,6 +3782,17 @@
       </w:r>
     </w:p>
     <w:p>
+      <w:r>
+        <w:t>2-opt is applied as a first-improvement search limited to 20 improving moves per candidate at elite sites and 10 at selected sites. The lightweight 3-opt-style step is applied only at elite sites; it evaluates 3 random segment reversals and keeps the best.</w:t>
+      </w:r>
+    </w:p>
+    <w:p>
+      <w:r>
+        <w:t>Because the neighborhood size is updated with integer truncation, it decreases from 3 to 1 within the first two iterations and cannot increase from 1 with β = 1.05. The perturbation strength therefore remains at one random swap for the rest of each run, and the adaptive expansion step is effectively inactive on the tested instances.</w:t>
+      </w:r>
+    </w:p>
+    <w:p/>
+    <w:p>
       <w:pPr>
         <w:pStyle w:val="Heading2"/>
       </w:pPr>
@@ -4123,7 +3813,6 @@
         <w:pStyle w:val="Heading2"/>
       </w:pPr>
       <w:r>
-        <w:lastRenderedPageBreak/>
         <w:t>6.4 HBALS Performance Results</w:t>
       </w:r>
     </w:p>
@@ -5520,7 +5209,11 @@
         </m:r>
       </m:oMath>
       <w:r>
-        <w:t>. For each recruited bee, three independent random single-swap neighbors of the site's base tour are evaluated, and the best candidate found is retained. Scout bees generate new random solutions to maintain exploration. ACO, GA, and PSO use the parameter settings specified in Table 3. These settings correspond to the implementations available in the accompanying code repository</w:t>
+        <w:t xml:space="preserve">. For each recruited bee, three independent random single-swap neighbors of the site's base tour are evaluated, and the best candidate found is retained. Scout bees generate new random solutions to </w:t>
+      </w:r>
+      <w:r>
+        <w:lastRenderedPageBreak/>
+        <w:t>maintain exploration. ACO, GA, and PSO use the parameter settings specified in Table 3. These settings correspond to the implementations available in the accompanying code repository</w:t>
       </w:r>
       <w:r>
         <w:t>.</w:t>
@@ -6103,7 +5796,6 @@
           <w:sz w:val="20"/>
           <w:szCs w:val="20"/>
         </w:rPr>
-        <w:lastRenderedPageBreak/>
         <w:t>Note:</w:t>
       </w:r>
       <w:r>
@@ -7833,6 +7525,7 @@
               <w:jc w:val="center"/>
             </w:pPr>
             <w:r>
+              <w:lastRenderedPageBreak/>
               <w:t>st70</w:t>
             </w:r>
           </w:p>
@@ -8732,7 +8425,6 @@
               <w:jc w:val="center"/>
             </w:pPr>
             <w:r>
-              <w:lastRenderedPageBreak/>
               <w:t>kroA100</w:t>
             </w:r>
           </w:p>
@@ -10317,7 +10009,11 @@
     </w:p>
     <w:p>
       <w:r>
-        <w:t>HBALS showed relatively small standard deviations across the six tested instances, indicating limited variation in the best solution quality obtained across independent runs. Its standard deviations ranged from 1.68 on eil51 to 79.06 on kroA100. The baseline algorithms exhibited different levels of run-to-run variation: GA and ACO showed comparatively larger standard deviations on several instances, while BA also exhibited non-zero variability under the stochastic configuration used in this study. PSO generally showed smaller standard deviations, although its solution quality differed substantially from HBALS. Overall, the standard-deviation results should be interpreted together with solution quality, since lower variability alone does not necessarily indicate better performance</w:t>
+        <w:t xml:space="preserve">HBALS showed relatively small standard deviations across the six tested instances, indicating limited variation in the best solution quality obtained across independent runs. Its standard deviations ranged from 1.68 on eil51 to 79.06 on kroA100. The baseline algorithms exhibited different levels of run-to-run variation: GA and ACO showed comparatively larger standard </w:t>
+      </w:r>
+      <w:r>
+        <w:lastRenderedPageBreak/>
+        <w:t>deviations on several instances, while BA also exhibited non-zero variability under the stochastic configuration used in this study. PSO generally showed smaller standard deviations, although its solution quality differed substantially from HBALS. Overall, the standard-deviation results should be interpreted together with solution quality, since lower variability alone does not necessarily indicate better performance</w:t>
       </w:r>
       <w:r>
         <w:t>.</w:t>
@@ -10347,11 +10043,7 @@
     </w:p>
     <w:p>
       <w:r>
-        <w:t xml:space="preserve">A Friedman test was conducted on the mean tour lengths across the six benchmark instances to examine whether the five algorithms exhibited statistically different performance. The test </w:t>
-      </w:r>
-      <w:r>
-        <w:lastRenderedPageBreak/>
-        <w:t xml:space="preserve">indicated a statistically significant difference among the algorithms </w:t>
+        <w:t xml:space="preserve">A Friedman test was conducted on the mean tour lengths across the six benchmark instances to examine whether the five algorithms exhibited statistically different performance. The test indicated a statistically significant difference among the algorithms </w:t>
       </w:r>
       <m:oMath>
         <m:sSup>
@@ -10531,6 +10223,7 @@
         <w:pStyle w:val="Heading2"/>
       </w:pPr>
       <w:r>
+        <w:lastRenderedPageBreak/>
         <w:t>7.1 Algorithm Performance Analysis</w:t>
       </w:r>
     </w:p>
@@ -10544,8 +10237,13 @@
     </w:p>
     <w:p>
       <w:r>
-        <w:lastRenderedPageBreak/>
-        <w:t>The results are consistent with the intended role of these components: Nearest-Neighbor initialization provides a set of relatively structured starting solutions, while random initialization preserves additional diversity. Elite-site search increases exploitation around promising tours, whereas selected-site search provides a lighter form of exploration. The adaptive neighborhood mechanism changes the perturbation intensity according to recent progress. Because the current study evaluates the complete hybrid configuration without ablation experiments, the individual contribution of these components cannot be isolated</w:t>
+        <w:t xml:space="preserve">The results are consistent with the intended role of these components: Nearest-Neighbor initialization provides a set of relatively structured starting solutions, while random initialization preserves additional diversity. Elite-site search increases exploitation around promising tours, whereas selected-site search provides a lighter form of exploration. </w:t>
+      </w:r>
+      <w:r>
+        <w:t>The adaptive neighborhood mechanism is designed to change the perturbation intensity according to recent progress, although in the tested runs it settled at a single swap (see Section 6.2)</w:t>
+      </w:r>
+      <w:r>
+        <w:t>. Because the current study evaluates the complete hybrid configuration without ablation experiments, the individual contribution of these components cannot be isolated</w:t>
       </w:r>
       <w:r>
         <w:t>.</w:t>
@@ -10761,6 +10459,7 @@
         <w:pStyle w:val="Heading2"/>
       </w:pPr>
       <w:r>
+        <w:lastRenderedPageBreak/>
         <w:t xml:space="preserve">7.3 </w:t>
       </w:r>
       <w:r>
@@ -10774,7 +10473,13 @@
     </w:p>
     <w:p>
       <w:r>
-        <w:t>The local-search procedures increase exploitation around promising solutions, while the adaptive neighborhood mechanism changes the perturbation intensity according to recent search progress. These mechanisms provide a plausible explanation for the observed behavior, but their individual effects should be investigated through ablation experiments in future work</w:t>
+        <w:t xml:space="preserve">The local-search procedures increase exploitation around promising solutions, while </w:t>
+      </w:r>
+      <w:r>
+        <w:t>the adaptive neighborhood mechanism is designed to change the perturbation intensity according to recent search progress</w:t>
+      </w:r>
+      <w:r>
+        <w:t>. These mechanisms provide a plausible explanation for the observed behavior, but their individual effects should be investigated through ablation experiments in future work</w:t>
       </w:r>
       <w:r>
         <w:t>.</w:t>
@@ -10785,7 +10490,6 @@
         <w:pStyle w:val="Heading2"/>
       </w:pPr>
       <w:r>
-        <w:lastRenderedPageBreak/>
         <w:t>7.4 Stability and Convergence Analysis</w:t>
       </w:r>
     </w:p>
@@ -10815,10 +10519,7 @@
     </w:p>
     <w:p>
       <w:r>
-        <w:t xml:space="preserve">The convergence curves show that HBALS typically improves rapidly during the early iterations before approaching a more stable solution region. </w:t>
-      </w:r>
-      <w:r>
-        <w:t>The convergence curves are consistent with the intended adaptive search behavior, but the present experiments do not isolate the effect of adaptive neighborhood control from the other components of HBALS</w:t>
+        <w:t>Because the neighborhood size settled at a single swap in the tested runs (see Section 6.2), this behavior should not be attributed to adaptive neighborhood control, and the present experiments do not isolate its effect from the other components of HBALS</w:t>
       </w:r>
       <w:r>
         <w:t>. The present experiments support this observed behavior, but they do not establish a universal convergence-rate advantage over other metaheuristics</w:t>
@@ -11422,13 +11123,8 @@
               <w:ind w:left="0"/>
               <w:jc w:val="center"/>
             </w:pPr>
-            <w:proofErr w:type="spellStart"/>
-            <w:r>
-              <w:t>Suluova</w:t>
-            </w:r>
-            <w:proofErr w:type="spellEnd"/>
-            <w:r>
-              <w:t xml:space="preserve"> et al. (2024) [2]</w:t>
+            <w:r>
+              <w:t>Suluova et al. (2024) [2]</w:t>
             </w:r>
           </w:p>
         </w:tc>
@@ -11871,13 +11567,8 @@
               <w:ind w:left="0"/>
               <w:jc w:val="center"/>
             </w:pPr>
-            <w:proofErr w:type="spellStart"/>
-            <w:r>
-              <w:t>Suluova</w:t>
-            </w:r>
-            <w:proofErr w:type="spellEnd"/>
-            <w:r>
-              <w:t xml:space="preserve"> et al. (2024) [2]</w:t>
+            <w:r>
+              <w:t>Suluova et al. (2024) [2]</w:t>
             </w:r>
           </w:p>
         </w:tc>
@@ -12320,13 +12011,8 @@
               <w:ind w:left="0"/>
               <w:jc w:val="center"/>
             </w:pPr>
-            <w:proofErr w:type="spellStart"/>
-            <w:r>
-              <w:t>Suluova</w:t>
-            </w:r>
-            <w:proofErr w:type="spellEnd"/>
-            <w:r>
-              <w:t xml:space="preserve"> et al. (2024) [2]</w:t>
+            <w:r>
+              <w:t>Suluova et al. (2024) [2]</w:t>
             </w:r>
           </w:p>
         </w:tc>
@@ -12766,13 +12452,8 @@
               <w:ind w:left="0"/>
               <w:jc w:val="center"/>
             </w:pPr>
-            <w:proofErr w:type="spellStart"/>
-            <w:r>
-              <w:t>Suluova</w:t>
-            </w:r>
-            <w:proofErr w:type="spellEnd"/>
-            <w:r>
-              <w:t xml:space="preserve"> et al. (2024) [2]</w:t>
+            <w:r>
+              <w:t>Suluova et al. (2024) [2]</w:t>
             </w:r>
           </w:p>
         </w:tc>
@@ -13212,13 +12893,8 @@
               <w:ind w:left="0"/>
               <w:jc w:val="center"/>
             </w:pPr>
-            <w:proofErr w:type="spellStart"/>
-            <w:r>
-              <w:t>Suluova</w:t>
-            </w:r>
-            <w:proofErr w:type="spellEnd"/>
-            <w:r>
-              <w:t xml:space="preserve"> et al. (2024) [2]</w:t>
+            <w:r>
+              <w:t>Suluova et al. (2024) [2]</w:t>
             </w:r>
           </w:p>
         </w:tc>
@@ -13655,13 +13331,8 @@
               <w:ind w:left="0"/>
               <w:jc w:val="center"/>
             </w:pPr>
-            <w:proofErr w:type="spellStart"/>
-            <w:r>
-              <w:t>Suluova</w:t>
-            </w:r>
-            <w:proofErr w:type="spellEnd"/>
-            <w:r>
-              <w:t xml:space="preserve"> et al. (2024) [2]</w:t>
+            <w:r>
+              <w:t>Suluova et al. (2024) [2]</w:t>
             </w:r>
           </w:p>
         </w:tc>
@@ -13798,7 +13469,25 @@
           <w:sz w:val="20"/>
           <w:szCs w:val="20"/>
         </w:rPr>
-        <w:t xml:space="preserve"> — indicates that the corresponding result was not reported in the original source.</w:t>
+        <w:t xml:space="preserve"> — </w:t>
+      </w:r>
+      <w:r>
+        <w:rPr>
+          <w:rFonts w:ascii="Times New Roman" w:eastAsiaTheme="minorHAnsi" w:hAnsi="Times New Roman" w:cstheme="minorBidi"/>
+          <w:b w:val="0"/>
+          <w:sz w:val="20"/>
+          <w:szCs w:val="20"/>
+        </w:rPr>
+        <w:t>indicates that the corresponding result was not reported in the original source. Values for Sahin (2023) [3] and Suluova et al. (2024) [2] are taken from the original publications and were not re-run</w:t>
+      </w:r>
+      <w:r>
+        <w:rPr>
+          <w:rFonts w:ascii="Times New Roman" w:eastAsiaTheme="minorHAnsi" w:hAnsi="Times New Roman" w:cstheme="minorBidi"/>
+          <w:b w:val="0"/>
+          <w:sz w:val="20"/>
+          <w:szCs w:val="20"/>
+        </w:rPr>
+        <w:t>.</w:t>
       </w:r>
     </w:p>
     <w:p/>
@@ -13839,15 +13528,7 @@
         <w:t xml:space="preserve">mean gap </w:t>
       </w:r>
       <w:r>
-        <w:t xml:space="preserve">of only 0.43%, demonstrating precise and stable performance. By comparison, </w:t>
-      </w:r>
-      <w:proofErr w:type="spellStart"/>
-      <w:r>
-        <w:t>Suluova</w:t>
-      </w:r>
-      <w:proofErr w:type="spellEnd"/>
-      <w:r>
-        <w:t xml:space="preserve"> et al. (2024) [2] recorded a mean of 437 and a 2.58% </w:t>
+        <w:t xml:space="preserve">of only 0.43%, demonstrating precise and stable performance. By comparison, Suluova et al. (2024) [2] recorded a mean of 437 and a 2.58% </w:t>
       </w:r>
       <w:r>
         <w:t>mean gap</w:t>
@@ -13873,15 +13554,7 @@
         <w:t xml:space="preserve">[3] </w:t>
       </w:r>
       <w:r>
-        <w:t xml:space="preserve">reported a 0.03% mean gap, while </w:t>
-      </w:r>
-      <w:proofErr w:type="spellStart"/>
-      <w:r>
-        <w:t>Suluova</w:t>
-      </w:r>
-      <w:proofErr w:type="spellEnd"/>
-      <w:r>
-        <w:t xml:space="preserve"> et al. (2024)</w:t>
+        <w:t>reported a 0.03% mean gap, while Suluova et al. (2024)</w:t>
       </w:r>
       <w:r>
         <w:t xml:space="preserve"> </w:t>
@@ -13898,6 +13571,7 @@
     </w:p>
     <w:p>
       <w:r>
+        <w:lastRenderedPageBreak/>
         <w:t>These results demonstrate HBALS's high precision and stable behavior on small-scale problems.</w:t>
       </w:r>
     </w:p>
@@ -13933,32 +13607,12 @@
         <w:t xml:space="preserve">mean gap </w:t>
       </w:r>
       <w:r>
-        <w:t xml:space="preserve">(0.31%) and ranked first, while </w:t>
-      </w:r>
-      <w:proofErr w:type="spellStart"/>
-      <w:r>
-        <w:t>Suluova</w:t>
-      </w:r>
-      <w:proofErr w:type="spellEnd"/>
-      <w:r>
-        <w:t xml:space="preserve"> et al. (2024) [2] performed worse, at 3.11%.</w:t>
-      </w:r>
-    </w:p>
-    <w:p>
-      <w:r>
-        <w:t xml:space="preserve">On kroA100, HBALS obtained a best value of 21296 and a mean value of 21388.60, corresponding to a mean gap of 0.50% from the BKS of 21282. Sahin (2023) [3] reported a best value and mean value of 21285, which are closer to the BKS. </w:t>
-      </w:r>
-      <w:proofErr w:type="spellStart"/>
-      <w:r>
-        <w:t>Suluova</w:t>
-      </w:r>
-      <w:proofErr w:type="spellEnd"/>
-      <w:r>
-        <w:t xml:space="preserve"> et al. (2024) [2] reported a </w:t>
-      </w:r>
-      <w:r>
-        <w:lastRenderedPageBreak/>
-        <w:t>mean gap of 3.46%. HBALS therefore provides a competitive result but does not achieve the best reported performance for this instance</w:t>
+        <w:t>(0.31%) and ranked first, while Suluova et al. (2024) [2] performed worse, at 3.11%.</w:t>
+      </w:r>
+    </w:p>
+    <w:p>
+      <w:r>
+        <w:t>On kroA100, HBALS obtained a best value of 21296 and a mean value of 21388.60, corresponding to a mean gap of 0.50% from the BKS of 21282. Sahin (2023) [3] reported a best value and mean value of 21285, which are closer to the BKS. Suluova et al. (2024) [2] reported a mean gap of 3.46%. HBALS therefore provides a competitive result but does not achieve the best reported performance for this instance</w:t>
       </w:r>
       <w:r>
         <w:t>.</w:t>
@@ -13981,15 +13635,7 @@
     </w:p>
     <w:p>
       <w:r>
-        <w:t xml:space="preserve">On ch150, HBALS obtained a best value of 6570 and a mean value of 6627.95, corresponding to a mean gap of 1.53% from the BKS of 6528. Sahin (2023) [3] reported a best value of 6552 and a mean value of 6554, both of which are closer to the BKS. </w:t>
-      </w:r>
-      <w:proofErr w:type="spellStart"/>
-      <w:r>
-        <w:t>Suluova</w:t>
-      </w:r>
-      <w:proofErr w:type="spellEnd"/>
-      <w:r>
-        <w:t xml:space="preserve"> et al. (2024) [2] reported a mean gap of 6.13%. The result indicates that HBALS remains competitive on this larger tested instance, although the reported Sahin result is better</w:t>
+        <w:t>On ch150, HBALS obtained a best value of 6570 and a mean value of 6627.95, corresponding to a mean gap of 1.53% from the BKS of 6528. Sahin (2023) [3] reported a best value of 6552 and a mean value of 6554, both of which are closer to the BKS. Suluova et al. (2024) [2] reported a mean gap of 6.13%. The result indicates that HBALS remains competitive on this larger tested instance, although the reported Sahin result is better</w:t>
       </w:r>
       <w:r>
         <w:t>.</w:t>
@@ -13997,15 +13643,7 @@
     </w:p>
     <w:p>
       <w:r>
-        <w:t xml:space="preserve">On rat195, HBALS obtained a best value of 2349 and a mean value of 2375.30, corresponding to a mean gap of 2.25% from the BKS of 2323. Sahin (2023) [3] reported a best value of 2340 and a mean value of 2352, both of which are lower than the corresponding HBALS values. </w:t>
-      </w:r>
-      <w:proofErr w:type="spellStart"/>
-      <w:r>
-        <w:t>Suluova</w:t>
-      </w:r>
-      <w:proofErr w:type="spellEnd"/>
-      <w:r>
-        <w:t xml:space="preserve"> et al. (2024) [2] did not report a result for rat195. HBALS therefore remained competitive on this instance but did not outperform the reported Sahin result</w:t>
+        <w:t>On rat195, HBALS obtained a best value of 2349 and a mean value of 2375.30, corresponding to a mean gap of 2.25% from the BKS of 2323. Sahin (2023) [3] reported a best value of 2340 and a mean value of 2352, both of which are lower than the corresponding HBALS values. Suluova et al. (2024) [2] did not report a result for rat195. HBALS therefore remained competitive on this instance but did not outperform the reported Sahin result</w:t>
       </w:r>
       <w:r>
         <w:t>.</w:t>
@@ -14037,7 +13675,11 @@
     </w:p>
     <w:p>
       <w:r>
-        <w:t xml:space="preserve">This study examined the Bees Algorithm and its improved variants, with particular focus on solving the Traveling Salesman Problem (TSP). The algorithm's structure, biological rationale, and search cycle were first described, showing how inspiration from the natural foraging behavior of bees produces a powerful mechanism for balancing exploration and exploitation in complex optimization problems. The TSP was then modeled in detail, and </w:t>
+        <w:t xml:space="preserve">This study examined the Bees Algorithm and its improved variants, with particular focus on solving the Traveling Salesman Problem (TSP). The algorithm's structure, biological rationale, and search cycle were first described, showing how inspiration from the natural foraging behavior of bees produces a powerful mechanism for balancing exploration and exploitation in complex </w:t>
+      </w:r>
+      <w:r>
+        <w:lastRenderedPageBreak/>
+        <w:t xml:space="preserve">optimization problems. The TSP was then modeled in detail, and </w:t>
       </w:r>
       <w:r>
         <w:t>the adaptation of both BA and the proposed hybrid variant, HBALS, for obtaining high-quality TSP tours under practical computational budgets was explained</w:t>
@@ -14061,7 +13703,6 @@
     </w:p>
     <w:p>
       <w:r>
-        <w:lastRenderedPageBreak/>
         <w:t xml:space="preserve">Under the experimental configuration used in this study, HBALS reached the best-known solution on eil51, berlin52, and st70 and produced solutions within 2.25% of the BKS in terms of mean tour length on the tested instances. </w:t>
       </w:r>
       <w:r>
@@ -14171,6 +13812,27 @@
       </w:r>
     </w:p>
     <w:p>
+      <w:pPr>
+        <w:rPr>
+          <w:b/>
+          <w:bCs/>
+        </w:rPr>
+      </w:pPr>
+      <w:r>
+        <w:rPr>
+          <w:b/>
+          <w:bCs/>
+        </w:rPr>
+        <w:t xml:space="preserve">Limited effect of the adaptive neighborhood mechanism: </w:t>
+      </w:r>
+      <w:r>
+        <w:t>because the neighborhood size is updated with integer truncation, it decreases from 3 to 1 within the first two iterations and cannot increase from 1 with β = 1.05. The perturbation strength therefore remains at one random swap for the rest of each run, and the adaptive expansion step is effectively inactive on the tested instances</w:t>
+      </w:r>
+      <w:r>
+        <w:t>.</w:t>
+      </w:r>
+    </w:p>
+    <w:p>
       <w:r>
         <w:rPr>
           <w:b/>
@@ -14300,6 +13962,7 @@
     </w:p>
     <w:p>
       <w:r>
+        <w:lastRenderedPageBreak/>
         <w:t>The experimental evaluation is limited to six TSPLIB instances with up to 195 cities and therefore does not establish the behavior of HBALS on substantially larger TSP instances. In addition, the current study evaluates the complete hybrid method without an ablation analysis; consequently, the individual contributions of Nearest-Neighbor initialization, adaptive neighborhood control, 2-opt, and lightweight 3-opt-style refinement cannot be isolated. Comparisons with published methods should also be interpreted cautiously because differences in implementation, parameter settings, computational resources, and stopping criteria may affect reported results.</w:t>
       </w:r>
     </w:p>
@@ -14323,7 +13986,6 @@
     </w:p>
     <w:p>
       <w:r>
-        <w:lastRenderedPageBreak/>
         <w:t>Developing lower-complexity, higher-speed variants for large-scale TSP: using lighter local search or fast approximate variants to increase convergence speed.</w:t>
       </w:r>
     </w:p>
@@ -14339,15 +14001,7 @@
     </w:p>
     <w:p>
       <w:r>
-        <w:t xml:space="preserve">Extending the algorithm to more complex variants such as </w:t>
-      </w:r>
-      <w:proofErr w:type="spellStart"/>
-      <w:r>
-        <w:t>mTSP</w:t>
-      </w:r>
-      <w:proofErr w:type="spellEnd"/>
-      <w:r>
-        <w:t>, DTSP, and VRP: applying new algorithmic adaptations to solve more realistic problems in transportation, logistics, and robot routing.</w:t>
+        <w:t>Extending the algorithm to more complex variants such as mTSP, DTSP, and VRP: applying new algorithmic adaptations to solve more realistic problems in transportation, logistics, and robot routing.</w:t>
       </w:r>
     </w:p>
     <w:p/>
@@ -14390,12 +14044,29 @@
         <w:pStyle w:val="Heading1"/>
       </w:pPr>
       <w:r>
+        <w:lastRenderedPageBreak/>
         <w:t>Data and code availability</w:t>
       </w:r>
     </w:p>
     <w:p>
       <w:r>
-        <w:t xml:space="preserve">The source code, the TSPLIB benchmark instances used, and all experimental results and convergence plots are available at </w:t>
+        <w:t>The benchmark instances used in this study (eil51, berlin52, st70, kroA100, ch150, and rat195) are taken from the TSPLIB library [14].</w:t>
+      </w:r>
+    </w:p>
+    <w:p>
+      <w:r>
+        <w:t>The best-known solution (BKS) values reported in Table 2 are the optimal tour lengths published in the same library. Results for Sahin (2023) [3] and Suluova et al. (2024) [2] in Table 5 are taken from the original publications and were not re-run.</w:t>
+      </w:r>
+    </w:p>
+    <w:p>
+      <w:r>
+        <w:t>The source code, the instance files used, and all</w:t>
+      </w:r>
+      <w:r>
+        <w:t xml:space="preserve"> </w:t>
+      </w:r>
+      <w:r>
+        <w:t xml:space="preserve">experimental results and convergence plots are available at </w:t>
       </w:r>
       <w:hyperlink r:id="rId9" w:history="1">
         <w:r>
@@ -14898,23 +14569,7 @@
         <w:t>3</w:t>
       </w:r>
       <w:r>
-        <w:t xml:space="preserve">). Metaheuristics in Combinatorial Optimization: Overview and Conceptual Comparison. ACM </w:t>
-      </w:r>
-      <w:proofErr w:type="spellStart"/>
-      <w:r>
-        <w:t>Comput</w:t>
-      </w:r>
-      <w:proofErr w:type="spellEnd"/>
-      <w:r>
-        <w:t xml:space="preserve">. </w:t>
-      </w:r>
-      <w:proofErr w:type="spellStart"/>
-      <w:r>
-        <w:t>Surv</w:t>
-      </w:r>
-      <w:proofErr w:type="spellEnd"/>
-      <w:r>
-        <w:t xml:space="preserve">. 35. 268–308. </w:t>
+        <w:t xml:space="preserve">). Metaheuristics in Combinatorial Optimization: Overview and Conceptual Comparison. ACM Comput. Surv. 35. 268–308. </w:t>
       </w:r>
       <w:hyperlink r:id="rId16" w:history="1">
         <w:r>
@@ -14931,15 +14586,7 @@
         <w:ind w:left="284" w:hanging="284"/>
       </w:pPr>
       <w:r>
-        <w:t xml:space="preserve">[2] </w:t>
-      </w:r>
-      <w:proofErr w:type="spellStart"/>
-      <w:r>
-        <w:t>Suluova</w:t>
-      </w:r>
-      <w:proofErr w:type="spellEnd"/>
-      <w:r>
-        <w:t xml:space="preserve">, H.F.; Pham, D.T. A New Single-Parameter Bees Algorithm. Biomimetics 2024, 9, 634. </w:t>
+        <w:t xml:space="preserve">[2] Suluova, H.F.; Pham, D.T. A New Single-Parameter Bees Algorithm. Biomimetics 2024, 9, 634. </w:t>
       </w:r>
       <w:hyperlink r:id="rId17" w:history="1">
         <w:r>
@@ -14956,31 +14603,7 @@
         <w:ind w:left="284" w:hanging="284"/>
       </w:pPr>
       <w:r>
-        <w:t xml:space="preserve">[3] Sahin, M. Solving TSP by using combinatorial </w:t>
-      </w:r>
-      <w:proofErr w:type="gramStart"/>
-      <w:r>
-        <w:t>Bees</w:t>
-      </w:r>
-      <w:proofErr w:type="gramEnd"/>
-      <w:r>
-        <w:t xml:space="preserve"> algorithm with nearest neighbor method. Neural </w:t>
-      </w:r>
-      <w:proofErr w:type="spellStart"/>
-      <w:r>
-        <w:t>Comput</w:t>
-      </w:r>
-      <w:proofErr w:type="spellEnd"/>
-      <w:r>
-        <w:t xml:space="preserve"> &amp; </w:t>
-      </w:r>
-      <w:proofErr w:type="spellStart"/>
-      <w:r>
-        <w:t>Applic</w:t>
-      </w:r>
-      <w:proofErr w:type="spellEnd"/>
-      <w:r>
-        <w:t xml:space="preserve"> 35, 1863–1879 (2023). </w:t>
+        <w:t xml:space="preserve">[3] Sahin, M. Solving TSP by using combinatorial Bees algorithm with nearest neighbor method. Neural Comput &amp; Applic 35, 1863–1879 (2023). </w:t>
       </w:r>
       <w:hyperlink r:id="rId18" w:history="1">
         <w:r>
@@ -14997,15 +14620,7 @@
         <w:ind w:left="284" w:hanging="284"/>
       </w:pPr>
       <w:r>
-        <w:t xml:space="preserve">[4] Hartono, N., </w:t>
-      </w:r>
-      <w:proofErr w:type="spellStart"/>
-      <w:r>
-        <w:t>Suluova</w:t>
-      </w:r>
-      <w:proofErr w:type="spellEnd"/>
-      <w:r>
-        <w:t xml:space="preserve">, H. F., Eker, F. M., Zeybek, S., &amp; Caterino, M. (2024). A Comparative Study of Reduced Parameter Versions of the Bees Algorithm for Traveling Salesman Problem. Journal of Integrated System, 7(1), 1–12. </w:t>
+        <w:t xml:space="preserve">[4] Hartono, N., Suluova, H. F., Eker, F. M., Zeybek, S., &amp; Caterino, M. (2024). A Comparative Study of Reduced Parameter Versions of the Bees Algorithm for Traveling Salesman Problem. Journal of Integrated System, 7(1), 1–12. </w:t>
       </w:r>
       <w:hyperlink r:id="rId19" w:history="1">
         <w:r>
@@ -15022,15 +14637,7 @@
         <w:ind w:left="284" w:hanging="284"/>
       </w:pPr>
       <w:r>
-        <w:t xml:space="preserve">[5] Ismail, A. H., Ruslan, W., &amp; Pham, D. T. (2023). A user-friendly Bees Algorithm for continuous and combinatorial </w:t>
-      </w:r>
-      <w:proofErr w:type="spellStart"/>
-      <w:r>
-        <w:t>optimisation</w:t>
-      </w:r>
-      <w:proofErr w:type="spellEnd"/>
-      <w:r>
-        <w:t xml:space="preserve">. Cogent Engineering, 10:2, 2278257. </w:t>
+        <w:t xml:space="preserve">[5] Ismail, A. H., Ruslan, W., &amp; Pham, D. T. (2023). A user-friendly Bees Algorithm for continuous and combinatorial optimisation. Cogent Engineering, 10:2, 2278257. </w:t>
       </w:r>
       <w:hyperlink r:id="rId20" w:history="1">
         <w:r>
@@ -15053,23 +14660,7 @@
         <w:t xml:space="preserve">[6] </w:t>
       </w:r>
       <w:r>
-        <w:t xml:space="preserve">Ismail, A. H. (2021). Enhancing the </w:t>
-      </w:r>
-      <w:proofErr w:type="gramStart"/>
-      <w:r>
-        <w:t>bees</w:t>
-      </w:r>
-      <w:proofErr w:type="gramEnd"/>
-      <w:r>
-        <w:t xml:space="preserve"> algorithm using the </w:t>
-      </w:r>
-      <w:proofErr w:type="spellStart"/>
-      <w:r>
-        <w:t>traplining</w:t>
-      </w:r>
-      <w:proofErr w:type="spellEnd"/>
-      <w:r>
-        <w:t xml:space="preserve"> metaphor. </w:t>
+        <w:t xml:space="preserve">Ismail, A. H. (2021). Enhancing the bees algorithm using the traplining metaphor. </w:t>
       </w:r>
       <w:r>
         <w:t xml:space="preserve">PhD Thesis, University of Birmingham. </w:t>
@@ -15122,39 +14713,7 @@
         <w:ind w:left="288" w:hanging="288"/>
       </w:pPr>
       <w:r>
-        <w:t xml:space="preserve">[8] </w:t>
-      </w:r>
-      <w:proofErr w:type="spellStart"/>
-      <w:r>
-        <w:t>Camazine</w:t>
-      </w:r>
-      <w:proofErr w:type="spellEnd"/>
-      <w:r>
-        <w:t xml:space="preserve">, S., </w:t>
-      </w:r>
-      <w:proofErr w:type="spellStart"/>
-      <w:r>
-        <w:t>Deneubourg</w:t>
-      </w:r>
-      <w:proofErr w:type="spellEnd"/>
-      <w:r>
-        <w:t xml:space="preserve">, J.L., Franks, N.R., Sneyd, J., </w:t>
-      </w:r>
-      <w:proofErr w:type="spellStart"/>
-      <w:r>
-        <w:t>Theraulaz</w:t>
-      </w:r>
-      <w:proofErr w:type="spellEnd"/>
-      <w:r>
-        <w:t xml:space="preserve">, G., &amp; </w:t>
-      </w:r>
-      <w:proofErr w:type="spellStart"/>
-      <w:r>
-        <w:t>Bonabeau</w:t>
-      </w:r>
-      <w:proofErr w:type="spellEnd"/>
-      <w:r>
-        <w:t>, E.  (2001). Self</w:t>
+        <w:t>[8] Camazine, S., Deneubourg, J.L., Franks, N.R., Sneyd, J., Theraulaz, G., &amp; Bonabeau, E.  (2001). Self</w:t>
       </w:r>
       <w:r>
         <w:t>-</w:t>
@@ -15183,23 +14742,7 @@
         <w:ind w:left="288" w:hanging="288"/>
       </w:pPr>
       <w:r>
-        <w:t xml:space="preserve">[9] Pham, D. T., Castellani, M., </w:t>
-      </w:r>
-      <w:proofErr w:type="spellStart"/>
-      <w:r>
-        <w:t>Sholedolu</w:t>
-      </w:r>
-      <w:proofErr w:type="spellEnd"/>
-      <w:r>
-        <w:t xml:space="preserve">, M., &amp; Ghanbarzadeh, A. (2008). The Bees Algorithm and Mechanical Design </w:t>
-      </w:r>
-      <w:proofErr w:type="spellStart"/>
-      <w:r>
-        <w:t>Optimisation</w:t>
-      </w:r>
-      <w:proofErr w:type="spellEnd"/>
-      <w:r>
-        <w:t>. In Proceedings of the 5th International Conference on Informatics in Control, Automation and Robotics (ICINCO-ICSO 2008),</w:t>
+        <w:t>[9] Pham, D. T., Castellani, M., Sholedolu, M., &amp; Ghanbarzadeh, A. (2008). The Bees Algorithm and Mechanical Design Optimisation. In Proceedings of the 5th International Conference on Informatics in Control, Automation and Robotics (ICINCO-ICSO 2008),</w:t>
       </w:r>
       <w:r>
         <w:t xml:space="preserve"> </w:t>
@@ -15228,15 +14771,7 @@
         <w:ind w:left="284" w:hanging="284"/>
       </w:pPr>
       <w:r>
-        <w:t xml:space="preserve">[10] </w:t>
-      </w:r>
-      <w:proofErr w:type="spellStart"/>
-      <w:r>
-        <w:t>Biesmeijer</w:t>
-      </w:r>
-      <w:proofErr w:type="spellEnd"/>
-      <w:r>
-        <w:t xml:space="preserve">, J. &amp; Seeley, T. (2005). The use of waggle dance information by honey bees throughout their foraging careers. Behavioral Ecology and Sociobiology, 59, 133–142. </w:t>
+        <w:t xml:space="preserve">[10] Biesmeijer, J. &amp; Seeley, T. (2005). The use of waggle dance information by honey bees throughout their foraging careers. Behavioral Ecology and Sociobiology, 59, 133–142. </w:t>
       </w:r>
       <w:hyperlink r:id="rId24" w:history="1">
         <w:r>
@@ -15253,23 +14788,7 @@
         <w:ind w:left="284" w:hanging="284"/>
       </w:pPr>
       <w:r>
-        <w:t xml:space="preserve">[11] </w:t>
-      </w:r>
-      <w:proofErr w:type="spellStart"/>
-      <w:r>
-        <w:t>Yuce</w:t>
-      </w:r>
-      <w:proofErr w:type="spellEnd"/>
-      <w:r>
-        <w:t xml:space="preserve">, B., </w:t>
-      </w:r>
-      <w:proofErr w:type="spellStart"/>
-      <w:r>
-        <w:t>Packianather</w:t>
-      </w:r>
-      <w:proofErr w:type="spellEnd"/>
-      <w:r>
-        <w:t xml:space="preserve">, M., Mastrocinque, E., Pham, D., &amp; Lambiase, A. (2013). Honey Bees Inspired Optimization Method: The Bees Algorithm. Insects, 4, 646–662. </w:t>
+        <w:t xml:space="preserve">[11] Yuce, B., Packianather, M., Mastrocinque, E., Pham, D., &amp; Lambiase, A. (2013). Honey Bees Inspired Optimization Method: The Bees Algorithm. Insects, 4, 646–662. </w:t>
       </w:r>
       <w:hyperlink r:id="rId25" w:history="1">
         <w:r>
@@ -15303,23 +14822,7 @@
         <w:ind w:left="284" w:hanging="284"/>
       </w:pPr>
       <w:r>
-        <w:t xml:space="preserve">[13] Hamza, A., Haj Darwish, A., &amp; </w:t>
-      </w:r>
-      <w:proofErr w:type="spellStart"/>
-      <w:r>
-        <w:t>Rihawi</w:t>
-      </w:r>
-      <w:proofErr w:type="spellEnd"/>
-      <w:r>
-        <w:t xml:space="preserve">, O. (2023). A new local search for the </w:t>
-      </w:r>
-      <w:proofErr w:type="gramStart"/>
-      <w:r>
-        <w:t>bees</w:t>
-      </w:r>
-      <w:proofErr w:type="gramEnd"/>
-      <w:r>
-        <w:t xml:space="preserve"> algorithm to optimize multiple traveling salesman problem. Intelligent Systems with Applications, 18, 200242. </w:t>
+        <w:t xml:space="preserve">[13] Hamza, A., Haj Darwish, A., &amp; Rihawi, O. (2023). A new local search for the bees algorithm to optimize multiple traveling salesman problem. Intelligent Systems with Applications, 18, 200242. </w:t>
       </w:r>
       <w:hyperlink r:id="rId27" w:history="1">
         <w:r>
@@ -15332,12 +14835,43 @@
     </w:p>
     <w:p>
       <w:pPr>
+        <w:pStyle w:val="Referenceentries"/>
+        <w:ind w:left="284" w:hanging="284"/>
+      </w:pPr>
+      <w:r>
+        <w:t xml:space="preserve">[14] </w:t>
+      </w:r>
+      <w:r>
+        <w:t xml:space="preserve">Reinelt, G. (1991). TSPLIB: A traveling salesman problem library. ORSA Journal on Computing, 3(4), 376–384. </w:t>
+      </w:r>
+      <w:hyperlink r:id="rId28" w:history="1">
+        <w:r>
+          <w:rPr>
+            <w:rStyle w:val="Hyperlink"/>
+          </w:rPr>
+          <w:t>https://doi.org/10.1287/ijoc.3.4.376</w:t>
+        </w:r>
+      </w:hyperlink>
+      <w:r>
+        <w:t xml:space="preserve">. Library available at </w:t>
+      </w:r>
+      <w:hyperlink r:id="rId29" w:history="1">
+        <w:r>
+          <w:rPr>
+            <w:rStyle w:val="Hyperlink"/>
+          </w:rPr>
+          <w:t>https://comopt.ifi.uni-heidelberg.de/software/TSPLIB95/</w:t>
+        </w:r>
+      </w:hyperlink>
+    </w:p>
+    <w:p>
+      <w:pPr>
         <w:ind w:left="284" w:firstLine="0"/>
       </w:pPr>
     </w:p>
     <w:sectPr>
-      <w:headerReference w:type="default" r:id="rId28"/>
-      <w:footerReference w:type="default" r:id="rId29"/>
+      <w:headerReference w:type="default" r:id="rId30"/>
+      <w:footerReference w:type="default" r:id="rId31"/>
       <w:pgSz w:w="12240" w:h="15840"/>
       <w:pgMar w:top="1440" w:right="1440" w:bottom="1440" w:left="1440" w:header="708" w:footer="708" w:gutter="0"/>
       <w:cols w:space="720"/>
@@ -16290,7 +15824,6 @@
   <w:style w:type="character" w:default="1" w:styleId="DefaultParagraphFont">
     <w:name w:val="Default Paragraph Font"/>
     <w:uiPriority w:val="1"/>
-    <w:semiHidden/>
     <w:unhideWhenUsed/>
   </w:style>
   <w:style w:type="table" w:default="1" w:styleId="TableNormal">

--- a/docs/HBALS_paper.docx
+++ b/docs/HBALS_paper.docx
@@ -81,13 +81,27 @@
           <w:sz w:val="22"/>
           <w:szCs w:val="22"/>
         </w:rPr>
-        <w:t xml:space="preserve">Department of Computer Engineering, Islamic Azad University, Ardabil Branch </w:t>
+        <w:t>Department of Computer and Information Technology</w:t>
+      </w:r>
+      <w:r>
+        <w:rPr>
+          <w:sz w:val="22"/>
+          <w:szCs w:val="22"/>
+        </w:rPr>
+        <w:t>, Islamic Azad University, Ardabil Branch, Ardabil, Iran</w:t>
       </w:r>
     </w:p>
     <w:p>
       <w:pPr>
         <w:jc w:val="center"/>
       </w:pPr>
+      <w:r>
+        <w:rPr>
+          <w:sz w:val="20"/>
+          <w:szCs w:val="20"/>
+        </w:rPr>
+        <w:t xml:space="preserve">Corresponding author: </w:t>
+      </w:r>
       <w:hyperlink r:id="rId7" w:history="1">
         <w:r>
           <w:rPr>
@@ -141,6 +155,31 @@
     </w:p>
     <w:p>
       <w:pPr>
+        <w:keepNext/>
+        <w:spacing w:before="200" w:after="60"/>
+        <w:ind w:firstLine="0"/>
+        <w:jc w:val="left"/>
+      </w:pPr>
+      <w:r>
+        <w:rPr>
+          <w:b/>
+          <w:bCs/>
+        </w:rPr>
+        <w:t>Acknowledgments</w:t>
+      </w:r>
+    </w:p>
+    <w:p>
+      <w:r>
+        <w:t>The author thanks Dr. Masoud Bakravi for serving as the supervisor of the Computer Project course at Islamic Azad University, Ardabil, under which this work was carried out.</w:t>
+      </w:r>
+    </w:p>
+    <w:p>
+      <w:r>
+        <w:t>The author used ChatGPT (OpenAI) and Claude (Anthropic) for language editing and for feedback on the manuscript and repository documentation. The author reviewed and edited all content and takes full responsibility for the work.</w:t>
+      </w:r>
+    </w:p>
+    <w:p>
+      <w:pPr>
         <w:ind w:left="284" w:firstLine="0"/>
       </w:pPr>
     </w:p>
@@ -154,13 +193,11 @@
     </w:p>
     <w:p>
       <w:r>
-        <w:t xml:space="preserve">The Traveling Salesman Problem (TSP) is a classical combinatorial optimization problem for which metaheuristic methods are commonly used to obtain high-quality solutions within practical computational budgets. The Bees Algorithm (BA) provides a population-based search mechanism that combines exploration and exploitation, but its performance can be limited by the quality of local search and neighborhood selection. This study proposes HBALS, a hybrid variant of the Bees Algorithm that combines mixed Nearest-Neighbor and random initialization, elite- and selected-site search, adaptive neighborhood adjustment, and lightweight local-search operators. The local-search component primarily uses 2-opt, with occasional lightweight 3-opt-style refinement. </w:t>
-      </w:r>
-      <w:r>
-        <w:t>HBALS was evaluated on six TSPLIB benchmark instances with up to 195 cities using 20 independent runs and 300 iterations per run. The method was also compared with implementations of BA, ACO, GA, and PSO under the experimental configuration used in this study. HBALS reached the best-known solution on eil51, berlin52, and st70, while producing solutions close to the best-known values on the larger tested instances. Across the six tested instances, HBALS reduced the best-tour length by 15.3% to 68.0% relative to the implemented BA baseline, with an arithmetic mean reduction of 41.5%. The results indicate that the tested hybrid configuration can improve solution quality over the implemented BA baseline, although performance varies across problem instances and additional evaluation on larger benchmark sets is required</w:t>
-      </w:r>
-      <w:r>
-        <w:t>.</w:t>
+        <w:t>The Traveling Salesman Problem (TSP) is a classical combinatorial optimization problem for which metaheuristic methods are commonly used to obtain high-quality solutions within practical computational budgets. The Bees Algorithm (BA) provides a population-based search mechanism that combines exploration and exploitation, but its performance can be limited by the quality of local search and neighborhood selection. This study proposes HBALS (Hybrid Bees Algorithm with Adaptive Local Search), a hybrid variant of the Bees Algorithm that combines mixed Nearest-Neighbor and random initialization, elite- and selected-site search, adaptive neighborhood adjustment, and lightweight local-search operators. The local-search component primarily uses 2-opt, with occasional lightweight 3-opt-style refinement. HBALS was evaluated on six Traveling Salesman Problem Library (TSPLIB) benchmark instances with up to 195 cities using 20 independent runs and 300 iterations per run. The method was also compared with implementations of BA, Ant Colony Optimization (ACO), Genetic Algorithm (GA), and Particle Swarm Optimization (PSO) under the experimental configuration used in this study. HBALS reached the best-known solution on eil51, berlin52, and st70, while producing solutions close to the best-</w:t>
+      </w:r>
+      <w:r>
+        <w:lastRenderedPageBreak/>
+        <w:t>known values on the larger tested instances. Across the six tested instances, HBALS reduced the best-tour length by 15.3% to 68.0% relative to the implemented BA baseline, with an arithmetic mean reduction of 41.5%. The results indicate that the tested hybrid configuration can improve solution quality over the implemented BA baseline, although performance varies across problem instances and additional evaluation on larger benchmark sets is required.</w:t>
       </w:r>
     </w:p>
     <w:p>
@@ -180,7 +217,6 @@
         <w:pStyle w:val="Heading1"/>
       </w:pPr>
       <w:r>
-        <w:lastRenderedPageBreak/>
         <w:t>1. Introduction</w:t>
       </w:r>
     </w:p>
@@ -196,18 +232,12 @@
     </w:p>
     <w:p>
       <w:r>
-        <w:t>Beyond the growing importance of the Bees Algorithm in solving complex routing problems, combining it with local-search operators is a common way to improve solution quality. Operators such as 2-opt and 3-opt are widely used to refine TSP tours and reduce tour length. HBALS uses 2-opt together with a lightweight 3-opt-style refinement rather than a full 3-opt neighborhood</w:t>
-      </w:r>
-      <w:r>
-        <w:t>.</w:t>
-      </w:r>
-    </w:p>
-    <w:p>
-      <w:r>
-        <w:t>Based on these observations, the present study investigates whether combining local-search refinement with adaptive neighborhood control can improve the performance of a Bees-Algorithm-based method on the selected TSP instances</w:t>
-      </w:r>
-      <w:r>
-        <w:t>.</w:t>
+        <w:t>Beyond the growing importance of the Bees Algorithm in solving complex routing problems, combining it with local-search operators is a common way to improve solution quality. Operators such as 2-opt and 3-opt are widely used to refine TSP tours and reduce tour length. The proposed method, HBALS (Hybrid Bees Algorithm with Adaptive Local Search), uses 2-opt together with a lightweight 3-opt-style refinement rather than a full 3-opt neighborhood.</w:t>
+      </w:r>
+    </w:p>
+    <w:p>
+      <w:r>
+        <w:t>Based on these observations, the present study investigates whether combining local-search refinement with adaptive neighborhood control can improve the performance of a Bees-Algorithm-based method on the selected TSP instances.</w:t>
       </w:r>
     </w:p>
     <w:p>
@@ -215,6 +245,7 @@
         <w:pStyle w:val="Heading1"/>
       </w:pPr>
       <w:r>
+        <w:lastRenderedPageBreak/>
         <w:t>2. Related Work</w:t>
       </w:r>
     </w:p>
@@ -243,19 +274,12 @@
     </w:p>
     <w:p>
       <w:r>
-        <w:lastRenderedPageBreak/>
         <w:t>Similarly, Suluova &amp; Pham (2024) introduced a variant with only a single control parameter, aiming to reduce the tuning difficulty found in the classical version. Their results indicate that removing multiple parameters can simplify implementation while keeping the algorithm's performance at a competitive level [2].</w:t>
       </w:r>
     </w:p>
     <w:p>
       <w:r>
-        <w:t xml:space="preserve">Overall, the literature review shows that most contemporary approaches focus on simplifying the algorithm's structure, reducing dependence on numerous parameters, and strengthening either local search steps or constructive methods. In this context, the proposed HBALS algorithm is also designed — </w:t>
-      </w:r>
-      <w:r>
-        <w:t>through adaptive local search and adaptive neighborhood control — to address the limitations of earlier Bees-Algorithm variants</w:t>
-      </w:r>
-      <w:r>
-        <w:t>.</w:t>
+        <w:t>Overall, the literature review shows that most contemporary approaches focus on simplifying the algorithm's structure, reducing dependence on numerous parameters, and strengthening either local search steps or constructive methods. In this context, the proposed HBALS algorithm is also designed — through adaptive local search and adaptive neighborhood control — to address the limitations of earlier Bees-Algorithm variants.</w:t>
       </w:r>
     </w:p>
     <w:p>
@@ -307,7 +331,6 @@
         <w:pStyle w:val="Heading2"/>
       </w:pPr>
       <w:r>
-        <w:lastRenderedPageBreak/>
         <w:t>3.2 Natural Bee Foraging Behavior</w:t>
       </w:r>
     </w:p>
@@ -466,22 +489,7 @@
     </w:p>
     <w:p>
       <w:r>
-        <w:t>The Traveling Salesman Problem (TSP) is one of the most widely studied problems in combinatorial optimization</w:t>
-      </w:r>
-      <w:r>
-        <w:t xml:space="preserve">. </w:t>
-      </w:r>
-      <w:r>
-        <w:t>Its first mathematical formulation is generally credited to Merrill Flood in 1948, developed while studying school-bus routing</w:t>
-      </w:r>
-      <w:r>
-        <w:t xml:space="preserve">. </w:t>
-      </w:r>
-      <w:r>
-        <w:t>The problem considers a set of cities and the paths between them, with the objective of finding the shortest possible route such that a salesman starts at one city, visits every other city exactly once, and returns to the starting point</w:t>
-      </w:r>
-      <w:r>
-        <w:t>.</w:t>
+        <w:t>The Traveling Salesman Problem (TSP) is one of the most widely studied problems in combinatorial optimization. Its first mathematical formulation is generally credited to Merrill Flood in 1948, developed while studying school-bus routing. The problem considers a set of cities and the paths between them, with the objective of finding the shortest possible route such that a salesman starts at one city, visits every other city exactly once, and returns to the starting point.</w:t>
       </w:r>
     </w:p>
     <w:p>
@@ -496,7 +504,6 @@
             <w:rPr>
               <w:rFonts w:ascii="Cambria Math" w:hAnsi="Cambria Math"/>
             </w:rPr>
-            <w:lastRenderedPageBreak/>
             <m:t>L</m:t>
           </m:r>
           <m:d>
@@ -724,7 +731,7 @@
         </m:r>
       </m:oMath>
       <w:r>
-        <w:t xml:space="preserve">is the number of cities, </w:t>
+        <w:t xml:space="preserve"> is the number of cities, </w:t>
       </w:r>
       <m:oMath>
         <m:r>
@@ -735,7 +742,7 @@
         </m:r>
       </m:oMath>
       <w:r>
-        <w:t xml:space="preserve">denotes a permutation representing a candidate tour, and </w:t>
+        <w:t xml:space="preserve"> denotes a permutation representing a candidate tour, and </w:t>
       </w:r>
       <m:oMath>
         <m:sSub>
@@ -765,7 +772,7 @@
         </m:sSub>
       </m:oMath>
       <w:r>
-        <w:t xml:space="preserve">is the distance between cities </w:t>
+        <w:t xml:space="preserve"> is the distance between cities </w:t>
       </w:r>
       <m:oMath>
         <m:r>
@@ -822,16 +829,7 @@
     </w:p>
     <w:p>
       <w:r>
-        <w:t xml:space="preserve">When applying this algorithm to the TSP, each bee represents a possible route among the cities. In the initial stage, a population of random routes is generated, and </w:t>
-      </w:r>
-      <w:r>
-        <w:t>candidate tours are evaluated according to their tour length, and search effort is concentrated around promising solutions.</w:t>
-      </w:r>
-      <w:r>
-        <w:t xml:space="preserve"> </w:t>
-      </w:r>
-      <w:r>
-        <w:t>Worker bees then continue searching around the best routes (local neighborhoods) to achieve incremental improvements [4]. This mechanism creates a balance between exploration and exploitation of the search space, which is essential for avoiding entrapment in local optima [13].</w:t>
+        <w:t>When applying this algorithm to the TSP, each bee represents a possible route among the cities. In the initial stage, a population of random routes is generated, and candidate tours are evaluated according to their tour length, and search effort is concentrated around promising solutions. Worker bees then continue searching around the best routes (local neighborhoods) to achieve incremental improvements [4]. This mechanism creates a balance between exploration and exploitation of the search space, which is essential for avoiding entrapment in local optima [13].</w:t>
       </w:r>
     </w:p>
     <w:p>
@@ -839,10 +837,7 @@
         <w:pStyle w:val="Heading1"/>
       </w:pPr>
       <w:r>
-        <w:t xml:space="preserve">5. </w:t>
-      </w:r>
-      <w:r>
-        <w:t>Description of the Proposed HBALS Algorithm</w:t>
+        <w:t>5. Description of the Proposed HBALS Algorithm</w:t>
       </w:r>
     </w:p>
     <w:p>
@@ -852,10 +847,7 @@
         </w:rPr>
       </w:pPr>
       <w:r>
-        <w:t>HBALS is a hybrid variant of the Bees Algorithm designed for the TSP. Its main modification is the integration of adaptive neighborhood control and local-search refinement into the site-based search process. The algorithm maintains a population of candidate tours, ranks them according to tour length, intensifies the search around elite sites, applies lighter search to additional selected sites, and fills the remaining population with newly generated scout solutions</w:t>
-      </w:r>
-      <w:r>
-        <w:t>.</w:t>
+        <w:t>HBALS is a hybrid variant of the Bees Algorithm designed for the TSP. Its main modification is the integration of adaptive neighborhood control and local-search refinement into the site-based search process. The algorithm maintains a population of candidate tours, ranks them according to tour length, intensifies the search around elite sites, applies lighter search to additional selected sites, and fills the remaining population with newly generated scout solutions.</w:t>
       </w:r>
     </w:p>
     <w:p/>
@@ -864,11 +856,7 @@
         <w:pStyle w:val="Heading2"/>
       </w:pPr>
       <w:r>
-        <w:lastRenderedPageBreak/>
-        <w:t xml:space="preserve">5.1 </w:t>
-      </w:r>
-      <w:r>
-        <w:t>HBALS Search Procedure</w:t>
+        <w:t>5.1 HBALS Search Procedure</w:t>
       </w:r>
     </w:p>
     <w:p>
@@ -930,49 +918,7 @@
         <w:t xml:space="preserve"> </w:t>
       </w:r>
       <w:r>
-        <w:t xml:space="preserve">tours is generated using a mixture of Nearest-Neighbor and random construction. With </w:t>
-      </w:r>
-      <m:oMath>
-        <m:r>
-          <w:rPr>
-            <w:rFonts w:ascii="Cambria Math" w:hAnsi="Cambria Math"/>
-          </w:rPr>
-          <m:t>n</m:t>
-        </m:r>
-        <m:sSub>
-          <m:sSubPr>
-            <m:ctrlPr>
-              <w:rPr>
-                <w:rFonts w:ascii="Cambria Math" w:hAnsi="Cambria Math"/>
-              </w:rPr>
-            </m:ctrlPr>
-          </m:sSubPr>
-          <m:e>
-            <m:r>
-              <w:rPr>
-                <w:rFonts w:ascii="Cambria Math" w:hAnsi="Cambria Math"/>
-              </w:rPr>
-              <m:t>n</m:t>
-            </m:r>
-          </m:e>
-          <m:sub>
-            <m:r>
-              <w:rPr>
-                <w:rFonts w:ascii="Cambria Math" w:hAnsi="Cambria Math"/>
-              </w:rPr>
-              <m:t>r</m:t>
-            </m:r>
-          </m:sub>
-        </m:sSub>
-        <m:r>
-          <w:rPr>
-            <w:rFonts w:ascii="Cambria Math" w:hAnsi="Cambria Math"/>
-          </w:rPr>
-          <m:t>atio=0.5</m:t>
-        </m:r>
-      </m:oMath>
-      <w:r>
-        <w:t>, half of the initial tours are constructed using the Nearest-Neighbor heuristic from different starting cities, while the remaining tours are generated as random permutations.</w:t>
+        <w:t>tours is generated using a mixture of Nearest-Neighbor and random construction. With nn_ratio = 0.5, half of the initial tours are constructed using the Nearest-Neighbor heuristic from different starting cities, while the remaining tours are generated as random permutations.</w:t>
       </w:r>
     </w:p>
     <w:p>
@@ -987,21 +933,7 @@
           <w:b/>
           <w:bCs/>
         </w:rPr>
-        <w:t xml:space="preserve">Step </w:t>
-      </w:r>
-      <w:r>
-        <w:rPr>
-          <w:b/>
-          <w:bCs/>
-        </w:rPr>
-        <w:t>2</w:t>
-      </w:r>
-      <w:r>
-        <w:rPr>
-          <w:b/>
-          <w:bCs/>
-        </w:rPr>
-        <w:t xml:space="preserve"> — Adaptive neighborhood adjustment</w:t>
+        <w:t>Step 2 — Adaptive neighborhood adjustment</w:t>
       </w:r>
     </w:p>
     <w:p>
@@ -1054,21 +986,7 @@
           <w:b/>
           <w:bCs/>
         </w:rPr>
-        <w:t xml:space="preserve">Step </w:t>
-      </w:r>
-      <w:r>
-        <w:rPr>
-          <w:b/>
-          <w:bCs/>
-        </w:rPr>
-        <w:t>3</w:t>
-      </w:r>
-      <w:r>
-        <w:rPr>
-          <w:b/>
-          <w:bCs/>
-        </w:rPr>
-        <w:t xml:space="preserve"> — Evaluation and ranking</w:t>
+        <w:t>Step 3 — Evaluation and ranking</w:t>
       </w:r>
     </w:p>
     <w:p>
@@ -1088,21 +1006,7 @@
           <w:b/>
           <w:bCs/>
         </w:rPr>
-        <w:t xml:space="preserve">Step </w:t>
-      </w:r>
-      <w:r>
-        <w:rPr>
-          <w:b/>
-          <w:bCs/>
-        </w:rPr>
-        <w:t>4</w:t>
-      </w:r>
-      <w:r>
-        <w:rPr>
-          <w:b/>
-          <w:bCs/>
-        </w:rPr>
-        <w:t xml:space="preserve"> — Elite-site search</w:t>
+        <w:t>Step 4 — Elite-site search</w:t>
       </w:r>
     </w:p>
     <w:p>
@@ -1156,21 +1060,7 @@
           <w:b/>
           <w:bCs/>
         </w:rPr>
-        <w:t xml:space="preserve">Step </w:t>
-      </w:r>
-      <w:r>
-        <w:rPr>
-          <w:b/>
-          <w:bCs/>
-        </w:rPr>
-        <w:t>5</w:t>
-      </w:r>
-      <w:r>
-        <w:rPr>
-          <w:b/>
-          <w:bCs/>
-        </w:rPr>
-        <w:t xml:space="preserve"> — Selected-site search</w:t>
+        <w:t>Step 5 — Selected-site search</w:t>
       </w:r>
     </w:p>
     <w:p>
@@ -1218,21 +1108,7 @@
           <w:b/>
           <w:bCs/>
         </w:rPr>
-        <w:t xml:space="preserve">Step </w:t>
-      </w:r>
-      <w:r>
-        <w:rPr>
-          <w:b/>
-          <w:bCs/>
-        </w:rPr>
-        <w:t>6</w:t>
-      </w:r>
-      <w:r>
-        <w:rPr>
-          <w:b/>
-          <w:bCs/>
-        </w:rPr>
-        <w:t xml:space="preserve"> — Scout-bee exploration</w:t>
+        <w:t>Step 6 — Scout-bee exploration</w:t>
       </w:r>
     </w:p>
     <w:p>
@@ -1293,10 +1169,7 @@
     </w:p>
     <w:p>
       <w:r>
-        <w:t>The best solution in the newly generated population is compared with the global best solution found so far. If an improvement occurs, the non-improvement counter is reset; otherwise, the counter is increased. The search terminates when either 300 maximum iterations are reached or the number of consecutive non-improving iterations reaches the configured threshold of 20</w:t>
-      </w:r>
-      <w:r>
-        <w:t>.</w:t>
+        <w:t>The best solution in the newly generated population is compared with the global best solution found so far. If an improvement occurs, the non-improvement counter is reset; otherwise, the counter is increased. The search terminates when either 300 maximum iterations are reached or the number of consecutive non-improving iterations reaches the configured threshold of 20.</w:t>
       </w:r>
     </w:p>
     <w:p>
@@ -1316,10 +1189,7 @@
     </w:p>
     <w:p>
       <w:r>
-        <w:t>The best tour recorded during the entire run is returned as the final solution</w:t>
-      </w:r>
-      <w:r>
-        <w:t>.</w:t>
+        <w:t>The best tour recorded during the entire run is returned as the final solution.</w:t>
       </w:r>
     </w:p>
     <w:p>
@@ -1334,7 +1204,6 @@
           <w:b/>
           <w:bCs/>
         </w:rPr>
-        <w:lastRenderedPageBreak/>
         <w:t>Algorithm 1. Pseudocode of HBALS for the TSP</w:t>
       </w:r>
     </w:p>
@@ -2226,7 +2095,6 @@
                 <w:sz w:val="16"/>
                 <w:szCs w:val="16"/>
               </w:rPr>
-              <w:lastRenderedPageBreak/>
               <w:t>21:     for each non-elite selected site do</w:t>
             </w:r>
           </w:p>
@@ -2729,7 +2597,6 @@
         <w:pStyle w:val="Heading1"/>
       </w:pPr>
       <w:r>
-        <w:lastRenderedPageBreak/>
         <w:t>6. Experimental Results</w:t>
       </w:r>
     </w:p>
@@ -2743,28 +2610,12 @@
     </w:p>
     <w:p>
       <w:r>
-        <w:t>All experiments were conducted on a computer running Windows 11 with a 12th-generation Intel Core i3 processor and 16 GB of RAM. The algorithms were implemented in Python 3.12.7. All reported experiments used the same computing environment for consistency of runtime measurements</w:t>
-      </w:r>
-      <w:r>
-        <w:t>.</w:t>
-      </w:r>
-      <w:r>
-        <w:t xml:space="preserve"> </w:t>
-      </w:r>
-      <w:r>
-        <w:t>The six benchmark instances (eil51, berlin52, st70, kroA100, ch150, and rat195) were obtained from TSPLIB [14]</w:t>
-      </w:r>
-      <w:r>
-        <w:t>.</w:t>
-      </w:r>
-      <w:r>
-        <w:t xml:space="preserve"> </w:t>
-      </w:r>
-      <w:r>
-        <w:t>Distances follow the TSPLIB convention, with Euclidean distances rounded to the nearest integer</w:t>
-      </w:r>
-      <w:r>
-        <w:t>.</w:t>
+        <w:t>All experiments were conducted on a computer running Windows 11 with a 12th-generation Intel Core i3 processor and 16 GB of RAM. The algorithms were implemented in Python 3.12.7. The convergence plots (Figs. 1–6) were generated using the Matplotlib library for Python. All reported experiments used the same computing environment for consistency of runtime measurements. The six benchmark instances (eil51, berlin52, st70, kroA100, ch150, and rat195) were obtained from the Traveling Salesman Problem Library (TSPLIB) [14]. Distances follow the TSPLIB convention, with Euclidean distances rounded to the nearest integer.</w:t>
+      </w:r>
+    </w:p>
+    <w:p>
+      <w:r>
+        <w:t>Use of AI-assisted tools. ChatGPT (OpenAI) and Claude (Anthropic) were used for language editing and for feedback on the manuscript and repository documentation. The author reviewed and edited the resulting material and takes full responsibility for the final content.</w:t>
       </w:r>
     </w:p>
     <w:p>
@@ -2787,10 +2638,7 @@
         <w:t>Fast</w:t>
       </w:r>
       <w:r>
-        <w:t xml:space="preserve"> configuration was selected, prioritizing computational efficiency while maintaining acceptable solution quality. Table 1 presents the parameter values used in the experiments along with the rationale for their selection</w:t>
-      </w:r>
-      <w:r>
-        <w:t>.</w:t>
+        <w:t xml:space="preserve"> configuration was selected, prioritizing computational efficiency while maintaining acceptable solution quality. Table 1 presents the parameter values used in the experiments along with the rationale for their selection.</w:t>
       </w:r>
     </w:p>
     <w:p/>
@@ -3668,10 +3516,7 @@
         <w:t xml:space="preserve"> </w:t>
       </w:r>
       <w:r>
-        <w:t>solutions are treated as elite sites, while the first</w:t>
-      </w:r>
-      <w:r>
-        <w:t xml:space="preserve"> </w:t>
+        <w:t xml:space="preserve">solutions are treated as elite sites, while the first </w:t>
       </w:r>
       <m:oMath>
         <m:r>
@@ -3688,10 +3533,7 @@
         <w:t xml:space="preserve"> </w:t>
       </w:r>
       <w:r>
-        <w:t>ranked solutions define the selected-site set. Elite sites receive</w:t>
-      </w:r>
-      <w:r>
-        <w:t xml:space="preserve"> </w:t>
+        <w:t xml:space="preserve">ranked solutions define the selected-site set. Elite sites receive </w:t>
       </w:r>
       <m:oMath>
         <m:r>
@@ -3708,10 +3550,7 @@
         <w:t xml:space="preserve"> </w:t>
       </w:r>
       <w:r>
-        <w:t>neighborhood candidates, whereas the remaining selected sites receive</w:t>
-      </w:r>
-      <w:r>
-        <w:t xml:space="preserve"> </w:t>
+        <w:t xml:space="preserve">neighborhood candidates, whereas the remaining selected sites receive </w:t>
       </w:r>
       <m:oMath>
         <m:r>
@@ -3733,10 +3572,7 @@
     </w:p>
     <w:p>
       <w:r>
-        <w:t xml:space="preserve">The neighborhood size is controlled adaptively during the search. </w:t>
-      </w:r>
-      <w:r>
-        <w:t xml:space="preserve">If fewer than three consecutive non-improving iterations have occurred, the current neighborhood size is reduced by the factor </w:t>
+        <w:t xml:space="preserve">The neighborhood size is controlled adaptively during the search. If fewer than three consecutive non-improving iterations have occurred, the current neighborhood size is reduced by the factor </w:t>
       </w:r>
       <m:oMath>
         <m:r>
@@ -3769,16 +3605,7 @@
         </m:r>
       </m:oMath>
       <w:r>
-        <w:t>.</w:t>
-      </w:r>
-      <w:r>
-        <w:t xml:space="preserve"> </w:t>
-      </w:r>
-      <w:r>
-        <w:t>The search terminates early when the number of consecutive non-improving iterations reaches 20. No automated parameter optimization was performed; the reported values correspond to the manually specified fast preset</w:t>
-      </w:r>
-      <w:r>
-        <w:t>.</w:t>
+        <w:t>. The search terminates early when the number of consecutive non-improving iterations reaches 20. No automated parameter optimization was performed; the reported values correspond to the manually specified fast preset.</w:t>
       </w:r>
     </w:p>
     <w:p>
@@ -3802,10 +3629,7 @@
     </w:p>
     <w:p>
       <w:r>
-        <w:t>Each algorithm was evaluated using 20 independent runs with a maximum of 300 iterations per run. The number of runs was selected to provide repeated observations of the stochastic behavior of the methods and to allow estimation of the mean and standard deviation of the best tour length obtained in each run. A maximum of 300 iterations was used as a common computational budget across the tested methods</w:t>
-      </w:r>
-      <w:r>
-        <w:t>.</w:t>
+        <w:t>Each algorithm was evaluated using 20 independent runs with a maximum of 300 iterations per run. The number of runs was selected to provide repeated observations of the stochastic behavior of the methods and to allow estimation of the mean and standard deviation of the best tour length obtained in each run. A maximum of 300 iterations was used as a common computational budget across the tested methods.</w:t>
       </w:r>
     </w:p>
     <w:p>
@@ -3814,6 +3638,11 @@
       </w:pPr>
       <w:r>
         <w:t>6.4 HBALS Performance Results</w:t>
+      </w:r>
+    </w:p>
+    <w:p>
+      <w:r>
+        <w:t>Table 2 reports the best, mean and standard deviation of the tour length, the mean gap from the best-known solution (BKS), and the average runtime obtained by HBALS on the six benchmark instances.</w:t>
       </w:r>
     </w:p>
     <w:p>
@@ -3909,175 +3738,168 @@
                 <w:b/>
                 <w:bCs/>
               </w:rPr>
-              <w:t xml:space="preserve">N </w:t>
-            </w:r>
-            <w:r>
+              <w:t>N (cities)</w:t>
+            </w:r>
+          </w:p>
+        </w:tc>
+        <w:tc>
+          <w:tcPr>
+            <w:tcW w:w="626" w:type="pct"/>
+          </w:tcPr>
+          <w:p>
+            <w:pPr>
+              <w:pStyle w:val="Insidetables"/>
+              <w:ind w:left="0"/>
+              <w:jc w:val="center"/>
               <w:rPr>
                 <w:b/>
                 <w:bCs/>
               </w:rPr>
-              <w:t>(cities)</w:t>
-            </w:r>
-          </w:p>
-        </w:tc>
-        <w:tc>
-          <w:tcPr>
-            <w:tcW w:w="626" w:type="pct"/>
-          </w:tcPr>
-          <w:p>
-            <w:pPr>
-              <w:pStyle w:val="Insidetables"/>
-              <w:ind w:left="0"/>
-              <w:jc w:val="center"/>
+            </w:pPr>
+            <w:r>
               <w:rPr>
                 <w:b/>
                 <w:bCs/>
               </w:rPr>
-            </w:pPr>
-            <w:r>
+              <w:t>BKS</w:t>
+            </w:r>
+          </w:p>
+        </w:tc>
+        <w:tc>
+          <w:tcPr>
+            <w:tcW w:w="626" w:type="pct"/>
+            <w:tcMar>
+              <w:top w:w="80" w:type="dxa"/>
+              <w:left w:w="100" w:type="dxa"/>
+              <w:bottom w:w="80" w:type="dxa"/>
+              <w:right w:w="100" w:type="dxa"/>
+            </w:tcMar>
+          </w:tcPr>
+          <w:p>
+            <w:pPr>
+              <w:pStyle w:val="Insidetables"/>
+              <w:ind w:left="0"/>
+              <w:jc w:val="center"/>
               <w:rPr>
                 <w:b/>
                 <w:bCs/>
               </w:rPr>
-              <w:t>BKS</w:t>
-            </w:r>
-          </w:p>
-        </w:tc>
-        <w:tc>
-          <w:tcPr>
-            <w:tcW w:w="626" w:type="pct"/>
-            <w:tcMar>
-              <w:top w:w="80" w:type="dxa"/>
-              <w:left w:w="100" w:type="dxa"/>
-              <w:bottom w:w="80" w:type="dxa"/>
-              <w:right w:w="100" w:type="dxa"/>
-            </w:tcMar>
-          </w:tcPr>
-          <w:p>
-            <w:pPr>
-              <w:pStyle w:val="Insidetables"/>
-              <w:ind w:left="0"/>
-              <w:jc w:val="center"/>
+            </w:pPr>
+            <w:r>
               <w:rPr>
                 <w:b/>
                 <w:bCs/>
               </w:rPr>
-            </w:pPr>
-            <w:r>
+              <w:t>Best</w:t>
+            </w:r>
+          </w:p>
+        </w:tc>
+        <w:tc>
+          <w:tcPr>
+            <w:tcW w:w="626" w:type="pct"/>
+            <w:tcMar>
+              <w:top w:w="80" w:type="dxa"/>
+              <w:left w:w="100" w:type="dxa"/>
+              <w:bottom w:w="80" w:type="dxa"/>
+              <w:right w:w="100" w:type="dxa"/>
+            </w:tcMar>
+          </w:tcPr>
+          <w:p>
+            <w:pPr>
+              <w:pStyle w:val="Insidetables"/>
+              <w:ind w:left="0"/>
+              <w:jc w:val="center"/>
               <w:rPr>
                 <w:b/>
                 <w:bCs/>
               </w:rPr>
-              <w:t>Best</w:t>
-            </w:r>
-          </w:p>
-        </w:tc>
-        <w:tc>
-          <w:tcPr>
-            <w:tcW w:w="626" w:type="pct"/>
-            <w:tcMar>
-              <w:top w:w="80" w:type="dxa"/>
-              <w:left w:w="100" w:type="dxa"/>
-              <w:bottom w:w="80" w:type="dxa"/>
-              <w:right w:w="100" w:type="dxa"/>
-            </w:tcMar>
-          </w:tcPr>
-          <w:p>
-            <w:pPr>
-              <w:pStyle w:val="Insidetables"/>
-              <w:ind w:left="0"/>
-              <w:jc w:val="center"/>
+            </w:pPr>
+            <w:r>
               <w:rPr>
                 <w:b/>
                 <w:bCs/>
               </w:rPr>
-            </w:pPr>
-            <w:r>
+              <w:t>Mean</w:t>
+            </w:r>
+          </w:p>
+        </w:tc>
+        <w:tc>
+          <w:tcPr>
+            <w:tcW w:w="529" w:type="pct"/>
+            <w:tcMar>
+              <w:top w:w="80" w:type="dxa"/>
+              <w:left w:w="100" w:type="dxa"/>
+              <w:bottom w:w="80" w:type="dxa"/>
+              <w:right w:w="100" w:type="dxa"/>
+            </w:tcMar>
+          </w:tcPr>
+          <w:p>
+            <w:pPr>
+              <w:pStyle w:val="Insidetables"/>
+              <w:ind w:left="0"/>
+              <w:jc w:val="center"/>
               <w:rPr>
                 <w:b/>
                 <w:bCs/>
               </w:rPr>
-              <w:t>Mean</w:t>
-            </w:r>
-          </w:p>
-        </w:tc>
-        <w:tc>
-          <w:tcPr>
-            <w:tcW w:w="529" w:type="pct"/>
-            <w:tcMar>
-              <w:top w:w="80" w:type="dxa"/>
-              <w:left w:w="100" w:type="dxa"/>
-              <w:bottom w:w="80" w:type="dxa"/>
-              <w:right w:w="100" w:type="dxa"/>
-            </w:tcMar>
-          </w:tcPr>
-          <w:p>
-            <w:pPr>
-              <w:pStyle w:val="Insidetables"/>
-              <w:ind w:left="0"/>
-              <w:jc w:val="center"/>
+            </w:pPr>
+            <w:r>
               <w:rPr>
                 <w:b/>
                 <w:bCs/>
               </w:rPr>
-            </w:pPr>
-            <w:r>
+              <w:t>Std. Dev.</w:t>
+            </w:r>
+          </w:p>
+        </w:tc>
+        <w:tc>
+          <w:tcPr>
+            <w:tcW w:w="770" w:type="pct"/>
+          </w:tcPr>
+          <w:p>
+            <w:pPr>
+              <w:pStyle w:val="Insidetables"/>
+              <w:ind w:left="0"/>
+              <w:jc w:val="center"/>
               <w:rPr>
                 <w:b/>
                 <w:bCs/>
               </w:rPr>
-              <w:t>Std. Dev.</w:t>
-            </w:r>
-          </w:p>
-        </w:tc>
-        <w:tc>
-          <w:tcPr>
-            <w:tcW w:w="770" w:type="pct"/>
-          </w:tcPr>
-          <w:p>
-            <w:pPr>
-              <w:pStyle w:val="Insidetables"/>
-              <w:ind w:left="0"/>
-              <w:jc w:val="center"/>
+            </w:pPr>
+            <w:r>
               <w:rPr>
                 <w:b/>
                 <w:bCs/>
               </w:rPr>
-            </w:pPr>
-            <w:r>
+              <w:t>Mean Gap (%)</w:t>
+            </w:r>
+          </w:p>
+        </w:tc>
+        <w:tc>
+          <w:tcPr>
+            <w:tcW w:w="526" w:type="pct"/>
+            <w:tcMar>
+              <w:top w:w="80" w:type="dxa"/>
+              <w:left w:w="100" w:type="dxa"/>
+              <w:bottom w:w="80" w:type="dxa"/>
+              <w:right w:w="100" w:type="dxa"/>
+            </w:tcMar>
+          </w:tcPr>
+          <w:p>
+            <w:pPr>
+              <w:pStyle w:val="Insidetables"/>
+              <w:ind w:left="0"/>
+              <w:jc w:val="center"/>
               <w:rPr>
                 <w:b/>
                 <w:bCs/>
               </w:rPr>
-              <w:t>Mean Gap (%)</w:t>
-            </w:r>
-          </w:p>
-        </w:tc>
-        <w:tc>
-          <w:tcPr>
-            <w:tcW w:w="526" w:type="pct"/>
-            <w:tcMar>
-              <w:top w:w="80" w:type="dxa"/>
-              <w:left w:w="100" w:type="dxa"/>
-              <w:bottom w:w="80" w:type="dxa"/>
-              <w:right w:w="100" w:type="dxa"/>
-            </w:tcMar>
-          </w:tcPr>
-          <w:p>
-            <w:pPr>
-              <w:pStyle w:val="Insidetables"/>
-              <w:ind w:left="0"/>
-              <w:jc w:val="center"/>
+            </w:pPr>
+            <w:r>
               <w:rPr>
                 <w:b/>
                 <w:bCs/>
               </w:rPr>
-            </w:pPr>
-            <w:r>
-              <w:rPr>
-                <w:b/>
-                <w:bCs/>
-              </w:rPr>
               <w:t>Time (s)</w:t>
             </w:r>
           </w:p>
@@ -4358,10 +4180,7 @@
               <w:jc w:val="center"/>
             </w:pPr>
             <w:r>
-              <w:t>2.0</w:t>
-            </w:r>
-            <w:r>
-              <w:t>0</w:t>
+              <w:t>2.00</w:t>
             </w:r>
           </w:p>
         </w:tc>
@@ -4397,10 +4216,7 @@
               <w:jc w:val="center"/>
             </w:pPr>
             <w:r>
-              <w:t>5.3</w:t>
-            </w:r>
-            <w:r>
-              <w:t>1</w:t>
+              <w:t>5.31</w:t>
             </w:r>
           </w:p>
         </w:tc>
@@ -4522,10 +4338,7 @@
               <w:jc w:val="center"/>
             </w:pPr>
             <w:r>
-              <w:t>2.8</w:t>
-            </w:r>
-            <w:r>
-              <w:t>2</w:t>
+              <w:t>2.82</w:t>
             </w:r>
           </w:p>
         </w:tc>
@@ -4561,10 +4374,7 @@
               <w:jc w:val="center"/>
             </w:pPr>
             <w:r>
-              <w:t>11.9</w:t>
-            </w:r>
-            <w:r>
-              <w:t>1</w:t>
+              <w:t>11.91</w:t>
             </w:r>
           </w:p>
         </w:tc>
@@ -4686,10 +4496,7 @@
               <w:jc w:val="center"/>
             </w:pPr>
             <w:r>
-              <w:t>79.0</w:t>
-            </w:r>
-            <w:r>
-              <w:t>6</w:t>
+              <w:t>79.06</w:t>
             </w:r>
           </w:p>
         </w:tc>
@@ -4847,10 +4654,7 @@
               <w:jc w:val="center"/>
             </w:pPr>
             <w:r>
-              <w:t>40.1</w:t>
-            </w:r>
-            <w:r>
-              <w:t>3</w:t>
+              <w:t>40.13</w:t>
             </w:r>
           </w:p>
         </w:tc>
@@ -5008,10 +4812,7 @@
               <w:jc w:val="center"/>
             </w:pPr>
             <w:r>
-              <w:t>14.1</w:t>
-            </w:r>
-            <w:r>
-              <w:t>6</w:t>
+              <w:t>14.16</w:t>
             </w:r>
           </w:p>
         </w:tc>
@@ -5056,10 +4857,7 @@
     <w:p/>
     <w:p>
       <w:r>
-        <w:t>The mean gap with respect to the best-known solution (BKS) was calculated as</w:t>
-      </w:r>
-      <w:r>
-        <w:t>:</w:t>
+        <w:t>The mean gap with respect to the best-known solution (BKS) was calculated as:</w:t>
       </w:r>
     </w:p>
     <w:p>
@@ -5185,7 +4983,7 @@
         <w:pStyle w:val="Heading2"/>
       </w:pPr>
       <w:r>
-        <w:t>6.5 Comparison of HBALS with BA, ACO, GA, and PSO</w:t>
+        <w:t>6.5 Comparison of HBALS with Baseline Metaheuristics</w:t>
       </w:r>
     </w:p>
     <w:p>
@@ -5209,14 +5007,7 @@
         </m:r>
       </m:oMath>
       <w:r>
-        <w:t xml:space="preserve">. For each recruited bee, three independent random single-swap neighbors of the site's base tour are evaluated, and the best candidate found is retained. Scout bees generate new random solutions to </w:t>
-      </w:r>
-      <w:r>
-        <w:lastRenderedPageBreak/>
-        <w:t>maintain exploration. ACO, GA, and PSO use the parameter settings specified in Table 3. These settings correspond to the implementations available in the accompanying code repository</w:t>
-      </w:r>
-      <w:r>
-        <w:t>.</w:t>
+        <w:t>. For each recruited bee, three independent random single-swap neighbors of the site's base tour are evaluated, and the best candidate found is retained. Scout bees generate new random solutions to maintain exploration. Ant Colony Optimization (ACO), Genetic Algorithm (GA), and Particle Swarm Optimization (PSO) use the parameter settings specified in Table 3. These settings correspond to the implementations available in the accompanying code repository.</w:t>
       </w:r>
     </w:p>
     <w:p>
@@ -5781,17 +5572,13 @@
     </w:tbl>
     <w:p>
       <w:pPr>
-        <w:pStyle w:val="Heading2"/>
         <w:rPr>
-          <w:rFonts w:ascii="Times New Roman" w:eastAsiaTheme="minorHAnsi" w:hAnsi="Times New Roman" w:cstheme="minorBidi"/>
-          <w:b w:val="0"/>
           <w:sz w:val="20"/>
           <w:szCs w:val="20"/>
         </w:rPr>
       </w:pPr>
       <w:r>
         <w:rPr>
-          <w:rFonts w:ascii="Times New Roman" w:eastAsiaTheme="minorHAnsi" w:hAnsi="Times New Roman" w:cstheme="minorBidi"/>
           <w:bCs/>
           <w:sz w:val="20"/>
           <w:szCs w:val="20"/>
@@ -5800,8 +5587,6 @@
       </w:r>
       <w:r>
         <w:rPr>
-          <w:rFonts w:ascii="Times New Roman" w:eastAsiaTheme="minorHAnsi" w:hAnsi="Times New Roman" w:cstheme="minorBidi"/>
-          <w:b w:val="0"/>
           <w:sz w:val="20"/>
           <w:szCs w:val="20"/>
         </w:rPr>
@@ -5813,7 +5598,7 @@
             <m:sty m:val="bi"/>
           </m:rPr>
           <w:rPr>
-            <w:rFonts w:ascii="Cambria Math" w:eastAsiaTheme="minorHAnsi" w:hAnsi="Cambria Math" w:cstheme="minorBidi"/>
+            <w:rFonts w:ascii="Cambria Math" w:hAnsi="Cambria Math"/>
             <w:sz w:val="20"/>
             <w:szCs w:val="20"/>
           </w:rPr>
@@ -5822,21 +5607,10 @@
       </m:oMath>
       <w:r>
         <w:rPr>
-          <w:rFonts w:ascii="Times New Roman" w:eastAsiaTheme="minorHAnsi" w:hAnsi="Times New Roman" w:cstheme="minorBidi"/>
-          <w:b w:val="0"/>
           <w:sz w:val="20"/>
           <w:szCs w:val="20"/>
         </w:rPr>
-        <w:t>: number of independent one-swap neighborhood candidates evaluated for each recruited bee</w:t>
-      </w:r>
-      <w:r>
-        <w:rPr>
-          <w:rFonts w:ascii="Times New Roman" w:eastAsiaTheme="minorHAnsi" w:hAnsi="Times New Roman" w:cstheme="minorBidi"/>
-          <w:b w:val="0"/>
-          <w:sz w:val="20"/>
-          <w:szCs w:val="20"/>
-        </w:rPr>
-        <w:t>.</w:t>
+        <w:t>: number of independent one-swap neighborhood candidates evaluated for each recruited bee.</w:t>
       </w:r>
     </w:p>
     <w:p>
@@ -5851,13 +5625,9 @@
     </w:p>
     <w:p>
       <w:pPr>
-        <w:ind w:left="284" w:firstLine="0"/>
+        <w:pStyle w:val="Headings3"/>
       </w:pPr>
       <w:r>
-        <w:rPr>
-          <w:b/>
-          <w:i/>
-        </w:rPr>
         <w:t>6.5.2 Performance Comparison</w:t>
       </w:r>
     </w:p>
@@ -5871,16 +5641,7 @@
         <w:pStyle w:val="CAPTIONS"/>
       </w:pPr>
       <w:r>
-        <w:t xml:space="preserve">Table </w:t>
-      </w:r>
-      <w:r>
-        <w:t>4</w:t>
-      </w:r>
-      <w:r>
-        <w:t xml:space="preserve">. </w:t>
-      </w:r>
-      <w:r>
-        <w:t>Performance comparison of HBALS and baseline metaheuristic algorithms across TSP benchmark instances</w:t>
+        <w:t>Table 4. Performance comparison of HBALS and baseline metaheuristic algorithms across TSP benchmark instances</w:t>
       </w:r>
     </w:p>
     <w:tbl>
@@ -6829,10 +6590,7 @@
               <w:jc w:val="center"/>
             </w:pPr>
             <w:r>
-              <w:t>2.0</w:t>
-            </w:r>
-            <w:r>
-              <w:t>0</w:t>
+              <w:t>2.00</w:t>
             </w:r>
           </w:p>
         </w:tc>
@@ -6853,10 +6611,7 @@
               <w:jc w:val="center"/>
             </w:pPr>
             <w:r>
-              <w:t>5.3</w:t>
-            </w:r>
-            <w:r>
-              <w:t>1</w:t>
+              <w:t>5.31</w:t>
             </w:r>
           </w:p>
         </w:tc>
@@ -7475,10 +7230,7 @@
               <w:jc w:val="center"/>
             </w:pPr>
             <w:r>
-              <w:t>2.8</w:t>
-            </w:r>
-            <w:r>
-              <w:t>2</w:t>
+              <w:t>2.82</w:t>
             </w:r>
           </w:p>
         </w:tc>
@@ -7499,10 +7251,7 @@
               <w:jc w:val="center"/>
             </w:pPr>
             <w:r>
-              <w:t>11.9</w:t>
-            </w:r>
-            <w:r>
-              <w:t>1</w:t>
+              <w:t>11.91</w:t>
             </w:r>
           </w:p>
         </w:tc>
@@ -7525,7 +7274,6 @@
               <w:jc w:val="center"/>
             </w:pPr>
             <w:r>
-              <w:lastRenderedPageBreak/>
               <w:t>st70</w:t>
             </w:r>
           </w:p>
@@ -8122,10 +7870,7 @@
               <w:jc w:val="center"/>
             </w:pPr>
             <w:r>
-              <w:t>79.0</w:t>
-            </w:r>
-            <w:r>
-              <w:t>6</w:t>
+              <w:t>79.06</w:t>
             </w:r>
           </w:p>
         </w:tc>
@@ -8765,10 +8510,7 @@
               <w:jc w:val="center"/>
             </w:pPr>
             <w:r>
-              <w:t>40.1</w:t>
-            </w:r>
-            <w:r>
-              <w:t>3</w:t>
+              <w:t>40.13</w:t>
             </w:r>
           </w:p>
         </w:tc>
@@ -9408,10 +9150,7 @@
               <w:jc w:val="center"/>
             </w:pPr>
             <w:r>
-              <w:t>14.1</w:t>
-            </w:r>
-            <w:r>
-              <w:t>6</w:t>
+              <w:t>14.16</w:t>
             </w:r>
           </w:p>
         </w:tc>
@@ -9954,19 +9693,8 @@
       <w:pPr>
         <w:pStyle w:val="Headings3"/>
       </w:pPr>
-    </w:p>
-    <w:p>
-      <w:pPr>
-        <w:pStyle w:val="Headings3"/>
-      </w:pPr>
-      <w:r>
-        <w:t>6.5.</w:t>
-      </w:r>
-      <w:r>
-        <w:t>3</w:t>
-      </w:r>
-      <w:r>
-        <w:t xml:space="preserve"> Comparative Analysis</w:t>
+      <w:r>
+        <w:t>6.5.3 Comparative Analysis</w:t>
       </w:r>
     </w:p>
     <w:p>
@@ -9986,10 +9714,7 @@
     </w:p>
     <w:p>
       <w:r>
-        <w:t>HBALS obtained the lowest best-tour length among the implemented algorithms on all six tested instances. Compared with the implemented BA baseline, HBALS reduced the best-tour length by 15.3% to 68.0% across the six instances, with an arithmetic mean reduction of 41.5%. The magnitude of the reduction varied substantially across instances, with larger differences observed on kroA100, ch150, and rat195</w:t>
-      </w:r>
-      <w:r>
-        <w:t>.</w:t>
+        <w:t>HBALS obtained the lowest best-tour length among the implemented algorithms on all six tested instances. Compared with the implemented BA baseline, HBALS reduced the best-tour length by 15.3% to 68.0% across the six instances, with an arithmetic mean reduction of 41.5%. The magnitude of the reduction varied substantially across instances, with larger differences observed on kroA100, ch150, and rat195.</w:t>
       </w:r>
     </w:p>
     <w:p>
@@ -10009,14 +9734,7 @@
     </w:p>
     <w:p>
       <w:r>
-        <w:t xml:space="preserve">HBALS showed relatively small standard deviations across the six tested instances, indicating limited variation in the best solution quality obtained across independent runs. Its standard deviations ranged from 1.68 on eil51 to 79.06 on kroA100. The baseline algorithms exhibited different levels of run-to-run variation: GA and ACO showed comparatively larger standard </w:t>
-      </w:r>
-      <w:r>
-        <w:lastRenderedPageBreak/>
-        <w:t>deviations on several instances, while BA also exhibited non-zero variability under the stochastic configuration used in this study. PSO generally showed smaller standard deviations, although its solution quality differed substantially from HBALS. Overall, the standard-deviation results should be interpreted together with solution quality, since lower variability alone does not necessarily indicate better performance</w:t>
-      </w:r>
-      <w:r>
-        <w:t>.</w:t>
+        <w:t>HBALS showed relatively small standard deviations across the six tested instances, indicating limited variation in the best solution quality obtained across independent runs. Its standard deviations ranged from 1.68 on eil51 to 79.06 on kroA100. The baseline algorithms exhibited different levels of run-to-run variation: GA and ACO showed comparatively larger standard deviations on several instances, while BA also exhibited non-zero variability under the stochastic configuration used in this study. PSO generally showed smaller standard deviations, although its solution quality differed substantially from HBALS. Overall, the standard-deviation results should be interpreted together with solution quality, since lower variability alone does not necessarily indicate better performance.</w:t>
       </w:r>
     </w:p>
     <w:p>
@@ -10031,14 +9749,7 @@
           <w:b/>
           <w:bCs/>
         </w:rPr>
-        <w:t>Statistical significance</w:t>
-      </w:r>
-      <w:r>
-        <w:rPr>
-          <w:b/>
-          <w:bCs/>
-        </w:rPr>
-        <w:t>:</w:t>
+        <w:t>Statistical significance:</w:t>
       </w:r>
     </w:p>
     <w:p>
@@ -10149,14 +9860,7 @@
           <w:b/>
           <w:bCs/>
         </w:rPr>
-        <w:t>Runtime</w:t>
-      </w:r>
-      <w:r>
-        <w:rPr>
-          <w:b/>
-          <w:bCs/>
-        </w:rPr>
-        <w:t>:</w:t>
+        <w:t>Runtime:</w:t>
       </w:r>
     </w:p>
     <w:p>
@@ -10169,16 +9873,7 @@
         <w:pStyle w:val="Headings3"/>
       </w:pPr>
       <w:r>
-        <w:t>6.5.</w:t>
-      </w:r>
-      <w:r>
-        <w:t>4</w:t>
-      </w:r>
-      <w:r>
-        <w:t xml:space="preserve"> </w:t>
-      </w:r>
-      <w:r>
-        <w:t>Computational Cost</w:t>
+        <w:t>6.5.4 Computational Cost</w:t>
       </w:r>
     </w:p>
     <w:p>
@@ -10188,18 +9883,12 @@
     </w:p>
     <w:p>
       <w:r>
-        <w:t>The runtime results demonstrate the computational cost of the hybrid search strategy. Because the present study does not include an ablation analysis, the individual contribution of each HBALS component to the observed solution quality and runtime cannot be isolated</w:t>
-      </w:r>
-      <w:r>
-        <w:t>.</w:t>
-      </w:r>
-    </w:p>
-    <w:p>
-      <w:r>
-        <w:t>On the tested instances, HBALS generally approached its final solution quality within the early part of the 300-iteration budget. The convergence behavior varies across instances, and the present study does not establish a universal convergence-rate advantage over other metaheuristics</w:t>
-      </w:r>
-      <w:r>
-        <w:t>.</w:t>
+        <w:t>The runtime results demonstrate the computational cost of the hybrid search strategy. Because the present study does not include an ablation analysis, the individual contribution of each HBALS component to the observed solution quality and runtime cannot be isolated.</w:t>
+      </w:r>
+    </w:p>
+    <w:p>
+      <w:r>
+        <w:t>On the tested instances, HBALS generally approached its final solution quality within the early part of the 300-iteration budget (Figs. 1–6, Appendix A). The convergence behavior varies across instances, and the present study does not establish a universal convergence-rate advantage over other metaheuristics.</w:t>
       </w:r>
     </w:p>
     <w:p>
@@ -10212,10 +9901,7 @@
     </w:p>
     <w:p>
       <w:r>
-        <w:t>This section discusses the observed performance of HBALS on the selected TSP benchmark instances, the role of its hybrid components, its stability across independent runs, and its convergence behavior</w:t>
-      </w:r>
-      <w:r>
-        <w:t>.</w:t>
+        <w:t>This section discusses the observed performance of HBALS on the selected TSP benchmark instances, the role of its hybrid components, its stability across independent runs, and its convergence behavior.</w:t>
       </w:r>
     </w:p>
     <w:p>
@@ -10223,30 +9909,17 @@
         <w:pStyle w:val="Heading2"/>
       </w:pPr>
       <w:r>
-        <w:lastRenderedPageBreak/>
         <w:t>7.1 Algorithm Performance Analysis</w:t>
       </w:r>
     </w:p>
     <w:p>
       <w:r>
-        <w:t>The experimental results show that HBALS consistently obtained lower best-tour lengths than the implemented BA baseline across the six tested TSPLIB instances. The reduction in best-tour length relative to BA ranged from 15.3% to 68.0% across the tested instances, although the magnitude of the difference varied substantially with problem instance</w:t>
-      </w:r>
-      <w:r>
-        <w:t>. The method combines mixed Nearest-Neighbor and random initialization with elite-site exploitation, selected-site exploration, adaptive neighborhood control, and local-search refinement.</w:t>
-      </w:r>
-    </w:p>
-    <w:p>
-      <w:r>
-        <w:t xml:space="preserve">The results are consistent with the intended role of these components: Nearest-Neighbor initialization provides a set of relatively structured starting solutions, while random initialization preserves additional diversity. Elite-site search increases exploitation around promising tours, whereas selected-site search provides a lighter form of exploration. </w:t>
-      </w:r>
-      <w:r>
-        <w:t>The adaptive neighborhood mechanism is designed to change the perturbation intensity according to recent progress, although in the tested runs it settled at a single swap (see Section 6.2)</w:t>
-      </w:r>
-      <w:r>
-        <w:t>. Because the current study evaluates the complete hybrid configuration without ablation experiments, the individual contribution of these components cannot be isolated</w:t>
-      </w:r>
-      <w:r>
-        <w:t>.</w:t>
+        <w:t>The experimental results show that HBALS consistently obtained lower best-tour lengths than the implemented BA baseline across the six tested TSPLIB instances. The reduction in best-tour length relative to BA ranged from 15.3% to 68.0% across the tested instances, although the magnitude of the difference varied substantially with problem instance. The method combines mixed Nearest-Neighbor and random initialization with elite-site exploitation, selected-site exploration, adaptive neighborhood control, and local-search refinement.</w:t>
+      </w:r>
+    </w:p>
+    <w:p>
+      <w:r>
+        <w:t>The results are consistent with the intended role of these components: Nearest-Neighbor initialization provides a set of relatively structured starting solutions, while random initialization preserves additional diversity. Elite-site search increases exploitation around promising tours, whereas selected-site search provides a lighter form of exploration. The adaptive neighborhood mechanism is designed to change the perturbation intensity according to recent progress, although in the tested runs it settled at a single swap (see Section 6.2). Because the current study evaluates the complete hybrid configuration without ablation experiments, the individual contribution of these components cannot be isolated.</w:t>
       </w:r>
     </w:p>
     <w:p>
@@ -10274,16 +9947,7 @@
         <w:t>Effective exploration–exploitation balance:</w:t>
       </w:r>
       <w:r>
-        <w:t xml:space="preserve"> </w:t>
-      </w:r>
-      <w:r>
-        <w:t>t</w:t>
-      </w:r>
-      <w:r>
-        <w:t>he presence of scout bees provides additional exploration and may reduce the risk of premature convergence to local optima</w:t>
-      </w:r>
-      <w:r>
-        <w:t>, while bees allocated to elite sites ensure precise exploitation.</w:t>
+        <w:t xml:space="preserve"> the presence of scout bees provides additional exploration and may reduce the risk of premature convergence to local optima, while bees allocated to elite sites ensure precise exploitation.</w:t>
       </w:r>
     </w:p>
     <w:p>
@@ -10442,16 +10106,7 @@
         <w:t>Greater memory and computation requirements in advanced variants</w:t>
       </w:r>
       <w:r>
-        <w:t xml:space="preserve">: versions using 2-opt or </w:t>
-      </w:r>
-      <w:r>
-        <w:t>Lightweight 3-opt-style refinement</w:t>
-      </w:r>
-      <w:r>
-        <w:t xml:space="preserve"> </w:t>
-      </w:r>
-      <w:r>
-        <w:t>incur higher time cost and are more computationally demanding to run.</w:t>
+        <w:t>: versions using 2-opt or Lightweight 3-opt-style refinement incur higher time cost and are more computationally demanding to run.</w:t>
       </w:r>
     </w:p>
     <w:p>
@@ -10459,11 +10114,7 @@
         <w:pStyle w:val="Heading2"/>
       </w:pPr>
       <w:r>
-        <w:lastRenderedPageBreak/>
-        <w:t xml:space="preserve">7.3 </w:t>
-      </w:r>
-      <w:r>
-        <w:t>Effect of the Hybrid Components</w:t>
+        <w:t>7.3 Effect of the Hybrid Components</w:t>
       </w:r>
     </w:p>
     <w:p>
@@ -10473,16 +10124,7 @@
     </w:p>
     <w:p>
       <w:r>
-        <w:t xml:space="preserve">The local-search procedures increase exploitation around promising solutions, while </w:t>
-      </w:r>
-      <w:r>
-        <w:t>the adaptive neighborhood mechanism is designed to change the perturbation intensity according to recent search progress</w:t>
-      </w:r>
-      <w:r>
-        <w:t>. These mechanisms provide a plausible explanation for the observed behavior, but their individual effects should be investigated through ablation experiments in future work</w:t>
-      </w:r>
-      <w:r>
-        <w:t>.</w:t>
+        <w:t>The local-search procedures increase exploitation around promising solutions, while the adaptive neighborhood mechanism is designed to change the perturbation intensity according to recent search progress. These mechanisms provide a plausible explanation for the observed behavior, but their individual effects should be investigated through ablation experiments in future work.</w:t>
       </w:r>
     </w:p>
     <w:p>
@@ -10503,10 +10145,7 @@
     </w:p>
     <w:p>
       <w:r>
-        <w:t>Across the 20 independent runs, HBALS showed relatively small standard deviations on the tested instances. This indicates limited variation in the best solution quality obtained across runs. However, the observed stability is specific to the selected benchmark instances and parameter configuration and should not be generalized beyond the present experiments</w:t>
-      </w:r>
-      <w:r>
-        <w:t>.</w:t>
+        <w:t>Across the 20 independent runs, HBALS showed relatively small standard deviations on the tested instances. This indicates limited variation in the best solution quality obtained across runs. However, the observed stability is specific to the selected benchmark instances and parameter configuration and should not be generalized beyond the present experiments.</w:t>
       </w:r>
     </w:p>
     <w:p>
@@ -10519,13 +10158,7 @@
     </w:p>
     <w:p>
       <w:r>
-        <w:t>Because the neighborhood size settled at a single swap in the tested runs (see Section 6.2), this behavior should not be attributed to adaptive neighborhood control, and the present experiments do not isolate its effect from the other components of HBALS</w:t>
-      </w:r>
-      <w:r>
-        <w:t>. The present experiments support this observed behavior, but they do not establish a universal convergence-rate advantage over other metaheuristics</w:t>
-      </w:r>
-      <w:r>
-        <w:t>.</w:t>
+        <w:t>On the tested instances, HBALS generally approached its final solution quality within the early part of the 300-iteration budget (Figs. 1–6, Appendix A). Because the neighborhood size settled at a single swap in the tested runs (see Section 6.2), this behavior should not be attributed to adaptive neighborhood control, and the present experiments do not isolate its effect from the other components of HBALS. The present experiments support this observed behavior, but they do not establish a universal convergence-rate advantage over other metaheuristics.</w:t>
       </w:r>
     </w:p>
     <w:p>
@@ -10533,10 +10166,7 @@
         <w:pStyle w:val="Heading1"/>
       </w:pPr>
       <w:r>
-        <w:t xml:space="preserve">8. </w:t>
-      </w:r>
-      <w:r>
-        <w:t>Comparison with Selected Recent Methods</w:t>
+        <w:t>8. Comparison with Selected Recent Methods</w:t>
       </w:r>
     </w:p>
     <w:p>
@@ -10553,16 +10183,7 @@
         <w:spacing w:after="0"/>
       </w:pPr>
       <w:r>
-        <w:t xml:space="preserve">Table </w:t>
-      </w:r>
-      <w:r>
-        <w:t>5</w:t>
-      </w:r>
-      <w:r>
-        <w:t xml:space="preserve">. </w:t>
-      </w:r>
-      <w:r>
-        <w:t>Comparison of HBALS with selected recent methods on benchmark TSP instances</w:t>
+        <w:t>Table 5. Comparison of HBALS with selected recent methods on benchmark TSP instances</w:t>
       </w:r>
     </w:p>
     <w:tbl>
@@ -11335,10 +10956,7 @@
               <w:jc w:val="center"/>
             </w:pPr>
             <w:r>
-              <w:t>2.0</w:t>
-            </w:r>
-            <w:r>
-              <w:t>0</w:t>
+              <w:t>2.00</w:t>
             </w:r>
           </w:p>
         </w:tc>
@@ -11380,10 +10998,7 @@
               <w:jc w:val="center"/>
             </w:pPr>
             <w:r>
-              <w:t>5.3</w:t>
-            </w:r>
-            <w:r>
-              <w:t>1</w:t>
+              <w:t>5.31</w:t>
             </w:r>
           </w:p>
         </w:tc>
@@ -11779,10 +11394,7 @@
               <w:jc w:val="center"/>
             </w:pPr>
             <w:r>
-              <w:t>2.8</w:t>
-            </w:r>
-            <w:r>
-              <w:t>2</w:t>
+              <w:t>2.82</w:t>
             </w:r>
           </w:p>
         </w:tc>
@@ -11824,10 +11436,7 @@
               <w:jc w:val="center"/>
             </w:pPr>
             <w:r>
-              <w:t>11.9</w:t>
-            </w:r>
-            <w:r>
-              <w:t>1</w:t>
+              <w:t>11.91</w:t>
             </w:r>
           </w:p>
         </w:tc>
@@ -12223,10 +11832,7 @@
               <w:jc w:val="center"/>
             </w:pPr>
             <w:r>
-              <w:t>79.0</w:t>
-            </w:r>
-            <w:r>
-              <w:t>6</w:t>
+              <w:t>79.06</w:t>
             </w:r>
           </w:p>
         </w:tc>
@@ -12664,10 +12270,7 @@
               <w:jc w:val="center"/>
             </w:pPr>
             <w:r>
-              <w:t>40.1</w:t>
-            </w:r>
-            <w:r>
-              <w:t>3</w:t>
+              <w:t>40.13</w:t>
             </w:r>
           </w:p>
         </w:tc>
@@ -13445,17 +13048,13 @@
     </w:tbl>
     <w:p>
       <w:pPr>
-        <w:pStyle w:val="Heading2"/>
         <w:rPr>
-          <w:rFonts w:ascii="Times New Roman" w:eastAsiaTheme="minorHAnsi" w:hAnsi="Times New Roman" w:cstheme="minorBidi"/>
-          <w:b w:val="0"/>
           <w:sz w:val="20"/>
           <w:szCs w:val="20"/>
         </w:rPr>
       </w:pPr>
       <w:r>
         <w:rPr>
-          <w:rFonts w:ascii="Times New Roman" w:eastAsiaTheme="minorHAnsi" w:hAnsi="Times New Roman" w:cstheme="minorBidi"/>
           <w:bCs/>
           <w:sz w:val="20"/>
           <w:szCs w:val="20"/>
@@ -13464,30 +13063,10 @@
       </w:r>
       <w:r>
         <w:rPr>
-          <w:rFonts w:ascii="Times New Roman" w:eastAsiaTheme="minorHAnsi" w:hAnsi="Times New Roman" w:cstheme="minorBidi"/>
-          <w:b w:val="0"/>
           <w:sz w:val="20"/>
           <w:szCs w:val="20"/>
         </w:rPr>
-        <w:t xml:space="preserve"> — </w:t>
-      </w:r>
-      <w:r>
-        <w:rPr>
-          <w:rFonts w:ascii="Times New Roman" w:eastAsiaTheme="minorHAnsi" w:hAnsi="Times New Roman" w:cstheme="minorBidi"/>
-          <w:b w:val="0"/>
-          <w:sz w:val="20"/>
-          <w:szCs w:val="20"/>
-        </w:rPr>
-        <w:t>indicates that the corresponding result was not reported in the original source. Values for Sahin (2023) [3] and Suluova et al. (2024) [2] are taken from the original publications and were not re-run</w:t>
-      </w:r>
-      <w:r>
-        <w:rPr>
-          <w:rFonts w:ascii="Times New Roman" w:eastAsiaTheme="minorHAnsi" w:hAnsi="Times New Roman" w:cstheme="minorBidi"/>
-          <w:b w:val="0"/>
-          <w:sz w:val="20"/>
-          <w:szCs w:val="20"/>
-        </w:rPr>
-        <w:t>.</w:t>
+        <w:t xml:space="preserve"> — indicates that the corresponding result was not reported in the original source. Values for Sahin (2023) [3] and Suluova et al. (2024) [2] are taken from the original publications and were not re-run.</w:t>
       </w:r>
     </w:p>
     <w:p/>
@@ -13516,62 +13095,16 @@
     </w:p>
     <w:p>
       <w:r>
-        <w:t>On eil51, HBALS achieved the best</w:t>
-      </w:r>
-      <w:r>
-        <w:t>-</w:t>
-      </w:r>
-      <w:r>
-        <w:t xml:space="preserve">known solution (BKS = 426) exactly, with a mean of 427.85 and a </w:t>
-      </w:r>
-      <w:r>
-        <w:t xml:space="preserve">mean gap </w:t>
-      </w:r>
-      <w:r>
-        <w:t xml:space="preserve">of only 0.43%, demonstrating precise and stable performance. By comparison, Suluova et al. (2024) [2] recorded a mean of 437 and a 2.58% </w:t>
-      </w:r>
-      <w:r>
-        <w:t>mean gap</w:t>
-      </w:r>
-      <w:r>
-        <w:t>— a weaker result.</w:t>
-      </w:r>
-    </w:p>
-    <w:p>
-      <w:r>
-        <w:t xml:space="preserve">On berlin52, HBALS again reached the BKS with a </w:t>
-      </w:r>
-      <w:r>
-        <w:t xml:space="preserve">mean gap </w:t>
-      </w:r>
-      <w:r>
-        <w:t xml:space="preserve">of just 0.01%, the best of the three methods. </w:t>
-      </w:r>
-      <w:r>
-        <w:t xml:space="preserve">Sahin (2023) </w:t>
-      </w:r>
-      <w:r>
-        <w:t xml:space="preserve">[3] </w:t>
-      </w:r>
-      <w:r>
-        <w:t>reported a 0.03% mean gap, while Suluova et al. (2024)</w:t>
-      </w:r>
-      <w:r>
-        <w:t xml:space="preserve"> </w:t>
-      </w:r>
-      <w:r>
-        <w:t>[2]</w:t>
-      </w:r>
-      <w:r>
-        <w:t xml:space="preserve"> reported a 5.14% mean gap</w:t>
-      </w:r>
-      <w:r>
-        <w:t>.</w:t>
-      </w:r>
-    </w:p>
-    <w:p>
-      <w:r>
-        <w:lastRenderedPageBreak/>
+        <w:t>On eil51, HBALS achieved the best-known solution (BKS = 426) exactly, with a mean of 427.85 and a mean gap of only 0.43%, demonstrating precise and stable performance. By comparison, Suluova et al. (2024) [2] recorded a mean of 437 and a 2.58% mean gap— a weaker result.</w:t>
+      </w:r>
+    </w:p>
+    <w:p>
+      <w:r>
+        <w:t>On berlin52, HBALS again reached the BKS with a mean gap of just 0.01%, the best of the three methods. Sahin (2023) [3] reported a 0.03% mean gap, while Suluova et al. (2024) [2] reported a 5.14% mean gap.</w:t>
+      </w:r>
+    </w:p>
+    <w:p>
+      <w:r>
         <w:t>These results demonstrate HBALS's high precision and stable behavior on small-scale problems.</w:t>
       </w:r>
     </w:p>
@@ -13592,30 +13125,12 @@
     </w:p>
     <w:p>
       <w:r>
-        <w:t xml:space="preserve">On st70, HBALS reached a best value of 675 with a 0.65% </w:t>
-      </w:r>
-      <w:r>
-        <w:t>mean gap</w:t>
-      </w:r>
-      <w:r>
-        <w:t xml:space="preserve"> </w:t>
-      </w:r>
-      <w:r>
-        <w:t xml:space="preserve">— a favorable result. Sahin (2023) [3] achieved a lower </w:t>
-      </w:r>
-      <w:r>
-        <w:t xml:space="preserve">mean gap </w:t>
-      </w:r>
-      <w:r>
-        <w:t>(0.31%) and ranked first, while Suluova et al. (2024) [2] performed worse, at 3.11%.</w:t>
-      </w:r>
-    </w:p>
-    <w:p>
-      <w:r>
-        <w:t>On kroA100, HBALS obtained a best value of 21296 and a mean value of 21388.60, corresponding to a mean gap of 0.50% from the BKS of 21282. Sahin (2023) [3] reported a best value and mean value of 21285, which are closer to the BKS. Suluova et al. (2024) [2] reported a mean gap of 3.46%. HBALS therefore provides a competitive result but does not achieve the best reported performance for this instance</w:t>
-      </w:r>
-      <w:r>
-        <w:t>.</w:t>
+        <w:t>On st70, HBALS reached a best value of 675 with a 0.65% mean gap — a favorable result. Sahin (2023) [3] achieved a lower mean gap (0.31%) and ranked first, while Suluova et al. (2024) [2] performed worse, at 3.11%.</w:t>
+      </w:r>
+    </w:p>
+    <w:p>
+      <w:r>
+        <w:t>On kroA100, HBALS obtained a best value of 21296 and a mean value of 21388.60, corresponding to a mean gap of 0.50% from the BKS of 21282. Sahin (2023) [3] reported a best value and mean value of 21285, which are closer to the BKS. Suluova et al. (2024) [2] reported a mean gap of 3.46%. HBALS therefore provides a competitive result but does not achieve the best reported performance for this instance.</w:t>
       </w:r>
     </w:p>
     <w:p>
@@ -13635,18 +13150,12 @@
     </w:p>
     <w:p>
       <w:r>
-        <w:t>On ch150, HBALS obtained a best value of 6570 and a mean value of 6627.95, corresponding to a mean gap of 1.53% from the BKS of 6528. Sahin (2023) [3] reported a best value of 6552 and a mean value of 6554, both of which are closer to the BKS. Suluova et al. (2024) [2] reported a mean gap of 6.13%. The result indicates that HBALS remains competitive on this larger tested instance, although the reported Sahin result is better</w:t>
-      </w:r>
-      <w:r>
-        <w:t>.</w:t>
-      </w:r>
-    </w:p>
-    <w:p>
-      <w:r>
-        <w:t>On rat195, HBALS obtained a best value of 2349 and a mean value of 2375.30, corresponding to a mean gap of 2.25% from the BKS of 2323. Sahin (2023) [3] reported a best value of 2340 and a mean value of 2352, both of which are lower than the corresponding HBALS values. Suluova et al. (2024) [2] did not report a result for rat195. HBALS therefore remained competitive on this instance but did not outperform the reported Sahin result</w:t>
-      </w:r>
-      <w:r>
-        <w:t>.</w:t>
+        <w:t>On ch150, HBALS obtained a best value of 6570 and a mean value of 6627.95, corresponding to a mean gap of 1.53% from the BKS of 6528. Sahin (2023) [3] reported a best value of 6552 and a mean value of 6554, both of which are closer to the BKS. Suluova et al. (2024) [2] reported a mean gap of 6.13%. The result indicates that HBALS remains competitive on this larger tested instance, although the reported Sahin result is better.</w:t>
+      </w:r>
+    </w:p>
+    <w:p>
+      <w:r>
+        <w:t>On rat195, HBALS obtained a best value of 2349 and a mean value of 2375.30, corresponding to a mean gap of 2.25% from the BKS of 2323. Sahin (2023) [3] reported a best value of 2340 and a mean value of 2352, both of which are lower than the corresponding HBALS values. Suluova et al. (2024) [2] did not report a result for rat195. HBALS therefore remained competitive on this instance but did not outperform the reported Sahin result.</w:t>
       </w:r>
     </w:p>
     <w:p>
@@ -13659,10 +13168,7 @@
     </w:p>
     <w:p>
       <w:r>
-        <w:t>Across the six evaluated TSPLIB instances, HBALS reached the BKS on three instances and produced mean gaps of at most 2.25% from the BKS on the tested set. Compared with the implemented BA baseline, HBALS obtained lower best-tour lengths on all six instances. The runtime increased with instance size, reflecting the additional computational cost of neighborhood perturbation and local-search refinement. The comparison with selected recent studies shows that HBALS is competitive on several instances but does not consistently outperform all published methods</w:t>
-      </w:r>
-      <w:r>
-        <w:t>.</w:t>
+        <w:t>Across the six evaluated TSPLIB instances, HBALS reached the BKS on three instances and produced mean gaps of at most 2.25% from the BKS on the tested set. Compared with the implemented BA baseline, HBALS obtained lower best-tour lengths on all six instances. The runtime increased with instance size, reflecting the additional computational cost of neighborhood perturbation and local-search refinement. The comparison with selected recent studies shows that HBALS is competitive on several instances but does not consistently outperform all published methods.</w:t>
       </w:r>
     </w:p>
     <w:p>
@@ -13675,17 +13181,7 @@
     </w:p>
     <w:p>
       <w:r>
-        <w:t xml:space="preserve">This study examined the Bees Algorithm and its improved variants, with particular focus on solving the Traveling Salesman Problem (TSP). The algorithm's structure, biological rationale, and search cycle were first described, showing how inspiration from the natural foraging behavior of bees produces a powerful mechanism for balancing exploration and exploitation in complex </w:t>
-      </w:r>
-      <w:r>
-        <w:lastRenderedPageBreak/>
-        <w:t xml:space="preserve">optimization problems. The TSP was then modeled in detail, and </w:t>
-      </w:r>
-      <w:r>
-        <w:t>the adaptation of both BA and the proposed hybrid variant, HBALS, for obtaining high-quality TSP tours under practical computational budgets was explained</w:t>
-      </w:r>
-      <w:r>
-        <w:t>.</w:t>
+        <w:t>This study examined the Bees Algorithm and its improved variants, with particular focus on solving the Traveling Salesman Problem (TSP). The algorithm's structure, biological rationale, and search cycle were first described, showing how inspiration from the natural foraging behavior of bees produces a powerful mechanism for balancing exploration and exploitation in complex optimization problems. The TSP was then modeled in detail, and the adaptation of both BA and the proposed hybrid variant, HBALS, for obtaining high-quality TSP tours under practical computational budgets was explained.</w:t>
       </w:r>
     </w:p>
     <w:p>
@@ -13703,13 +13199,7 @@
     </w:p>
     <w:p>
       <w:r>
-        <w:t xml:space="preserve">Under the experimental configuration used in this study, HBALS reached the best-known solution on eil51, berlin52, and st70 and produced solutions within 2.25% of the BKS in terms of mean tour length on the tested instances. </w:t>
-      </w:r>
-      <w:r>
-        <w:t>HBALS also obtained lower best-tour lengths than the implemented BA, ACO, GA, and PSO baselines on all six instances. Relative to the implemented BA baseline, the reduction in best-tour length ranged from 15.3% to 68.0%, with an arithmetic mean reduction of 41.5% across the six instances</w:t>
-      </w:r>
-      <w:r>
-        <w:t xml:space="preserve">. A Friedman test indicated statistically significant differences among the five tested algorithm configurations </w:t>
+        <w:t xml:space="preserve">Under the experimental configuration used in this study, HBALS reached the best-known solution on eil51, berlin52, and st70 and produced solutions within 2.25% of the BKS in terms of mean tour length on the tested instances. HBALS also obtained lower best-tour lengths than the implemented BA, ACO, GA, and PSO baselines on all six instances. Relative to the implemented BA baseline, the reduction in best-tour length ranged from 15.3% to 68.0%, with an arithmetic mean reduction of 41.5% across the six instances. A Friedman test indicated statistically significant differences among the five tested algorithm configurations </w:t>
       </w:r>
       <m:oMath>
         <m:sSup>
@@ -13826,10 +13316,7 @@
         <w:t xml:space="preserve">Limited effect of the adaptive neighborhood mechanism: </w:t>
       </w:r>
       <w:r>
-        <w:t>because the neighborhood size is updated with integer truncation, it decreases from 3 to 1 within the first two iterations and cannot increase from 1 with β = 1.05. The perturbation strength therefore remains at one random swap for the rest of each run, and the adaptive expansion step is effectively inactive on the tested instances</w:t>
-      </w:r>
-      <w:r>
-        <w:t>.</w:t>
+        <w:t>because the neighborhood size is updated with integer truncation, it decreases from 3 to 1 within the first two iterations and cannot increase from 1 with β = 1.05. The perturbation strength therefore remains at one random swap for the rest of each run, and the adaptive expansion step is effectively inactive on the tested instances.</w:t>
       </w:r>
     </w:p>
     <w:p>
@@ -13927,10 +13414,7 @@
         <w:t xml:space="preserve">Relatively high computational cost in hybrid variants: </w:t>
       </w:r>
       <w:r>
-        <w:t>local-search procedures add computational overhead and may increase runtime as the problem size grows</w:t>
-      </w:r>
-      <w:r>
-        <w:t>.</w:t>
+        <w:t>local-search procedures add computational overhead and may increase runtime as the problem size grows.</w:t>
       </w:r>
     </w:p>
     <w:p>
@@ -13954,15 +13438,11 @@
         <w:t>Increasing computational requirements for larger TSP instances:</w:t>
       </w:r>
       <w:r>
-        <w:t xml:space="preserve"> </w:t>
-      </w:r>
-      <w:r>
-        <w:t>as the number of cities increases, the search space and cost of evaluating and refining candidate tours also increase.</w:t>
-      </w:r>
-    </w:p>
-    <w:p>
-      <w:r>
-        <w:lastRenderedPageBreak/>
+        <w:t xml:space="preserve"> as the number of cities increases, the search space and cost of evaluating and refining candidate tours also increase.</w:t>
+      </w:r>
+    </w:p>
+    <w:p>
+      <w:r>
         <w:t>The experimental evaluation is limited to six TSPLIB instances with up to 195 cities and therefore does not establish the behavior of HBALS on substantially larger TSP instances. In addition, the current study evaluates the complete hybrid method without an ablation analysis; consequently, the individual contributions of Nearest-Neighbor initialization, adaptive neighborhood control, 2-opt, and lightweight 3-opt-style refinement cannot be isolated. Comparisons with published methods should also be interpreted cautiously because differences in implementation, parameter settings, computational resources, and stopping criteria may affect reported results.</w:t>
       </w:r>
     </w:p>
@@ -14001,7 +13481,7 @@
     </w:p>
     <w:p>
       <w:r>
-        <w:t>Extending the algorithm to more complex variants such as mTSP, DTSP, and VRP: applying new algorithmic adaptations to solve more realistic problems in transportation, logistics, and robot routing.</w:t>
+        <w:t>Extending the algorithm to more complex variants such as the multiple TSP (mTSP), dynamic TSP (DTSP), and Vehicle Routing Problem (VRP): applying new algorithmic adaptations to solve more realistic problems in transportation, logistics, and robot routing.</w:t>
       </w:r>
     </w:p>
     <w:p/>
@@ -14010,45 +13490,65 @@
         <w:pStyle w:val="Heading1"/>
       </w:pPr>
       <w:r>
-        <w:t>Acknowledgments</w:t>
-      </w:r>
-    </w:p>
-    <w:p>
-      <w:r>
-        <w:t>The author thanks Dr. Masoud Bakravi for serving as the supervisor of the Computer Project course at Islamic Azad University, Ardabil, under which this work was carried out.</w:t>
-      </w:r>
-    </w:p>
-    <w:p>
-      <w:r>
-        <w:t>The author used ChatGPT (OpenAI) and Claude (Anthropic) for language editing and for feedback on the manuscript and repository documentation. The author reviewed and edited all content and takes full responsibility for the work.</w:t>
-      </w:r>
-    </w:p>
-    <w:p>
-      <w:pPr>
-        <w:pStyle w:val="Heading1"/>
-      </w:pPr>
-      <w:r>
-        <w:t>Conflict of interest</w:t>
-      </w:r>
-    </w:p>
-    <w:p>
-      <w:r>
-        <w:t>The author declares no competing interests</w:t>
-      </w:r>
-      <w:r>
-        <w:t>.</w:t>
-      </w:r>
-    </w:p>
-    <w:p>
-      <w:pPr>
-        <w:pStyle w:val="Heading1"/>
-      </w:pPr>
-      <w:r>
-        <w:lastRenderedPageBreak/>
-        <w:t>Data and code availability</w:t>
-      </w:r>
-    </w:p>
-    <w:p>
+        <w:t>Statements and Declarations</w:t>
+      </w:r>
+    </w:p>
+    <w:p>
+      <w:r>
+        <w:rPr>
+          <w:b/>
+          <w:bCs/>
+        </w:rPr>
+        <w:t xml:space="preserve">Funding. </w:t>
+      </w:r>
+      <w:r>
+        <w:t>No funding was received for conducting this study.</w:t>
+      </w:r>
+    </w:p>
+    <w:p>
+      <w:r>
+        <w:rPr>
+          <w:b/>
+          <w:bCs/>
+        </w:rPr>
+        <w:t xml:space="preserve">Competing interests. </w:t>
+      </w:r>
+      <w:r>
+        <w:t>The author has no relevant financial or non-financial interests to disclose.</w:t>
+      </w:r>
+    </w:p>
+    <w:p>
+      <w:r>
+        <w:rPr>
+          <w:b/>
+          <w:bCs/>
+        </w:rPr>
+        <w:t xml:space="preserve">Author contributions. </w:t>
+      </w:r>
+      <w:r>
+        <w:t>Erfan Khadiv, the sole author, was responsible for the conception and design of the study, the software implementation, the experiments, the analysis of the results, and the writing of the manuscript.</w:t>
+      </w:r>
+    </w:p>
+    <w:p>
+      <w:r>
+        <w:rPr>
+          <w:b/>
+          <w:bCs/>
+        </w:rPr>
+        <w:t xml:space="preserve">Ethics approval and consent. </w:t>
+      </w:r>
+      <w:r>
+        <w:t>Not applicable. This study did not involve human participants or animals.</w:t>
+      </w:r>
+    </w:p>
+    <w:p>
+      <w:r>
+        <w:rPr>
+          <w:b/>
+          <w:bCs/>
+        </w:rPr>
+        <w:t xml:space="preserve">Data and code availability. </w:t>
+      </w:r>
       <w:r>
         <w:t>The benchmark instances used in this study (eil51, berlin52, st70, kroA100, ch150, and rat195) are taken from the TSPLIB library [14].</w:t>
       </w:r>
@@ -14060,13 +13560,7 @@
     </w:p>
     <w:p>
       <w:r>
-        <w:t>The source code, the instance files used, and all</w:t>
-      </w:r>
-      <w:r>
-        <w:t xml:space="preserve"> </w:t>
-      </w:r>
-      <w:r>
-        <w:t xml:space="preserve">experimental results and convergence plots are available at </w:t>
+        <w:t xml:space="preserve">The source code, the instance files used, and all experimental results and convergence plots are available at </w:t>
       </w:r>
       <w:hyperlink r:id="rId9" w:history="1">
         <w:r>
@@ -14088,36 +13582,27 @@
         <w:pStyle w:val="Heading1"/>
       </w:pPr>
       <w:r>
-        <w:lastRenderedPageBreak/>
         <w:t>Appendix A — Supplementary Experimental Results and Convergence Analysis</w:t>
       </w:r>
     </w:p>
     <w:p>
       <w:r>
-        <w:t>These plots illustrate the convergence behavior of HBALS across the six selected TSPLIB instances. Each curve represents the average best-so-far tour cost over 20 independent runs, with the shaded region showing the minimum–maximum range across runs</w:t>
-      </w:r>
-      <w:r>
-        <w:t>.</w:t>
+        <w:t>Figs. 1–6 illustrate the convergence behavior of HBALS across the six selected TSPLIB instances. Each curve represents the average best-so-far tour cost over 20 independent runs, with the shaded region showing the minimum–maximum range across runs.</w:t>
       </w:r>
     </w:p>
     <w:p>
       <w:pPr>
-        <w:pStyle w:val="Heading2"/>
+        <w:pStyle w:val="CAPTIONS"/>
+        <w:keepNext/>
       </w:pPr>
       <w:r>
-        <w:t>Figure A</w:t>
-      </w:r>
-      <w:r>
-        <w:t>.</w:t>
-      </w:r>
-      <w:r>
-        <w:t>1</w:t>
-      </w:r>
-      <w:r>
-        <w:t xml:space="preserve"> </w:t>
-      </w:r>
-      <w:r>
-        <w:t>Convergence of HBALS on the eil51 TSPLIB instance over 20 independent runs.</w:t>
+        <w:t>Fig. 1</w:t>
+      </w:r>
+      <w:r>
+        <w:rPr>
+          <w:b w:val="0"/>
+        </w:rPr>
+        <w:t xml:space="preserve"> Convergence of HBALS on the eil51 TSPLIB instance over 20 independent runs</w:t>
       </w:r>
     </w:p>
     <w:p>
@@ -14130,7 +13615,7 @@
         </w:rPr>
         <w:drawing>
           <wp:inline distT="0" distB="0" distL="0" distR="0" wp14:anchorId="7FD27455" wp14:editId="47C5E521">
-            <wp:extent cx="4762500" cy="2857500"/>
+            <wp:extent cx="4526280" cy="2499201"/>
             <wp:effectExtent l="0" t="0" r="0" b="0"/>
             <wp:docPr id="1" name="Picture 1"/>
             <wp:cNvGraphicFramePr>
@@ -14155,7 +13640,7 @@
                   <pic:spPr bwMode="auto">
                     <a:xfrm>
                       <a:off x="0" y="0"/>
-                      <a:ext cx="4762500" cy="2857500"/>
+                      <a:ext cx="4526280" cy="2499201"/>
                     </a:xfrm>
                     <a:prstGeom prst="rect">
                       <a:avLst/>
@@ -14170,28 +13655,17 @@
     </w:p>
     <w:p>
       <w:pPr>
-        <w:pStyle w:val="Heading2"/>
+        <w:pStyle w:val="CAPTIONS"/>
+        <w:keepNext/>
       </w:pPr>
       <w:r>
-        <w:t>Figure A</w:t>
-      </w:r>
-      <w:r>
-        <w:t>.2</w:t>
-      </w:r>
-      <w:r>
-        <w:t xml:space="preserve"> </w:t>
-      </w:r>
-      <w:r>
-        <w:t xml:space="preserve">Convergence of HBALS on the </w:t>
-      </w:r>
-      <w:r>
-        <w:t>berlin52</w:t>
-      </w:r>
-      <w:r>
-        <w:t xml:space="preserve"> TSPLIB instance over 20 independent runs</w:t>
-      </w:r>
-      <w:r>
-        <w:t xml:space="preserve"> </w:t>
+        <w:t>Fig. 2</w:t>
+      </w:r>
+      <w:r>
+        <w:rPr>
+          <w:b w:val="0"/>
+        </w:rPr>
+        <w:t xml:space="preserve"> Convergence of HBALS on the berlin52 TSPLIB instance over 20 independent runs </w:t>
       </w:r>
     </w:p>
     <w:p>
@@ -14204,7 +13678,7 @@
         </w:rPr>
         <w:drawing>
           <wp:inline distT="0" distB="0" distL="0" distR="0" wp14:anchorId="0DF3ED65" wp14:editId="61E6FD54">
-            <wp:extent cx="4762500" cy="2857500"/>
+            <wp:extent cx="4526280" cy="2499201"/>
             <wp:effectExtent l="0" t="0" r="0" b="0"/>
             <wp:docPr id="1300105995" name="Picture 1300105995"/>
             <wp:cNvGraphicFramePr>
@@ -14229,7 +13703,7 @@
                   <pic:spPr bwMode="auto">
                     <a:xfrm>
                       <a:off x="0" y="0"/>
-                      <a:ext cx="4762500" cy="2857500"/>
+                      <a:ext cx="4526280" cy="2499201"/>
                     </a:xfrm>
                     <a:prstGeom prst="rect">
                       <a:avLst/>
@@ -14244,29 +13718,17 @@
     </w:p>
     <w:p>
       <w:pPr>
-        <w:pStyle w:val="Heading2"/>
+        <w:pStyle w:val="CAPTIONS"/>
+        <w:keepNext/>
       </w:pPr>
       <w:r>
-        <w:lastRenderedPageBreak/>
-        <w:t>Figure A</w:t>
-      </w:r>
-      <w:r>
-        <w:t>.3</w:t>
-      </w:r>
-      <w:r>
-        <w:t xml:space="preserve"> </w:t>
-      </w:r>
-      <w:r>
-        <w:t xml:space="preserve">Convergence of HBALS on the </w:t>
-      </w:r>
-      <w:r>
-        <w:t>st70</w:t>
-      </w:r>
-      <w:r>
-        <w:t xml:space="preserve"> TSPLIB instance over 20 independent runs</w:t>
-      </w:r>
-      <w:r>
-        <w:t xml:space="preserve"> </w:t>
+        <w:t>Fig. 3</w:t>
+      </w:r>
+      <w:r>
+        <w:rPr>
+          <w:b w:val="0"/>
+        </w:rPr>
+        <w:t xml:space="preserve"> Convergence of HBALS on the st70 TSPLIB instance over 20 independent runs </w:t>
       </w:r>
     </w:p>
     <w:p>
@@ -14279,7 +13741,7 @@
         </w:rPr>
         <w:drawing>
           <wp:inline distT="0" distB="0" distL="0" distR="0" wp14:anchorId="75915DD9" wp14:editId="64CA41F8">
-            <wp:extent cx="4762500" cy="2857500"/>
+            <wp:extent cx="4526280" cy="2499201"/>
             <wp:effectExtent l="0" t="0" r="0" b="0"/>
             <wp:docPr id="114936798" name="Picture 114936798"/>
             <wp:cNvGraphicFramePr>
@@ -14304,7 +13766,7 @@
                   <pic:spPr bwMode="auto">
                     <a:xfrm>
                       <a:off x="0" y="0"/>
-                      <a:ext cx="4762500" cy="2857500"/>
+                      <a:ext cx="4526280" cy="2499201"/>
                     </a:xfrm>
                     <a:prstGeom prst="rect">
                       <a:avLst/>
@@ -14319,34 +13781,17 @@
     </w:p>
     <w:p>
       <w:pPr>
-        <w:pStyle w:val="Heading2"/>
+        <w:pStyle w:val="CAPTIONS"/>
+        <w:keepNext/>
       </w:pPr>
       <w:r>
-        <w:t>Figure A</w:t>
-      </w:r>
-      <w:r>
-        <w:t>.</w:t>
-      </w:r>
-      <w:r>
-        <w:t>4</w:t>
-      </w:r>
-      <w:r>
-        <w:t xml:space="preserve"> </w:t>
-      </w:r>
-      <w:r>
-        <w:t xml:space="preserve">Convergence of HBALS on the </w:t>
-      </w:r>
-      <w:r>
-        <w:t>kro</w:t>
-      </w:r>
-      <w:r>
-        <w:t>A</w:t>
-      </w:r>
-      <w:r>
-        <w:t xml:space="preserve">100 </w:t>
-      </w:r>
-      <w:r>
-        <w:t>TSPLIB instance over 20 independent runs</w:t>
+        <w:t>Fig. 4</w:t>
+      </w:r>
+      <w:r>
+        <w:rPr>
+          <w:b w:val="0"/>
+        </w:rPr>
+        <w:t xml:space="preserve"> Convergence of HBALS on the kroA100 TSPLIB instance over 20 independent runs</w:t>
       </w:r>
     </w:p>
     <w:p>
@@ -14359,7 +13804,7 @@
         </w:rPr>
         <w:drawing>
           <wp:inline distT="0" distB="0" distL="0" distR="0" wp14:anchorId="3E51B5EA" wp14:editId="5FBC9E49">
-            <wp:extent cx="4762500" cy="2857500"/>
+            <wp:extent cx="4526280" cy="2499201"/>
             <wp:effectExtent l="0" t="0" r="0" b="0"/>
             <wp:docPr id="1921857897" name="Picture 1921857897"/>
             <wp:cNvGraphicFramePr>
@@ -14384,7 +13829,7 @@
                   <pic:spPr bwMode="auto">
                     <a:xfrm>
                       <a:off x="0" y="0"/>
-                      <a:ext cx="4762500" cy="2857500"/>
+                      <a:ext cx="4526280" cy="2499201"/>
                     </a:xfrm>
                     <a:prstGeom prst="rect">
                       <a:avLst/>
@@ -14399,26 +13844,17 @@
     </w:p>
     <w:p>
       <w:pPr>
-        <w:pStyle w:val="Heading2"/>
+        <w:pStyle w:val="CAPTIONS"/>
+        <w:keepNext/>
       </w:pPr>
       <w:r>
-        <w:lastRenderedPageBreak/>
-        <w:t>Figure A</w:t>
-      </w:r>
-      <w:r>
-        <w:t>.5</w:t>
-      </w:r>
-      <w:r>
-        <w:t xml:space="preserve"> </w:t>
-      </w:r>
-      <w:r>
-        <w:t xml:space="preserve">Convergence of HBALS on the </w:t>
-      </w:r>
-      <w:r>
-        <w:t>ch150</w:t>
-      </w:r>
-      <w:r>
-        <w:t xml:space="preserve"> TSPLIB instance over 20 independent runs</w:t>
+        <w:t>Fig. 5</w:t>
+      </w:r>
+      <w:r>
+        <w:rPr>
+          <w:b w:val="0"/>
+        </w:rPr>
+        <w:t xml:space="preserve"> Convergence of HBALS on the ch150 TSPLIB instance over 20 independent runs</w:t>
       </w:r>
     </w:p>
     <w:p>
@@ -14431,7 +13867,7 @@
         </w:rPr>
         <w:drawing>
           <wp:inline distT="0" distB="0" distL="0" distR="0" wp14:anchorId="62112CE9" wp14:editId="47F4D10B">
-            <wp:extent cx="4762500" cy="2857500"/>
+            <wp:extent cx="4526280" cy="2499201"/>
             <wp:effectExtent l="0" t="0" r="0" b="0"/>
             <wp:docPr id="1243525752" name="Picture 1243525752"/>
             <wp:cNvGraphicFramePr>
@@ -14456,7 +13892,7 @@
                   <pic:spPr bwMode="auto">
                     <a:xfrm>
                       <a:off x="0" y="0"/>
-                      <a:ext cx="4762500" cy="2857500"/>
+                      <a:ext cx="4526280" cy="2499201"/>
                     </a:xfrm>
                     <a:prstGeom prst="rect">
                       <a:avLst/>
@@ -14471,25 +13907,17 @@
     </w:p>
     <w:p>
       <w:pPr>
-        <w:pStyle w:val="Heading2"/>
+        <w:pStyle w:val="CAPTIONS"/>
+        <w:keepNext/>
       </w:pPr>
       <w:r>
-        <w:t>Figure A</w:t>
-      </w:r>
-      <w:r>
-        <w:t>.6</w:t>
-      </w:r>
-      <w:r>
-        <w:t xml:space="preserve"> </w:t>
-      </w:r>
-      <w:r>
-        <w:t xml:space="preserve">Convergence of HBALS on the </w:t>
-      </w:r>
-      <w:r>
-        <w:t>rat195</w:t>
-      </w:r>
-      <w:r>
-        <w:t xml:space="preserve"> TSPLIB instance over 20 independent runs</w:t>
+        <w:t>Fig. 6</w:t>
+      </w:r>
+      <w:r>
+        <w:rPr>
+          <w:b w:val="0"/>
+        </w:rPr>
+        <w:t xml:space="preserve"> Convergence of HBALS on the rat195 TSPLIB instance over 20 independent runs</w:t>
       </w:r>
     </w:p>
     <w:p>
@@ -14502,7 +13930,7 @@
         </w:rPr>
         <w:drawing>
           <wp:inline distT="0" distB="0" distL="0" distR="0" wp14:anchorId="16046A24" wp14:editId="4268A412">
-            <wp:extent cx="4762500" cy="2857500"/>
+            <wp:extent cx="4526280" cy="2499201"/>
             <wp:effectExtent l="0" t="0" r="0" b="0"/>
             <wp:docPr id="1249941639" name="Picture 1249941639"/>
             <wp:cNvGraphicFramePr>
@@ -14527,7 +13955,7 @@
                   <pic:spPr bwMode="auto">
                     <a:xfrm>
                       <a:off x="0" y="0"/>
-                      <a:ext cx="4762500" cy="2857500"/>
+                      <a:ext cx="4526280" cy="2499201"/>
                     </a:xfrm>
                     <a:prstGeom prst="rect">
                       <a:avLst/>
@@ -14553,7 +13981,6 @@
         <w:pStyle w:val="Heading1"/>
       </w:pPr>
       <w:r>
-        <w:lastRenderedPageBreak/>
         <w:t>References</w:t>
       </w:r>
     </w:p>
@@ -14563,13 +13990,7 @@
         <w:ind w:left="284" w:hanging="284"/>
       </w:pPr>
       <w:r>
-        <w:t>[1] Blum, Christian &amp; Roli, Andrea. (200</w:t>
-      </w:r>
-      <w:r>
-        <w:t>3</w:t>
-      </w:r>
-      <w:r>
-        <w:t xml:space="preserve">). Metaheuristics in Combinatorial Optimization: Overview and Conceptual Comparison. ACM Comput. Surv. 35. 268–308. </w:t>
+        <w:t xml:space="preserve">[1] Blum, Christian &amp; Roli, Andrea. (2003). Metaheuristics in Combinatorial Optimization: Overview and Conceptual Comparison. ACM Comput. Surv. 35. 268–308. </w:t>
       </w:r>
       <w:hyperlink r:id="rId16" w:history="1">
         <w:r>
@@ -14657,13 +14078,7 @@
         </w:rPr>
       </w:pPr>
       <w:r>
-        <w:t xml:space="preserve">[6] </w:t>
-      </w:r>
-      <w:r>
-        <w:t xml:space="preserve">Ismail, A. H. (2021). Enhancing the bees algorithm using the traplining metaphor. </w:t>
-      </w:r>
-      <w:r>
-        <w:t xml:space="preserve">PhD Thesis, University of Birmingham. </w:t>
+        <w:t xml:space="preserve">[6] Ismail, A. H. (2021). Enhancing the bees algorithm using the traplining metaphor. PhD Thesis, University of Birmingham. </w:t>
       </w:r>
       <w:r>
         <w:fldChar w:fldCharType="begin"/>
@@ -14690,13 +14105,7 @@
         <w:fldChar w:fldCharType="end"/>
       </w:r>
       <w:r>
-        <w:t>[7]</w:t>
-      </w:r>
-      <w:r>
-        <w:t xml:space="preserve"> </w:t>
-      </w:r>
-      <w:r>
-        <w:t xml:space="preserve">Seeley, T. D. (1995). The Wisdom of the Hive: The Social Physiology of Honey Bee Colonies. Cambridge, MA: Harvard University Press. </w:t>
+        <w:t xml:space="preserve">[7] Seeley, T. D. (1995). The Wisdom of the Hive: The Social Physiology of Honey Bee Colonies. Cambridge, MA: Harvard University Press. </w:t>
       </w:r>
       <w:hyperlink r:id="rId21" w:history="1">
         <w:r>
@@ -14713,16 +14122,7 @@
         <w:ind w:left="288" w:hanging="288"/>
       </w:pPr>
       <w:r>
-        <w:t>[8] Camazine, S., Deneubourg, J.L., Franks, N.R., Sneyd, J., Theraulaz, G., &amp; Bonabeau, E.  (2001). Self</w:t>
-      </w:r>
-      <w:r>
-        <w:t>-</w:t>
-      </w:r>
-      <w:r>
-        <w:t>Organization in Biological Systems. Princeton University Press.</w:t>
-      </w:r>
-      <w:r>
-        <w:t xml:space="preserve"> </w:t>
+        <w:t xml:space="preserve">[8] Camazine, S., Deneubourg, J.L., Franks, N.R., Sneyd, J., Theraulaz, G., &amp; Bonabeau, E.  (2001). Self-Organization in Biological Systems. Princeton University Press. </w:t>
       </w:r>
       <w:hyperlink r:id="rId22" w:history="1">
         <w:r>
@@ -14742,16 +14142,7 @@
         <w:ind w:left="288" w:hanging="288"/>
       </w:pPr>
       <w:r>
-        <w:t>[9] Pham, D. T., Castellani, M., Sholedolu, M., &amp; Ghanbarzadeh, A. (2008). The Bees Algorithm and Mechanical Design Optimisation. In Proceedings of the 5th International Conference on Informatics in Control, Automation and Robotics (ICINCO-ICSO 2008),</w:t>
-      </w:r>
-      <w:r>
-        <w:t xml:space="preserve"> </w:t>
-      </w:r>
-      <w:r>
-        <w:t>Funchal, Madeira, Portugal, pp. 250–255.</w:t>
-      </w:r>
-      <w:r>
-        <w:t xml:space="preserve"> </w:t>
+        <w:t xml:space="preserve">[9] Pham, D. T., Castellani, M., Sholedolu, M., &amp; Ghanbarzadeh, A. (2008). The Bees Algorithm and Mechanical Design Optimisation. In Proceedings of the 5th International Conference on Informatics in Control, Automation and Robotics (ICINCO-ICSO 2008), Funchal, Madeira, Portugal, pp. 250–255. </w:t>
       </w:r>
       <w:hyperlink r:id="rId23" w:history="1">
         <w:r>
@@ -14839,10 +14230,7 @@
         <w:ind w:left="284" w:hanging="284"/>
       </w:pPr>
       <w:r>
-        <w:t xml:space="preserve">[14] </w:t>
-      </w:r>
-      <w:r>
-        <w:t xml:space="preserve">Reinelt, G. (1991). TSPLIB: A traveling salesman problem library. ORSA Journal on Computing, 3(4), 376–384. </w:t>
+        <w:t xml:space="preserve">[14] Reinelt, G. (1991). TSPLIB: A traveling salesman problem library. ORSA Journal on Computing, 3(4), 376–384. </w:t>
       </w:r>
       <w:hyperlink r:id="rId28" w:history="1">
         <w:r>
@@ -15824,6 +15212,7 @@
   <w:style w:type="character" w:default="1" w:styleId="DefaultParagraphFont">
     <w:name w:val="Default Paragraph Font"/>
     <w:uiPriority w:val="1"/>
+    <w:semiHidden/>
     <w:unhideWhenUsed/>
   </w:style>
   <w:style w:type="table" w:default="1" w:styleId="TableNormal">

--- a/docs/HBALS_paper.docx
+++ b/docs/HBALS_paper.docx
@@ -170,7 +170,7 @@
     </w:p>
     <w:p>
       <w:r>
-        <w:t>The author thanks Dr. Masoud Bakravi for serving as the supervisor of the Computer Project course at Islamic Azad University, Ardabil, under which this work was carried out.</w:t>
+        <w:t>The author thanks Dr. Masoud Bekravi for serving as the supervisor of the Computer Project course at Islamic Azad University, Ardabil, under which this work was carried out.</w:t>
       </w:r>
     </w:p>
     <w:p>
